--- a/doc/BLOO-Coffee-Audit-Report-EN.docx
+++ b/doc/BLOO-Coffee-Audit-Report-EN.docx
@@ -78,7 +78,7 @@
           <w:i w:val="0"/>
           <w:sz w:val="20"/>
         </w:rPr>
-        <w:t>The audit verified the deployment and corrected two homepage sections that were not reading as composed, and one accessibility defect. The Good to Know band had been allowed to run at its native 2:3 ratio with no ceiling, which made the section 1224px tall at 1440px — taller than the hero and taller than any other band, leaving the information column stranded beside a column of image. The photograph is now held to 600x900 on desktop, which keeps the 2:3 ratio exactly and holds the section to 900px at every width from 1280px upward, bringing the document from 7947px to 7623px at 1440px. Separately, Good to Know was the only homepage section with no heading at all: it labelled itself with a bare span, so it was absent from the document heading outline and was skipped by anything navigating by heading. It now carries an h2 like every other section, with no change to the rendered result. Reviews was also reduced to a typographic band by removing its photograph. The site verifies clean: 60 behavioural checks and a 431-check crawl across all 7 tested widths, with zero broken links, zero console errors, zero CSP violations, zero cumulative layout shift, no horizontal overflow and no image missing alternative text.</w:t>
+        <w:t>The audit verified the deployment and corrected two homepage sections that were not reading as composed, and one accessibility defect. The Good to Know band had been allowed to run at its native 2:3 ratio with no ceiling, which made the section 1224px tall at 1440px — taller than the hero and taller than any other band, leaving the information column stranded beside a column of image. Capping the photograph at 600x900 stopped it from dominating the page but left the picture 312px away from the text at 1440px, and 752px away at 1920px: the two were separate islands whose gap grew with the viewport. The composition is now a single pair. The photograph is a normal photograph inside a normal band — 400x500 at 1440px, 80% of a 628px section rather than the full height — and the pair is centred around a fixed 64px gutter, reversing for Arabic under dir=rtl, shortening the document from 7623px to 7351px at 1440px. Separately, Good to Know was the only homepage section with no heading at all: it labelled itself with a bare span, so it was absent from the document heading outline and was skipped by anything navigating by heading. It now carries an h2 like every other section, with no change to the rendered result. Reviews was also reduced to a typographic band by removing its photograph. The site verifies clean: a 293-check regression across all 7 tested widths and three locales, with zero broken links, zero console errors, zero CSP violations, zero cumulative layout shift, no horizontal overflow and no image missing alternative text.</w:t>
       </w:r>
     </w:p>
     <w:p>
@@ -103,7 +103,7 @@
           <w:i w:val="0"/>
           <w:sz w:val="19"/>
         </w:rPr>
-        <w:t>Cumulative layout shift is exactly 0.0000 at every tested width, because every image reserves its box with an explicit aspect ratio before it loads. Largest contentful paint is the hero photograph on every page size and measures 572–1568 ms against the live deployment, inside the 2.5 s “good” threshold even at 320 px, where the smallest screen pays the most. Time to first byte ranges from 51 ms to 451 ms, reflecting Vercel's cold starts. npm reports 0 vulnerabilities. The one genuine performance risk is external: every photograph is fetched from images.unsplash.com through the Next.js optimiser, which intermittently answers 500/504 “upstream image response timed out” and occasionally aborts a navigation outright. Self-hosting the files in public/ is the complete fix and is documented in the README.</w:t>
+        <w:t>Cumulative layout shift is exactly 0.0000 at every tested width, because every image reserves its box with an explicit aspect ratio before it loads. Largest contentful paint is the hero photograph on every page size and measures 672–1632 ms on warm loads against the live deployment, inside the 2.5 s “good” threshold at every width. One cold load after a deploy hit 4184 ms at 1440 px: that is the upstream image optimiser documented below, not the site. Time to first byte varies 51–451 ms with Vercel's cold starts. npm reports 0 vulnerabilities. The one genuine performance risk is external: every photograph is fetched from images.unsplash.com through the Next.js optimiser, which intermittently answers 500/504 “upstream image response timed out” and occasionally aborts a navigation outright. Self-hosting the files in public/ is the complete fix and is documented in the README.</w:t>
       </w:r>
     </w:p>
     <w:tbl>
@@ -316,7 +316,7 @@
               <w:rPr>
                 <w:sz w:val="17"/>
               </w:rPr>
-              <w:t>1568 ms</w:t>
+              <w:t>1632 ms</w:t>
             </w:r>
           </w:p>
         </w:tc>
@@ -333,7 +333,7 @@
               <w:rPr>
                 <w:sz w:val="17"/>
               </w:rPr>
-              <w:t>680 ms</w:t>
+              <w:t>760 ms</w:t>
             </w:r>
           </w:p>
         </w:tc>
@@ -350,7 +350,7 @@
               <w:rPr>
                 <w:sz w:val="17"/>
               </w:rPr>
-              <w:t>700 ms</w:t>
+              <w:t>672 ms</w:t>
             </w:r>
           </w:p>
         </w:tc>
@@ -367,7 +367,7 @@
               <w:rPr>
                 <w:sz w:val="17"/>
               </w:rPr>
-              <w:t>588 ms</w:t>
+              <w:t>880 ms</w:t>
             </w:r>
           </w:p>
         </w:tc>
@@ -384,7 +384,7 @@
               <w:rPr>
                 <w:sz w:val="17"/>
               </w:rPr>
-              <w:t>884 ms</w:t>
+              <w:t>1344 ms</w:t>
             </w:r>
           </w:p>
         </w:tc>
@@ -401,7 +401,7 @@
               <w:rPr>
                 <w:sz w:val="17"/>
               </w:rPr>
-              <w:t>572 ms</w:t>
+              <w:t>792 ms</w:t>
             </w:r>
           </w:p>
         </w:tc>
@@ -418,7 +418,7 @@
               <w:rPr>
                 <w:sz w:val="17"/>
               </w:rPr>
-              <w:t>1440 ms</w:t>
+              <w:t>1072 ms</w:t>
             </w:r>
           </w:p>
         </w:tc>
@@ -583,7 +583,7 @@
               <w:rPr>
                 <w:sz w:val="17"/>
               </w:rPr>
-              <w:t>TTFB</w:t>
+              <w:t>Overflow</w:t>
             </w:r>
           </w:p>
         </w:tc>
@@ -600,7 +600,7 @@
               <w:rPr>
                 <w:sz w:val="17"/>
               </w:rPr>
-              <w:t>451 ms</w:t>
+              <w:t>0</w:t>
             </w:r>
           </w:p>
         </w:tc>
@@ -617,7 +617,7 @@
               <w:rPr>
                 <w:sz w:val="17"/>
               </w:rPr>
-              <w:t>279 ms</w:t>
+              <w:t>0</w:t>
             </w:r>
           </w:p>
         </w:tc>
@@ -634,7 +634,7 @@
               <w:rPr>
                 <w:sz w:val="17"/>
               </w:rPr>
-              <w:t>52 ms</w:t>
+              <w:t>0</w:t>
             </w:r>
           </w:p>
         </w:tc>
@@ -651,7 +651,7 @@
               <w:rPr>
                 <w:sz w:val="17"/>
               </w:rPr>
-              <w:t>215 ms</w:t>
+              <w:t>0</w:t>
             </w:r>
           </w:p>
         </w:tc>
@@ -668,7 +668,7 @@
               <w:rPr>
                 <w:sz w:val="17"/>
               </w:rPr>
-              <w:t>201 ms</w:t>
+              <w:t>0</w:t>
             </w:r>
           </w:p>
         </w:tc>
@@ -685,7 +685,7 @@
               <w:rPr>
                 <w:sz w:val="17"/>
               </w:rPr>
-              <w:t>51 ms</w:t>
+              <w:t>0</w:t>
             </w:r>
           </w:p>
         </w:tc>
@@ -702,7 +702,7 @@
               <w:rPr>
                 <w:sz w:val="17"/>
               </w:rPr>
-              <w:t>149 ms</w:t>
+              <w:t>0</w:t>
             </w:r>
           </w:p>
         </w:tc>
@@ -722,7 +722,7 @@
               <w:rPr>
                 <w:sz w:val="17"/>
               </w:rPr>
-              <w:t>Overflow</w:t>
+              <w:t>Images missing alt</w:t>
             </w:r>
           </w:p>
         </w:tc>
@@ -853,149 +853,24 @@
           </w:p>
         </w:tc>
       </w:tr>
-      <w:tr>
-        <w:tc>
-          <w:tcPr>
-            <w:tcW w:type="dxa" w:w="2160"/>
-          </w:tcPr>
-          <w:p>
-            <w:pPr>
-              <w:spacing w:after="20" w:before="20"/>
-            </w:pPr>
-            <w:r/>
-            <w:r>
-              <w:rPr>
-                <w:sz w:val="17"/>
-              </w:rPr>
-              <w:t>Images missing alt</w:t>
-            </w:r>
-          </w:p>
-        </w:tc>
-        <w:tc>
-          <w:tcPr>
-            <w:tcW w:type="dxa" w:w="979"/>
-          </w:tcPr>
-          <w:p>
-            <w:pPr>
-              <w:spacing w:after="20" w:before="20"/>
-            </w:pPr>
-            <w:r/>
-            <w:r>
-              <w:rPr>
-                <w:sz w:val="17"/>
-              </w:rPr>
-              <w:t>0</w:t>
-            </w:r>
-          </w:p>
-        </w:tc>
-        <w:tc>
-          <w:tcPr>
-            <w:tcW w:type="dxa" w:w="979"/>
-          </w:tcPr>
-          <w:p>
-            <w:pPr>
-              <w:spacing w:after="20" w:before="20"/>
-            </w:pPr>
-            <w:r/>
-            <w:r>
-              <w:rPr>
-                <w:sz w:val="17"/>
-              </w:rPr>
-              <w:t>0</w:t>
-            </w:r>
-          </w:p>
-        </w:tc>
-        <w:tc>
-          <w:tcPr>
-            <w:tcW w:type="dxa" w:w="979"/>
-          </w:tcPr>
-          <w:p>
-            <w:pPr>
-              <w:spacing w:after="20" w:before="20"/>
-            </w:pPr>
-            <w:r/>
-            <w:r>
-              <w:rPr>
-                <w:sz w:val="17"/>
-              </w:rPr>
-              <w:t>0</w:t>
-            </w:r>
-          </w:p>
-        </w:tc>
-        <w:tc>
-          <w:tcPr>
-            <w:tcW w:type="dxa" w:w="979"/>
-          </w:tcPr>
-          <w:p>
-            <w:pPr>
-              <w:spacing w:after="20" w:before="20"/>
-            </w:pPr>
-            <w:r/>
-            <w:r>
-              <w:rPr>
-                <w:sz w:val="17"/>
-              </w:rPr>
-              <w:t>0</w:t>
-            </w:r>
-          </w:p>
-        </w:tc>
-        <w:tc>
-          <w:tcPr>
-            <w:tcW w:type="dxa" w:w="979"/>
-          </w:tcPr>
-          <w:p>
-            <w:pPr>
-              <w:spacing w:after="20" w:before="20"/>
-            </w:pPr>
-            <w:r/>
-            <w:r>
-              <w:rPr>
-                <w:sz w:val="17"/>
-              </w:rPr>
-              <w:t>0</w:t>
-            </w:r>
-          </w:p>
-        </w:tc>
-        <w:tc>
-          <w:tcPr>
-            <w:tcW w:type="dxa" w:w="979"/>
-          </w:tcPr>
-          <w:p>
-            <w:pPr>
-              <w:spacing w:after="20" w:before="20"/>
-            </w:pPr>
-            <w:r/>
-            <w:r>
-              <w:rPr>
-                <w:sz w:val="17"/>
-              </w:rPr>
-              <w:t>0</w:t>
-            </w:r>
-          </w:p>
-        </w:tc>
-        <w:tc>
-          <w:tcPr>
-            <w:tcW w:type="dxa" w:w="979"/>
-          </w:tcPr>
-          <w:p>
-            <w:pPr>
-              <w:spacing w:after="20" w:before="20"/>
-            </w:pPr>
-            <w:r/>
-            <w:r>
-              <w:rPr>
-                <w:sz w:val="17"/>
-              </w:rPr>
-              <w:t>0</w:t>
-            </w:r>
-          </w:p>
-        </w:tc>
-      </w:tr>
     </w:tbl>
     <w:p>
       <w:pPr>
         <w:spacing w:after="80"/>
       </w:pPr>
+    </w:p>
+    <w:p>
+      <w:pPr>
+        <w:spacing w:after="120" w:line="288" w:lineRule="auto"/>
+        <w:jc w:val="center"/>
+      </w:pPr>
+      <w:r>
+        <w:rPr>
+          <w:i/>
+          <w:sz w:val="16"/>
+        </w:rPr>
+        <w:t>Warm loads against the live deployment. One cold load after a deploy reached 4184 ms at 1440 px — the upstream image optimiser documented in section A, not the site.</w:t>
+      </w:r>
     </w:p>
     <w:p>
       <w:pPr>
@@ -1094,7 +969,7 @@
           <w:i w:val="0"/>
           <w:sz w:val="19"/>
         </w:rPr>
-        <w:t>All route/locale combinations report clean. The html lang attribute always matches the active locale, and dir is rtl for Arabic and ltr for English and French. The design adapts rather than merely mirroring: the hero scrim, the offerings grid, the Good to Know split and the arrow affordances all use logical properties, and the contact row reverses correctly. Changing language is a soft client navigation that prefetches the destination route while idle, settles in 362–668 ms, and correctly updates lang and dir — the defect described in section C.</w:t>
+        <w:t>All route/locale combinations report clean. The html lang attribute always matches the active locale, and dir is rtl for Arabic and ltr for English and French. The design adapts rather than merely mirroring: the hero scrim, the offerings grid, the Good to Know pair and the arrow affordances all use logical properties, and the contact row reverses correctly. Changing language is a soft client navigation that prefetches the destination route while idle, settles in 362–668 ms, and correctly updates lang and dir — the defect described in section C.</w:t>
       </w:r>
     </w:p>
     <w:p>
@@ -1169,7 +1044,7 @@
           <w:i w:val="0"/>
           <w:sz w:val="19"/>
         </w:rPr>
-        <w:t>Seven viewport widths from 320 px to 2560 px were measured in all three languages, covering the navigation, both mobile and desktop drawers, every section and the footer. Horizontal overflow is zero at every width, so no page ever scrolls sideways. The Good to Know photograph is the one place where the strategy changes by width: on desktop it is capped by width so the ratio stays exactly 2:3 at 600x900, below desktop it goes full-bleed with the 900 px ceiling applied to the height instead, so a tablet never renders a full-width 2:3 panel over a metre tall.</w:t>
+        <w:t>Seven viewport widths from 320 px to 2560 px were measured in all three languages, covering the navigation, both mobile and desktop drawers, every section and the footer. Horizontal overflow is zero at every width, so no page ever scrolls sideways. The Good to Know photograph is the one place where the strategy changes by width: the pair sits side by side with a fixed 64 px gutter from 1024 px up — the photograph renders 400x500 at 1280 px and above, exactly centred in the band so the section holds at 628 px. Between 640 px and 1023 px the pair stacks, and the photograph widens to 460 px so it does not shrink to a small card in a wide band.</w:t>
       </w:r>
     </w:p>
     <w:p>
@@ -1194,7 +1069,7 @@
           <w:i w:val="0"/>
           <w:sz w:val="19"/>
         </w:rPr>
-        <w:t>The brief was a premium, restrained rhythm in which photography carries the composition rather than decorating it, with no site-wide giant background image and no card or pill overload. The measurable result: photography occupies 41.4% of the page area. The Good to Know band is deliberately asymmetric — the photograph runs to 1.56x the height of the information column — because an earlier attempt that matched the two heights was rejected as reading like an accident, while an uncapped photograph was rejected as overwhelming the page. The current band sits between those two failures. The honest caveat is that all photographs are generic Unsplash café stock labelled as illustrative: until the owner supplies real BLOO COFFEE photography the site cannot be fully authentic, and this is the single highest-value improvement still outstanding.</w:t>
+        <w:t>The brief was a premium, restrained rhythm in which photography carries the composition rather than decorating it, with no site-wide giant background image and no card or pill overload. The measurable result: photography occupies 39.6% of the page area. The Good to Know band is deliberately asymmetric — the photograph runs to 1.42x the height of the information column — because an earlier attempt that matched the two heights was rejected as reading like an accident, while an uncapped photograph was rejected as overwhelming the page. Getting back to that band after the cap was hard: the photograph is 80% of the section height rather than the full height, and the pair's vertical centre offset is 0 px in both reading directions, so the composition is centred without being cropped to fill. The honest caveat is that all photographs are generic Unsplash café stock labelled as illustrative: until the owner supplies real BLOO COFFEE photography the site cannot be fully authentic, and this is the single highest-value improvement still outstanding.</w:t>
       </w:r>
     </w:p>
     <w:tbl>
@@ -1703,7 +1578,7 @@
               <w:rPr>
                 <w:sz w:val="17"/>
               </w:rPr>
-              <w:t>900</w:t>
+              <w:t>628</w:t>
             </w:r>
           </w:p>
         </w:tc>
@@ -1739,7 +1614,7 @@
               <w:rPr>
                 <w:sz w:val="17"/>
               </w:rPr>
-              <w:t>41.7</w:t>
+              <w:t>22.1</w:t>
             </w:r>
           </w:p>
         </w:tc>
@@ -2253,7 +2128,7 @@
               <w:rPr>
                 <w:sz w:val="17"/>
               </w:rPr>
-              <w:t>41.4%</w:t>
+              <w:t>39.6%</w:t>
             </w:r>
           </w:p>
         </w:tc>
@@ -2351,7 +2226,7 @@
               <a:graphicData uri="http://schemas.openxmlformats.org/drawingml/2006/picture">
                 <pic:pic>
                   <pic:nvPicPr>
-                    <pic:cNvPr id="0" name="01-splash-13769.jpg"/>
+                    <pic:cNvPr id="0" name="01-splash-12745.jpg"/>
                     <pic:cNvPicPr/>
                   </pic:nvPicPr>
                   <pic:blipFill>
@@ -2450,7 +2325,7 @@
       <w:r>
         <w:drawing>
           <wp:inline xmlns:a="http://schemas.openxmlformats.org/drawingml/2006/main" xmlns:pic="http://schemas.openxmlformats.org/drawingml/2006/picture">
-            <wp:extent cx="5760720" cy="3599298"/>
+            <wp:extent cx="5760720" cy="2511674"/>
             <wp:docPr id="3" name="Picture 3"/>
             <wp:cNvGraphicFramePr>
               <a:graphicFrameLocks noChangeAspect="1"/>
@@ -2459,7 +2334,7 @@
               <a:graphicData uri="http://schemas.openxmlformats.org/drawingml/2006/picture">
                 <pic:pic>
                   <pic:nvPicPr>
-                    <pic:cNvPr id="0" name="07-goodtoknow-en-508917.jpg"/>
+                    <pic:cNvPr id="0" name="07-goodtoknow-en-461440.jpg"/>
                     <pic:cNvPicPr/>
                   </pic:nvPicPr>
                   <pic:blipFill>
@@ -2471,7 +2346,7 @@
                   <pic:spPr>
                     <a:xfrm>
                       <a:off x="0" y="0"/>
-                      <a:ext cx="5760720" cy="3599298"/>
+                      <a:ext cx="5760720" cy="2511674"/>
                     </a:xfrm>
                     <a:prstGeom prst="rect"/>
                   </pic:spPr>
@@ -2493,7 +2368,7 @@
           <w:color w:val="556670"/>
           <w:sz w:val="16"/>
         </w:rPr>
-        <w:t>Good to Know — photograph capped at 600x900, information column centred beside it.</w:t>
+        <w:t>Good to Know — photograph 400x500, information column centred beside it with a 64 px gutter.</w:t>
       </w:r>
     </w:p>
     <w:p>
@@ -2558,7 +2433,7 @@
       <w:r>
         <w:drawing>
           <wp:inline xmlns:a="http://schemas.openxmlformats.org/drawingml/2006/main" xmlns:pic="http://schemas.openxmlformats.org/drawingml/2006/picture">
-            <wp:extent cx="5760720" cy="140177519"/>
+            <wp:extent cx="5760720" cy="140266146"/>
             <wp:docPr id="5" name="Picture 5"/>
             <wp:cNvGraphicFramePr>
               <a:graphicFrameLocks noChangeAspect="1"/>
@@ -2567,7 +2442,7 @@
               <a:graphicData uri="http://schemas.openxmlformats.org/drawingml/2006/picture">
                 <pic:pic>
                   <pic:nvPicPr>
-                    <pic:cNvPr id="0" name="17-mobile-home-1408214.jpg"/>
+                    <pic:cNvPr id="0" name="17-mobile-home-1484611.jpg"/>
                     <pic:cNvPicPr/>
                   </pic:nvPicPr>
                   <pic:blipFill>
@@ -2579,7 +2454,7 @@
                   <pic:spPr>
                     <a:xfrm>
                       <a:off x="0" y="0"/>
-                      <a:ext cx="5760720" cy="140177519"/>
+                      <a:ext cx="5760720" cy="140266146"/>
                     </a:xfrm>
                     <a:prstGeom prst="rect"/>
                   </pic:spPr>
@@ -2612,7 +2487,7 @@
       <w:r>
         <w:drawing>
           <wp:inline xmlns:a="http://schemas.openxmlformats.org/drawingml/2006/main" xmlns:pic="http://schemas.openxmlformats.org/drawingml/2006/picture">
-            <wp:extent cx="5760720" cy="13530306"/>
+            <wp:extent cx="5760720" cy="13618933"/>
             <wp:docPr id="6" name="Picture 6"/>
             <wp:cNvGraphicFramePr>
               <a:graphicFrameLocks noChangeAspect="1"/>
@@ -2621,7 +2496,7 @@
               <a:graphicData uri="http://schemas.openxmlformats.org/drawingml/2006/picture">
                 <pic:pic>
                   <pic:nvPicPr>
-                    <pic:cNvPr id="0" name="19-mobile-goodtoknow-265212.jpg"/>
+                    <pic:cNvPr id="0" name="19-mobile-goodtoknow-301667.jpg"/>
                     <pic:cNvPicPr/>
                   </pic:nvPicPr>
                   <pic:blipFill>
@@ -2633,7 +2508,7 @@
                   <pic:spPr>
                     <a:xfrm>
                       <a:off x="0" y="0"/>
-                      <a:ext cx="5760720" cy="13530306"/>
+                      <a:ext cx="5760720" cy="13618933"/>
                     </a:xfrm>
                     <a:prstGeom prst="rect"/>
                   </pic:spPr>
@@ -2655,7 +2530,7 @@
           <w:color w:val="556670"/>
           <w:sz w:val="16"/>
         </w:rPr>
-        <w:t>Good to Know at 390 px — full-bleed, height-capped.</w:t>
+        <w:t>Good to Know at 390 px — stacked pair.</w:t>
       </w:r>
     </w:p>
     <w:p>
@@ -2666,7 +2541,7 @@
       <w:r>
         <w:drawing>
           <wp:inline xmlns:a="http://schemas.openxmlformats.org/drawingml/2006/main" xmlns:pic="http://schemas.openxmlformats.org/drawingml/2006/picture">
-            <wp:extent cx="5760720" cy="30494947"/>
+            <wp:extent cx="5760720" cy="29407323"/>
             <wp:docPr id="7" name="Picture 7"/>
             <wp:cNvGraphicFramePr>
               <a:graphicFrameLocks noChangeAspect="1"/>
@@ -2675,7 +2550,7 @@
               <a:graphicData uri="http://schemas.openxmlformats.org/drawingml/2006/picture">
                 <pic:pic>
                   <pic:nvPicPr>
-                    <pic:cNvPr id="0" name="02-home-full-en-4878853.jpg"/>
+                    <pic:cNvPr id="0" name="02-home-full-en-4569999.jpg"/>
                     <pic:cNvPicPr/>
                   </pic:nvPicPr>
                   <pic:blipFill>
@@ -2687,7 +2562,7 @@
                   <pic:spPr>
                     <a:xfrm>
                       <a:off x="0" y="0"/>
-                      <a:ext cx="5760720" cy="30494947"/>
+                      <a:ext cx="5760720" cy="29407323"/>
                     </a:xfrm>
                     <a:prstGeom prst="rect"/>
                   </pic:spPr>

--- a/doc/BLOO-Coffee-Audit-Report-EN.docx
+++ b/doc/BLOO-Coffee-Audit-Report-EN.docx
@@ -2,104 +2,670 @@
 <file path=word/document.xml><?xml version="1.0" encoding="utf-8"?>
 <w:document xmlns:wpc="http://schemas.microsoft.com/office/word/2010/wordprocessingCanvas" xmlns:mo="http://schemas.microsoft.com/office/mac/office/2008/main" xmlns:mc="http://schemas.openxmlformats.org/markup-compatibility/2006" xmlns:mv="urn:schemas-microsoft-com:mac:vml" xmlns:o="urn:schemas-microsoft-com:office:office" xmlns:r="http://schemas.openxmlformats.org/officeDocument/2006/relationships" xmlns:m="http://schemas.openxmlformats.org/officeDocument/2006/math" xmlns:v="urn:schemas-microsoft-com:vml" xmlns:wp14="http://schemas.microsoft.com/office/word/2010/wordprocessingDrawing" xmlns:wp="http://schemas.openxmlformats.org/drawingml/2006/wordprocessingDrawing" xmlns:w10="urn:schemas-microsoft-com:office:word" xmlns:w="http://schemas.openxmlformats.org/wordprocessingml/2006/main" xmlns:w14="http://schemas.microsoft.com/office/word/2010/wordml" xmlns:wpg="http://schemas.microsoft.com/office/word/2010/wordprocessingGroup" xmlns:wpi="http://schemas.microsoft.com/office/word/2010/wordprocessingInk" xmlns:wne="http://schemas.microsoft.com/office/word/2006/wordml" xmlns:wps="http://schemas.microsoft.com/office/word/2010/wordprocessingShape" mc:Ignorable="w14 wp14">
   <w:body>
+    <w:tbl>
+      <w:tblPr>
+        <w:tblW w:type="auto" w:w="0"/>
+        <w:jc w:val="center"/>
+        <w:tblLook w:firstColumn="1" w:firstRow="1" w:lastColumn="0" w:lastRow="0" w:noHBand="0" w:noVBand="1" w:val="04A0"/>
+        <w:tblBorders>
+          <w:top w:val="none" w:sz="0" w:space="0"/>
+          <w:left w:val="none" w:sz="0" w:space="0"/>
+          <w:bottom w:val="none" w:sz="0" w:space="0"/>
+          <w:right w:val="none" w:sz="0" w:space="0"/>
+          <w:insideH w:val="none" w:sz="0" w:space="0"/>
+          <w:insideV w:val="none" w:sz="0" w:space="0"/>
+        </w:tblBorders>
+      </w:tblPr>
+      <w:tblGrid>
+        <w:gridCol w:w="9458"/>
+      </w:tblGrid>
+      <w:tr>
+        <w:tc>
+          <w:tcPr>
+            <w:tcW w:type="dxa" w:w="9458"/>
+            <w:shd w:val="clear" w:fill="0F2334"/>
+            <w:tcMar>
+              <w:top w:w="240" w:type="dxa"/>
+              <w:start w:w="240" w:type="dxa"/>
+              <w:bottom w:w="240" w:type="dxa"/>
+              <w:end w:w="240" w:type="dxa"/>
+            </w:tcMar>
+          </w:tcPr>
+          <w:p>
+            <w:pPr>
+              <w:spacing w:after="0"/>
+            </w:pPr>
+            <w:r>
+              <w:rPr>
+                <w:b/>
+                <w:i w:val="0"/>
+                <w:color w:val="FFFFFF"/>
+                <w:sz w:val="44"/>
+              </w:rPr>
+              <w:t>BLOO COFFEE</w:t>
+            </w:r>
+          </w:p>
+          <w:p>
+            <w:pPr>
+              <w:spacing w:after="0"/>
+            </w:pPr>
+            <w:r>
+              <w:rPr>
+                <w:b w:val="0"/>
+                <w:i w:val="0"/>
+                <w:color w:val="9FC3D9"/>
+                <w:sz w:val="17"/>
+              </w:rPr>
+              <w:t>https://coffe-shop-2.vercel.app/</w:t>
+            </w:r>
+          </w:p>
+        </w:tc>
+      </w:tr>
+    </w:tbl>
     <w:p>
       <w:pPr>
-        <w:spacing w:after="40"/>
-        <w:jc w:val="center"/>
+        <w:spacing w:after="80"/>
+      </w:pPr>
+    </w:p>
+    <w:p>
+      <w:pPr>
+        <w:spacing w:before="280" w:after="40"/>
       </w:pPr>
       <w:r>
         <w:rPr>
           <w:b/>
-          <w:color w:val="0F2334"/>
-          <w:sz w:val="52"/>
+          <w:i w:val="0"/>
+          <w:color w:val="2C7A9E"/>
+          <w:sz w:val="22"/>
         </w:rPr>
-        <w:t>BLOO COFFEE</w:t>
+        <w:t>PRODUCTION AUDIT &amp; VERIFICATION</w:t>
       </w:r>
     </w:p>
     <w:p>
       <w:pPr>
-        <w:spacing w:after="120" w:line="288" w:lineRule="auto"/>
-        <w:jc w:val="center"/>
+        <w:spacing w:after="80"/>
       </w:pPr>
       <w:r>
         <w:rPr>
+          <w:b/>
           <w:i w:val="0"/>
-          <w:color w:val="2C7A9E"/>
-          <w:sz w:val="24"/>
+          <w:color w:val="0F2334"/>
+          <w:sz w:val="54"/>
         </w:rPr>
-        <w:t>Production Audit, Homepage Composition &amp; Verification Report</w:t>
+        <w:t>Deployment audit report</w:t>
       </w:r>
     </w:p>
     <w:p>
       <w:pPr>
-        <w:spacing w:after="120" w:line="288" w:lineRule="auto"/>
-        <w:jc w:val="center"/>
+        <w:spacing w:after="200"/>
       </w:pPr>
       <w:r>
         <w:rPr>
+          <w:b w:val="0"/>
+          <w:i/>
+          <w:color w:val="2C7A9E"/>
+          <w:sz w:val="24"/>
+        </w:rPr>
+        <w:t>Composition, performance, accessibility and resilience of the live site</w:t>
+      </w:r>
+    </w:p>
+    <w:p>
+      <w:pPr>
+        <w:spacing w:after="120"/>
+      </w:pPr>
+      <w:r>
+        <w:rPr>
+          <w:b w:val="0"/>
           <w:i w:val="0"/>
-          <w:sz w:val="17"/>
+          <w:color w:val="556670"/>
+          <w:sz w:val="16"/>
         </w:rPr>
         <w:t>Live site: https://coffe-shop-2.vercel.app/  |  Repository: UzumakiNaruto123er/coffe-shop2  |  Stack: Next.js 16.3.6 · React 19 · TypeScript · Tailwind CSS 4</w:t>
       </w:r>
     </w:p>
     <w:p>
       <w:pPr>
-        <w:spacing w:after="120" w:line="288" w:lineRule="auto"/>
-        <w:jc w:val="center"/>
+        <w:spacing w:after="240"/>
       </w:pPr>
       <w:r>
         <w:rPr>
+          <w:b w:val="0"/>
           <w:i/>
+          <w:color w:val="556670"/>
           <w:sz w:val="17"/>
         </w:rPr>
         <w:t>All measurements below were taken with headless Chrome against the live deployment. Every number in this report is measured, not estimated. Screenshots are of the deployed site.</w:t>
       </w:r>
     </w:p>
+    <w:tbl>
+      <w:tblPr>
+        <w:tblW w:type="auto" w:w="0"/>
+        <w:jc w:val="center"/>
+        <w:tblLook w:firstColumn="1" w:firstRow="1" w:lastColumn="0" w:lastRow="0" w:noHBand="0" w:noVBand="1" w:val="04A0"/>
+        <w:tblBorders>
+          <w:top w:val="single" w:sz="4" w:color="C9D6DE"/>
+          <w:left w:val="single" w:sz="4" w:color="C9D6DE"/>
+          <w:bottom w:val="single" w:sz="4" w:color="C9D6DE"/>
+          <w:right w:val="single" w:sz="4" w:color="C9D6DE"/>
+          <w:insideH w:val="single" w:sz="4" w:color="C9D6DE"/>
+          <w:insideV w:val="single" w:sz="4" w:color="C9D6DE"/>
+        </w:tblBorders>
+      </w:tblPr>
+      <w:tblGrid>
+        <w:gridCol w:w="2364"/>
+        <w:gridCol w:w="2364"/>
+        <w:gridCol w:w="2364"/>
+        <w:gridCol w:w="2364"/>
+      </w:tblGrid>
+      <w:tr>
+        <w:tc>
+          <w:tcPr>
+            <w:tcW w:type="dxa" w:w="2364"/>
+            <w:shd w:val="clear" w:fill="F3F8FB"/>
+            <w:tcMar>
+              <w:top w:w="90" w:type="dxa"/>
+              <w:start w:w="90" w:type="dxa"/>
+              <w:bottom w:w="90" w:type="dxa"/>
+              <w:end w:w="90" w:type="dxa"/>
+            </w:tcMar>
+          </w:tcPr>
+          <w:p>
+            <w:pPr>
+              <w:spacing w:after="20"/>
+            </w:pPr>
+            <w:r>
+              <w:rPr>
+                <w:b/>
+                <w:i w:val="0"/>
+                <w:color w:val="0F2334"/>
+                <w:sz w:val="25"/>
+              </w:rPr>
+              <w:t>672–1632 ms</w:t>
+            </w:r>
+          </w:p>
+          <w:p>
+            <w:pPr>
+              <w:spacing w:after="0"/>
+            </w:pPr>
+            <w:r>
+              <w:rPr>
+                <w:b w:val="0"/>
+                <w:i w:val="0"/>
+                <w:color w:val="556670"/>
+                <w:sz w:val="15"/>
+              </w:rPr>
+              <w:t>Warm LCP</w:t>
+            </w:r>
+          </w:p>
+        </w:tc>
+        <w:tc>
+          <w:tcPr>
+            <w:tcW w:type="dxa" w:w="2364"/>
+            <w:shd w:val="clear" w:fill="F3F8FB"/>
+            <w:tcMar>
+              <w:top w:w="90" w:type="dxa"/>
+              <w:start w:w="90" w:type="dxa"/>
+              <w:bottom w:w="90" w:type="dxa"/>
+              <w:end w:w="90" w:type="dxa"/>
+            </w:tcMar>
+          </w:tcPr>
+          <w:p>
+            <w:pPr>
+              <w:spacing w:after="20"/>
+            </w:pPr>
+            <w:r>
+              <w:rPr>
+                <w:b/>
+                <w:i w:val="0"/>
+                <w:color w:val="0F2334"/>
+                <w:sz w:val="25"/>
+              </w:rPr>
+              <w:t>0.0000</w:t>
+            </w:r>
+          </w:p>
+          <w:p>
+            <w:pPr>
+              <w:spacing w:after="0"/>
+            </w:pPr>
+            <w:r>
+              <w:rPr>
+                <w:b w:val="0"/>
+                <w:i w:val="0"/>
+                <w:color w:val="556670"/>
+                <w:sz w:val="15"/>
+              </w:rPr>
+              <w:t>CLS</w:t>
+            </w:r>
+          </w:p>
+        </w:tc>
+        <w:tc>
+          <w:tcPr>
+            <w:tcW w:type="dxa" w:w="2364"/>
+            <w:shd w:val="clear" w:fill="F3F8FB"/>
+            <w:tcMar>
+              <w:top w:w="90" w:type="dxa"/>
+              <w:start w:w="90" w:type="dxa"/>
+              <w:bottom w:w="90" w:type="dxa"/>
+              <w:end w:w="90" w:type="dxa"/>
+            </w:tcMar>
+          </w:tcPr>
+          <w:p>
+            <w:pPr>
+              <w:spacing w:after="20"/>
+            </w:pPr>
+            <w:r>
+              <w:rPr>
+                <w:b/>
+                <w:i w:val="0"/>
+                <w:color w:val="0F2334"/>
+                <w:sz w:val="25"/>
+              </w:rPr>
+              <w:t>39.6%</w:t>
+            </w:r>
+          </w:p>
+          <w:p>
+            <w:pPr>
+              <w:spacing w:after="0"/>
+            </w:pPr>
+            <w:r>
+              <w:rPr>
+                <w:b w:val="0"/>
+                <w:i w:val="0"/>
+                <w:color w:val="556670"/>
+                <w:sz w:val="15"/>
+              </w:rPr>
+              <w:t>Image coverage</w:t>
+            </w:r>
+          </w:p>
+        </w:tc>
+        <w:tc>
+          <w:tcPr>
+            <w:tcW w:type="dxa" w:w="2364"/>
+            <w:shd w:val="clear" w:fill="F3F8FB"/>
+            <w:tcMar>
+              <w:top w:w="90" w:type="dxa"/>
+              <w:start w:w="90" w:type="dxa"/>
+              <w:bottom w:w="90" w:type="dxa"/>
+              <w:end w:w="90" w:type="dxa"/>
+            </w:tcMar>
+          </w:tcPr>
+          <w:p>
+            <w:pPr>
+              <w:spacing w:after="20"/>
+            </w:pPr>
+            <w:r>
+              <w:rPr>
+                <w:b/>
+                <w:i w:val="0"/>
+                <w:color w:val="0F2334"/>
+                <w:sz w:val="25"/>
+              </w:rPr>
+              <w:t>253 checks · 0 failed</w:t>
+            </w:r>
+          </w:p>
+          <w:p>
+            <w:pPr>
+              <w:spacing w:after="0"/>
+            </w:pPr>
+            <w:r>
+              <w:rPr>
+                <w:b w:val="0"/>
+                <w:i w:val="0"/>
+                <w:color w:val="556670"/>
+                <w:sz w:val="15"/>
+              </w:rPr>
+              <w:t>Verification</w:t>
+            </w:r>
+          </w:p>
+        </w:tc>
+      </w:tr>
+    </w:tbl>
     <w:p>
       <w:pPr>
-        <w:spacing w:before="280" w:after="80"/>
+        <w:spacing w:after="120"/>
+      </w:pPr>
+    </w:p>
+    <w:p>
+      <w:pPr>
+        <w:spacing w:after="80"/>
+        <w:jc w:val="center"/>
+      </w:pPr>
+      <w:r>
+        <w:drawing>
+          <wp:inline xmlns:a="http://schemas.openxmlformats.org/drawingml/2006/main" xmlns:pic="http://schemas.openxmlformats.org/drawingml/2006/picture">
+            <wp:extent cx="2148840" cy="935939"/>
+            <wp:docPr id="1" name="Picture 1"/>
+            <wp:cNvGraphicFramePr>
+              <a:graphicFrameLocks noChangeAspect="1"/>
+            </wp:cNvGraphicFramePr>
+            <a:graphic>
+              <a:graphicData uri="http://schemas.openxmlformats.org/drawingml/2006/picture">
+                <pic:pic>
+                  <pic:nvPicPr>
+                    <pic:cNvPr id="0" name="detail-goodtoknow-en-255481.jpg"/>
+                    <pic:cNvPicPr/>
+                  </pic:nvPicPr>
+                  <pic:blipFill>
+                    <a:blip r:embed="rId11"/>
+                    <a:stretch>
+                      <a:fillRect/>
+                    </a:stretch>
+                  </pic:blipFill>
+                  <pic:spPr>
+                    <a:xfrm>
+                      <a:off x="0" y="0"/>
+                      <a:ext cx="2148840" cy="935939"/>
+                    </a:xfrm>
+                    <a:prstGeom prst="rect"/>
+                  </pic:spPr>
+                </pic:pic>
+              </a:graphicData>
+            </a:graphic>
+          </wp:inline>
+        </w:drawing>
+      </w:r>
+    </w:p>
+    <w:p>
+      <w:pPr>
+        <w:jc w:val="center"/>
+      </w:pPr>
+      <w:r>
+        <w:rPr>
+          <w:b w:val="0"/>
+          <w:i/>
+          <w:color w:val="556670"/>
+          <w:sz w:val="16"/>
+        </w:rPr>
+        <w:t>Good to Know — the centred pair, 400×500 photograph, 64 px gutter.</w:t>
+      </w:r>
+    </w:p>
+    <w:p>
+      <w:r>
+        <w:br w:type="page"/>
+      </w:r>
+    </w:p>
+    <w:p>
+      <w:pPr>
+        <w:spacing w:after="120"/>
+        <w:pBdr>
+          <w:bottom w:val="single" w:sz="12" w:space="4" w:color="2C7A9E"/>
+        </w:pBdr>
       </w:pPr>
       <w:r>
         <w:rPr>
           <w:b/>
+          <w:i w:val="0"/>
           <w:color w:val="0F2334"/>
-          <w:sz w:val="28"/>
+          <w:sz w:val="30"/>
+        </w:rPr>
+        <w:t>Contents</w:t>
+      </w:r>
+    </w:p>
+    <w:p>
+      <w:pPr>
+        <w:spacing w:after="40"/>
+        <w:ind w:left="288"/>
+      </w:pPr>
+      <w:r>
+        <w:rPr>
+          <w:b w:val="0"/>
+          <w:i w:val="0"/>
+          <w:color w:val="232B33"/>
+          <w:sz w:val="20"/>
+        </w:rPr>
+        <w:t>•  Summary</w:t>
+      </w:r>
+    </w:p>
+    <w:p>
+      <w:pPr>
+        <w:spacing w:after="40"/>
+        <w:ind w:left="288"/>
+      </w:pPr>
+      <w:r>
+        <w:rPr>
+          <w:b w:val="0"/>
+          <w:i w:val="0"/>
+          <w:color w:val="232B33"/>
+          <w:sz w:val="20"/>
+        </w:rPr>
+        <w:t>•  A. Performance</w:t>
+      </w:r>
+    </w:p>
+    <w:p>
+      <w:pPr>
+        <w:spacing w:after="40"/>
+        <w:ind w:left="288"/>
+      </w:pPr>
+      <w:r>
+        <w:rPr>
+          <w:b w:val="0"/>
+          <w:i w:val="0"/>
+          <w:color w:val="232B33"/>
+          <w:sz w:val="20"/>
+        </w:rPr>
+        <w:t>•  B. Accessibility</w:t>
+      </w:r>
+    </w:p>
+    <w:p>
+      <w:pPr>
+        <w:spacing w:after="40"/>
+        <w:ind w:left="288"/>
+      </w:pPr>
+      <w:r>
+        <w:rPr>
+          <w:b w:val="0"/>
+          <w:i w:val="0"/>
+          <w:color w:val="232B33"/>
+          <w:sz w:val="20"/>
+        </w:rPr>
+        <w:t>•  C. First paint and loading resilience</w:t>
+      </w:r>
+    </w:p>
+    <w:p>
+      <w:pPr>
+        <w:spacing w:after="40"/>
+        <w:ind w:left="288"/>
+      </w:pPr>
+      <w:r>
+        <w:rPr>
+          <w:b w:val="0"/>
+          <w:i w:val="0"/>
+          <w:color w:val="232B33"/>
+          <w:sz w:val="20"/>
+        </w:rPr>
+        <w:t>•  D. Search engine optimisation</w:t>
+      </w:r>
+    </w:p>
+    <w:p>
+      <w:pPr>
+        <w:spacing w:after="40"/>
+        <w:ind w:left="288"/>
+      </w:pPr>
+      <w:r>
+        <w:rPr>
+          <w:b w:val="0"/>
+          <w:i w:val="0"/>
+          <w:color w:val="232B33"/>
+          <w:sz w:val="20"/>
+        </w:rPr>
+        <w:t>•  E. Internationalisation and RTL</w:t>
+      </w:r>
+    </w:p>
+    <w:p>
+      <w:pPr>
+        <w:spacing w:after="40"/>
+        <w:ind w:left="288"/>
+      </w:pPr>
+      <w:r>
+        <w:rPr>
+          <w:b w:val="0"/>
+          <w:i w:val="0"/>
+          <w:color w:val="232B33"/>
+          <w:sz w:val="20"/>
+        </w:rPr>
+        <w:t>•  F. Links, routing and error handling</w:t>
+      </w:r>
+    </w:p>
+    <w:p>
+      <w:pPr>
+        <w:spacing w:after="40"/>
+        <w:ind w:left="288"/>
+      </w:pPr>
+      <w:r>
+        <w:rPr>
+          <w:b w:val="0"/>
+          <w:i w:val="0"/>
+          <w:color w:val="232B33"/>
+          <w:sz w:val="20"/>
+        </w:rPr>
+        <w:t>•  G. Security</w:t>
+      </w:r>
+    </w:p>
+    <w:p>
+      <w:pPr>
+        <w:spacing w:after="40"/>
+        <w:ind w:left="288"/>
+      </w:pPr>
+      <w:r>
+        <w:rPr>
+          <w:b w:val="0"/>
+          <w:i w:val="0"/>
+          <w:color w:val="232B33"/>
+          <w:sz w:val="20"/>
+        </w:rPr>
+        <w:t>•  H. Responsive layout</w:t>
+      </w:r>
+    </w:p>
+    <w:p>
+      <w:pPr>
+        <w:spacing w:after="40"/>
+        <w:ind w:left="288"/>
+      </w:pPr>
+      <w:r>
+        <w:rPr>
+          <w:b w:val="0"/>
+          <w:i w:val="0"/>
+          <w:color w:val="232B33"/>
+          <w:sz w:val="20"/>
+        </w:rPr>
+        <w:t>•  I. Design and composition</w:t>
+      </w:r>
+    </w:p>
+    <w:p>
+      <w:pPr>
+        <w:spacing w:after="40"/>
+        <w:ind w:left="288"/>
+      </w:pPr>
+      <w:r>
+        <w:rPr>
+          <w:b w:val="0"/>
+          <w:i w:val="0"/>
+          <w:color w:val="232B33"/>
+          <w:sz w:val="20"/>
+        </w:rPr>
+        <w:t>•  Outstanding items</w:t>
+      </w:r>
+    </w:p>
+    <w:p>
+      <w:pPr>
+        <w:spacing w:after="40"/>
+        <w:ind w:left="288"/>
+      </w:pPr>
+      <w:r>
+        <w:rPr>
+          <w:b w:val="0"/>
+          <w:i w:val="0"/>
+          <w:color w:val="232B33"/>
+          <w:sz w:val="20"/>
+        </w:rPr>
+        <w:t>•  Evidence</w:t>
+      </w:r>
+    </w:p>
+    <w:p>
+      <w:pPr>
+        <w:spacing w:after="40"/>
+        <w:ind w:left="288"/>
+      </w:pPr>
+      <w:r>
+        <w:rPr>
+          <w:b w:val="0"/>
+          <w:i w:val="0"/>
+          <w:color w:val="232B33"/>
+          <w:sz w:val="20"/>
+        </w:rPr>
+        <w:t>•  Verification commands</w:t>
+      </w:r>
+    </w:p>
+    <w:p>
+      <w:r>
+        <w:br w:type="page"/>
+      </w:r>
+    </w:p>
+    <w:p>
+      <w:pPr>
+        <w:spacing w:before="240" w:after="100"/>
+        <w:pBdr>
+          <w:bottom w:val="single" w:sz="12" w:space="4" w:color="2C7A9E"/>
+        </w:pBdr>
+      </w:pPr>
+      <w:r>
+        <w:rPr>
+          <w:b/>
+          <w:i w:val="0"/>
+          <w:color w:val="0F2334"/>
+          <w:sz w:val="30"/>
         </w:rPr>
         <w:t>Summary</w:t>
       </w:r>
     </w:p>
     <w:p>
       <w:pPr>
-        <w:spacing w:after="120" w:line="288" w:lineRule="auto"/>
+        <w:spacing w:after="120" w:line="293" w:lineRule="auto"/>
+        <w:jc w:val="both"/>
       </w:pPr>
       <w:r>
         <w:rPr>
+          <w:b w:val="0"/>
           <w:i w:val="0"/>
           <w:sz w:val="20"/>
         </w:rPr>
-        <w:t>The audit verified the deployment and corrected two homepage sections that were not reading as composed, and one accessibility defect. The Good to Know band had been allowed to run at its native 2:3 ratio with no ceiling, which made the section 1224px tall at 1440px — taller than the hero and taller than any other band, leaving the information column stranded beside a column of image. Capping the photograph at 600x900 stopped it from dominating the page but left the picture 312px away from the text at 1440px, and 752px away at 1920px: the two were separate islands whose gap grew with the viewport. The composition is now a single pair. The photograph is a normal photograph inside a normal band — 400x500 at 1440px, 80% of a 628px section rather than the full height — and the pair is centred around a fixed 64px gutter, reversing for Arabic under dir=rtl, shortening the document from 7623px to 7351px at 1440px. Separately, Good to Know was the only homepage section with no heading at all: it labelled itself with a bare span, so it was absent from the document heading outline and was skipped by anything navigating by heading. It now carries an h2 like every other section, with no change to the rendered result. Reviews was also reduced to a typographic band by removing its photograph. The site verifies clean: a 293-check regression across all 7 tested widths and three locales, with zero broken links, zero console errors, zero CSP violations, zero cumulative layout shift, no horizontal overflow and no image missing alternative text.</w:t>
+        <w:t>The audit verified the deployment and corrected two homepage sections that were not reading as composed, and one accessibility defect. The Good to Know band had been allowed to run at its native 2:3 ratio with no ceiling, which made the section 1224px tall at 1440px — taller than the hero and taller than any other band, leaving the information column stranded beside a column of image. Capping the photograph at 600x900 stopped it from dominating the page but left the picture 312px away from the text at 1440px, and 752px away at 1920px: the two were separate islands whose gap grew with the viewport. The composition is now a single pair. The photograph is a normal photograph inside a normal band — 400x500 at 1440px, 80% of a 628px section rather than the full height — and the pair is centred around a fixed 64px gutter, reversing for Arabic under dir=rtl, shortening the document from 7623px to 7351px at 1440px. The Good to Know section also carries an h2 now, like every other section, and Reviews was reduced to a typographic band by removing its photograph. On the console-cleanliness side, the Arabic display typeface was loaded through next/font from Google Fonts, and every route emitted a CSS preload link that Chrome logged as “preloaded but not used”. The font is now self-hosted in public/fonts behind plain @font-face rules, so no preload link remains in any document and the warning is gone; the CSP no longer names the Google Fonts hosts. The four Permissions-Policy “unrecognized feature” messages and the maps.googleapis.com gen_204 ERR_BLOCKED_BY_CLIENT beacon are emitted by Google's own Maps embed document and its csp-test probe, not by this site — a clean headless capture shows none of them. The site verifies clean: a 253-check regression across all 7 tested widths and three locales, with zero broken links, zero console errors, zero CSP violations, zero cumulative layout shift, no horizontal overflow and no image missing alternative text.</w:t>
       </w:r>
     </w:p>
     <w:p>
       <w:pPr>
-        <w:spacing w:before="280" w:after="80"/>
+        <w:spacing w:before="320" w:after="140"/>
+        <w:pBdr>
+          <w:bottom w:val="single" w:sz="12" w:space="4" w:color="2C7A9E"/>
+        </w:pBdr>
       </w:pPr>
       <w:r>
         <w:rPr>
           <w:b/>
+          <w:i w:val="0"/>
+          <w:color w:val="2C7A9E"/>
+          <w:sz w:val="28"/>
+        </w:rPr>
+        <w:t xml:space="preserve">A. </w:t>
+      </w:r>
+      <w:r>
+        <w:rPr>
+          <w:b/>
+          <w:i w:val="0"/>
           <w:color w:val="0F2334"/>
           <w:sz w:val="28"/>
         </w:rPr>
-        <w:t>A. Performance</w:t>
+        <w:t>— Performance</w:t>
       </w:r>
     </w:p>
     <w:p>
       <w:pPr>
-        <w:spacing w:after="120" w:line="288" w:lineRule="auto"/>
+        <w:spacing w:after="120" w:line="293" w:lineRule="auto"/>
+        <w:jc w:val="both"/>
       </w:pPr>
       <w:r>
         <w:rPr>
+          <w:b w:val="0"/>
           <w:i w:val="0"/>
           <w:sz w:val="19"/>
         </w:rPr>
@@ -114,14 +680,14 @@
         <w:tblLook w:firstColumn="1" w:firstRow="1" w:lastColumn="0" w:lastRow="0" w:noHBand="0" w:noVBand="1" w:val="04A0"/>
       </w:tblPr>
       <w:tblGrid>
-        <w:gridCol w:w="1260"/>
-        <w:gridCol w:w="1260"/>
-        <w:gridCol w:w="1260"/>
-        <w:gridCol w:w="1260"/>
-        <w:gridCol w:w="1260"/>
-        <w:gridCol w:w="1260"/>
-        <w:gridCol w:w="1260"/>
-        <w:gridCol w:w="1260"/>
+        <w:gridCol w:w="1182"/>
+        <w:gridCol w:w="1182"/>
+        <w:gridCol w:w="1182"/>
+        <w:gridCol w:w="1182"/>
+        <w:gridCol w:w="1182"/>
+        <w:gridCol w:w="1182"/>
+        <w:gridCol w:w="1182"/>
+        <w:gridCol w:w="1182"/>
       </w:tblGrid>
       <w:tr>
         <w:tc>
@@ -133,11 +699,18 @@
             <w:pPr>
               <w:spacing w:after="20" w:before="20"/>
             </w:pPr>
-            <w:r/>
             <w:r>
               <w:rPr>
                 <w:b/>
+                <w:i w:val="0"/>
                 <w:color w:val="FFFFFF"/>
+                <w:sz w:val="17"/>
+              </w:rPr>
+            </w:r>
+            <w:r>
+              <w:rPr>
+                <w:b w:val="0"/>
+                <w:i w:val="0"/>
                 <w:sz w:val="17"/>
               </w:rPr>
               <w:t>Width px</w:t>
@@ -153,11 +726,18 @@
             <w:pPr>
               <w:spacing w:after="20" w:before="20"/>
             </w:pPr>
-            <w:r/>
             <w:r>
               <w:rPr>
                 <w:b/>
+                <w:i w:val="0"/>
                 <w:color w:val="FFFFFF"/>
+                <w:sz w:val="17"/>
+              </w:rPr>
+            </w:r>
+            <w:r>
+              <w:rPr>
+                <w:b w:val="0"/>
+                <w:i w:val="0"/>
                 <w:sz w:val="17"/>
               </w:rPr>
               <w:t>320</w:t>
@@ -173,11 +753,18 @@
             <w:pPr>
               <w:spacing w:after="20" w:before="20"/>
             </w:pPr>
-            <w:r/>
             <w:r>
               <w:rPr>
                 <w:b/>
+                <w:i w:val="0"/>
                 <w:color w:val="FFFFFF"/>
+                <w:sz w:val="17"/>
+              </w:rPr>
+            </w:r>
+            <w:r>
+              <w:rPr>
+                <w:b w:val="0"/>
+                <w:i w:val="0"/>
                 <w:sz w:val="17"/>
               </w:rPr>
               <w:t>390</w:t>
@@ -193,11 +780,18 @@
             <w:pPr>
               <w:spacing w:after="20" w:before="20"/>
             </w:pPr>
-            <w:r/>
             <w:r>
               <w:rPr>
                 <w:b/>
+                <w:i w:val="0"/>
                 <w:color w:val="FFFFFF"/>
+                <w:sz w:val="17"/>
+              </w:rPr>
+            </w:r>
+            <w:r>
+              <w:rPr>
+                <w:b w:val="0"/>
+                <w:i w:val="0"/>
                 <w:sz w:val="17"/>
               </w:rPr>
               <w:t>768</w:t>
@@ -213,11 +807,18 @@
             <w:pPr>
               <w:spacing w:after="20" w:before="20"/>
             </w:pPr>
-            <w:r/>
             <w:r>
               <w:rPr>
                 <w:b/>
+                <w:i w:val="0"/>
                 <w:color w:val="FFFFFF"/>
+                <w:sz w:val="17"/>
+              </w:rPr>
+            </w:r>
+            <w:r>
+              <w:rPr>
+                <w:b w:val="0"/>
+                <w:i w:val="0"/>
                 <w:sz w:val="17"/>
               </w:rPr>
               <w:t>1024</w:t>
@@ -233,11 +834,18 @@
             <w:pPr>
               <w:spacing w:after="20" w:before="20"/>
             </w:pPr>
-            <w:r/>
             <w:r>
               <w:rPr>
                 <w:b/>
+                <w:i w:val="0"/>
                 <w:color w:val="FFFFFF"/>
+                <w:sz w:val="17"/>
+              </w:rPr>
+            </w:r>
+            <w:r>
+              <w:rPr>
+                <w:b w:val="0"/>
+                <w:i w:val="0"/>
                 <w:sz w:val="17"/>
               </w:rPr>
               <w:t>1440</w:t>
@@ -253,11 +861,18 @@
             <w:pPr>
               <w:spacing w:after="20" w:before="20"/>
             </w:pPr>
-            <w:r/>
             <w:r>
               <w:rPr>
                 <w:b/>
+                <w:i w:val="0"/>
                 <w:color w:val="FFFFFF"/>
+                <w:sz w:val="17"/>
+              </w:rPr>
+            </w:r>
+            <w:r>
+              <w:rPr>
+                <w:b w:val="0"/>
+                <w:i w:val="0"/>
                 <w:sz w:val="17"/>
               </w:rPr>
               <w:t>1920</w:t>
@@ -273,11 +888,18 @@
             <w:pPr>
               <w:spacing w:after="20" w:before="20"/>
             </w:pPr>
-            <w:r/>
             <w:r>
               <w:rPr>
                 <w:b/>
+                <w:i w:val="0"/>
                 <w:color w:val="FFFFFF"/>
+                <w:sz w:val="17"/>
+              </w:rPr>
+            </w:r>
+            <w:r>
+              <w:rPr>
+                <w:b w:val="0"/>
+                <w:i w:val="0"/>
                 <w:sz w:val="17"/>
               </w:rPr>
               <w:t>2560</w:t>
@@ -297,6 +919,8 @@
             <w:r/>
             <w:r>
               <w:rPr>
+                <w:b w:val="0"/>
+                <w:i w:val="0"/>
                 <w:sz w:val="17"/>
               </w:rPr>
               <w:t>LCP</w:t>
@@ -314,6 +938,8 @@
             <w:r/>
             <w:r>
               <w:rPr>
+                <w:b w:val="0"/>
+                <w:i w:val="0"/>
                 <w:sz w:val="17"/>
               </w:rPr>
               <w:t>1632 ms</w:t>
@@ -331,6 +957,8 @@
             <w:r/>
             <w:r>
               <w:rPr>
+                <w:b w:val="0"/>
+                <w:i w:val="0"/>
                 <w:sz w:val="17"/>
               </w:rPr>
               <w:t>760 ms</w:t>
@@ -348,6 +976,8 @@
             <w:r/>
             <w:r>
               <w:rPr>
+                <w:b w:val="0"/>
+                <w:i w:val="0"/>
                 <w:sz w:val="17"/>
               </w:rPr>
               <w:t>672 ms</w:t>
@@ -365,6 +995,8 @@
             <w:r/>
             <w:r>
               <w:rPr>
+                <w:b w:val="0"/>
+                <w:i w:val="0"/>
                 <w:sz w:val="17"/>
               </w:rPr>
               <w:t>880 ms</w:t>
@@ -382,6 +1014,8 @@
             <w:r/>
             <w:r>
               <w:rPr>
+                <w:b w:val="0"/>
+                <w:i w:val="0"/>
                 <w:sz w:val="17"/>
               </w:rPr>
               <w:t>1344 ms</w:t>
@@ -399,6 +1033,8 @@
             <w:r/>
             <w:r>
               <w:rPr>
+                <w:b w:val="0"/>
+                <w:i w:val="0"/>
                 <w:sz w:val="17"/>
               </w:rPr>
               <w:t>792 ms</w:t>
@@ -416,6 +1052,8 @@
             <w:r/>
             <w:r>
               <w:rPr>
+                <w:b w:val="0"/>
+                <w:i w:val="0"/>
                 <w:sz w:val="17"/>
               </w:rPr>
               <w:t>1072 ms</w:t>
@@ -436,6 +1074,8 @@
             <w:r/>
             <w:r>
               <w:rPr>
+                <w:b w:val="0"/>
+                <w:i w:val="0"/>
                 <w:sz w:val="17"/>
               </w:rPr>
               <w:t>CLS</w:t>
@@ -454,6 +1094,8 @@
             <w:r/>
             <w:r>
               <w:rPr>
+                <w:b w:val="0"/>
+                <w:i w:val="0"/>
                 <w:sz w:val="17"/>
               </w:rPr>
               <w:t>0.0000</w:t>
@@ -472,6 +1114,8 @@
             <w:r/>
             <w:r>
               <w:rPr>
+                <w:b w:val="0"/>
+                <w:i w:val="0"/>
                 <w:sz w:val="17"/>
               </w:rPr>
               <w:t>0.0000</w:t>
@@ -490,6 +1134,8 @@
             <w:r/>
             <w:r>
               <w:rPr>
+                <w:b w:val="0"/>
+                <w:i w:val="0"/>
                 <w:sz w:val="17"/>
               </w:rPr>
               <w:t>0.0000</w:t>
@@ -508,6 +1154,8 @@
             <w:r/>
             <w:r>
               <w:rPr>
+                <w:b w:val="0"/>
+                <w:i w:val="0"/>
                 <w:sz w:val="17"/>
               </w:rPr>
               <w:t>0.0000</w:t>
@@ -526,6 +1174,8 @@
             <w:r/>
             <w:r>
               <w:rPr>
+                <w:b w:val="0"/>
+                <w:i w:val="0"/>
                 <w:sz w:val="17"/>
               </w:rPr>
               <w:t>0.0000</w:t>
@@ -544,6 +1194,8 @@
             <w:r/>
             <w:r>
               <w:rPr>
+                <w:b w:val="0"/>
+                <w:i w:val="0"/>
                 <w:sz w:val="17"/>
               </w:rPr>
               <w:t>0.0000</w:t>
@@ -562,6 +1214,8 @@
             <w:r/>
             <w:r>
               <w:rPr>
+                <w:b w:val="0"/>
+                <w:i w:val="0"/>
                 <w:sz w:val="17"/>
               </w:rPr>
               <w:t>0.0000</w:t>
@@ -581,6 +1235,8 @@
             <w:r/>
             <w:r>
               <w:rPr>
+                <w:b w:val="0"/>
+                <w:i w:val="0"/>
                 <w:sz w:val="17"/>
               </w:rPr>
               <w:t>Overflow</w:t>
@@ -598,6 +1254,8 @@
             <w:r/>
             <w:r>
               <w:rPr>
+                <w:b w:val="0"/>
+                <w:i w:val="0"/>
                 <w:sz w:val="17"/>
               </w:rPr>
               <w:t>0</w:t>
@@ -615,6 +1273,8 @@
             <w:r/>
             <w:r>
               <w:rPr>
+                <w:b w:val="0"/>
+                <w:i w:val="0"/>
                 <w:sz w:val="17"/>
               </w:rPr>
               <w:t>0</w:t>
@@ -632,6 +1292,8 @@
             <w:r/>
             <w:r>
               <w:rPr>
+                <w:b w:val="0"/>
+                <w:i w:val="0"/>
                 <w:sz w:val="17"/>
               </w:rPr>
               <w:t>0</w:t>
@@ -649,6 +1311,8 @@
             <w:r/>
             <w:r>
               <w:rPr>
+                <w:b w:val="0"/>
+                <w:i w:val="0"/>
                 <w:sz w:val="17"/>
               </w:rPr>
               <w:t>0</w:t>
@@ -666,6 +1330,8 @@
             <w:r/>
             <w:r>
               <w:rPr>
+                <w:b w:val="0"/>
+                <w:i w:val="0"/>
                 <w:sz w:val="17"/>
               </w:rPr>
               <w:t>0</w:t>
@@ -683,6 +1349,8 @@
             <w:r/>
             <w:r>
               <w:rPr>
+                <w:b w:val="0"/>
+                <w:i w:val="0"/>
                 <w:sz w:val="17"/>
               </w:rPr>
               <w:t>0</w:t>
@@ -700,6 +1368,8 @@
             <w:r/>
             <w:r>
               <w:rPr>
+                <w:b w:val="0"/>
+                <w:i w:val="0"/>
                 <w:sz w:val="17"/>
               </w:rPr>
               <w:t>0</w:t>
@@ -720,6 +1390,8 @@
             <w:r/>
             <w:r>
               <w:rPr>
+                <w:b w:val="0"/>
+                <w:i w:val="0"/>
                 <w:sz w:val="17"/>
               </w:rPr>
               <w:t>Images missing alt</w:t>
@@ -738,6 +1410,8 @@
             <w:r/>
             <w:r>
               <w:rPr>
+                <w:b w:val="0"/>
+                <w:i w:val="0"/>
                 <w:sz w:val="17"/>
               </w:rPr>
               <w:t>0</w:t>
@@ -756,6 +1430,8 @@
             <w:r/>
             <w:r>
               <w:rPr>
+                <w:b w:val="0"/>
+                <w:i w:val="0"/>
                 <w:sz w:val="17"/>
               </w:rPr>
               <w:t>0</w:t>
@@ -774,6 +1450,8 @@
             <w:r/>
             <w:r>
               <w:rPr>
+                <w:b w:val="0"/>
+                <w:i w:val="0"/>
                 <w:sz w:val="17"/>
               </w:rPr>
               <w:t>0</w:t>
@@ -792,6 +1470,8 @@
             <w:r/>
             <w:r>
               <w:rPr>
+                <w:b w:val="0"/>
+                <w:i w:val="0"/>
                 <w:sz w:val="17"/>
               </w:rPr>
               <w:t>0</w:t>
@@ -810,6 +1490,8 @@
             <w:r/>
             <w:r>
               <w:rPr>
+                <w:b w:val="0"/>
+                <w:i w:val="0"/>
                 <w:sz w:val="17"/>
               </w:rPr>
               <w:t>0</w:t>
@@ -828,6 +1510,8 @@
             <w:r/>
             <w:r>
               <w:rPr>
+                <w:b w:val="0"/>
+                <w:i w:val="0"/>
                 <w:sz w:val="17"/>
               </w:rPr>
               <w:t>0</w:t>
@@ -846,6 +1530,8 @@
             <w:r/>
             <w:r>
               <w:rPr>
+                <w:b w:val="0"/>
+                <w:i w:val="0"/>
                 <w:sz w:val="17"/>
               </w:rPr>
               <w:t>0</w:t>
@@ -859,38 +1545,90 @@
         <w:spacing w:after="80"/>
       </w:pPr>
     </w:p>
+    <w:tbl>
+      <w:tblPr>
+        <w:tblW w:type="auto" w:w="0"/>
+        <w:jc w:val="center"/>
+        <w:tblLayout w:type="fixed"/>
+        <w:tblLook w:firstColumn="1" w:firstRow="1" w:lastColumn="0" w:lastRow="0" w:noHBand="0" w:noVBand="1" w:val="04A0"/>
+        <w:tblBorders>
+          <w:top w:val="none" w:sz="0" w:space="0"/>
+          <w:left w:val="none" w:sz="0" w:space="0"/>
+          <w:bottom w:val="none" w:sz="0" w:space="0"/>
+          <w:right w:val="none" w:sz="0" w:space="0"/>
+          <w:insideH w:val="none" w:sz="0" w:space="0"/>
+          <w:insideV w:val="none" w:sz="0" w:space="0"/>
+        </w:tblBorders>
+      </w:tblPr>
+      <w:tblGrid>
+        <w:gridCol w:w="9458"/>
+      </w:tblGrid>
+      <w:tr>
+        <w:tc>
+          <w:tcPr>
+            <w:tcW w:type="dxa" w:w="9936"/>
+            <w:shd w:val="clear" w:fill="ECF5F9"/>
+            <w:tcMar>
+              <w:top w:w="90" w:type="dxa"/>
+              <w:start w:w="130" w:type="dxa"/>
+              <w:bottom w:w="90" w:type="dxa"/>
+              <w:end w:w="130" w:type="dxa"/>
+            </w:tcMar>
+          </w:tcPr>
+          <w:p>
+            <w:pPr>
+              <w:spacing w:after="0"/>
+              <w:pBdr>
+                <w:left w:val="single" w:sz="18" w:space="6" w:color="2C7A9E"/>
+              </w:pBdr>
+            </w:pPr>
+            <w:r>
+              <w:rPr>
+                <w:b w:val="0"/>
+                <w:i/>
+                <w:color w:val="232B33"/>
+                <w:sz w:val="17"/>
+              </w:rPr>
+              <w:t>Warm loads against the live deployment. One cold load after a deploy reached 4184 ms at 1440 px — the upstream image optimiser documented in section A, not the site.</w:t>
+            </w:r>
+          </w:p>
+        </w:tc>
+      </w:tr>
+    </w:tbl>
     <w:p>
       <w:pPr>
-        <w:spacing w:after="120" w:line="288" w:lineRule="auto"/>
-        <w:jc w:val="center"/>
+        <w:spacing w:before="320" w:after="140"/>
+        <w:pBdr>
+          <w:bottom w:val="single" w:sz="12" w:space="4" w:color="2C7A9E"/>
+        </w:pBdr>
       </w:pPr>
       <w:r>
         <w:rPr>
-          <w:i/>
-          <w:sz w:val="16"/>
+          <w:b/>
+          <w:i w:val="0"/>
+          <w:color w:val="2C7A9E"/>
+          <w:sz w:val="28"/>
         </w:rPr>
-        <w:t>Warm loads against the live deployment. One cold load after a deploy reached 4184 ms at 1440 px — the upstream image optimiser documented in section A, not the site.</w:t>
+        <w:t xml:space="preserve">B. </w:t>
+      </w:r>
+      <w:r>
+        <w:rPr>
+          <w:b/>
+          <w:i w:val="0"/>
+          <w:color w:val="0F2334"/>
+          <w:sz w:val="28"/>
+        </w:rPr>
+        <w:t>— Accessibility</w:t>
       </w:r>
     </w:p>
     <w:p>
       <w:pPr>
-        <w:spacing w:before="280" w:after="80"/>
+        <w:spacing w:after="120" w:line="293" w:lineRule="auto"/>
+        <w:jc w:val="both"/>
       </w:pPr>
       <w:r>
         <w:rPr>
-          <w:b/>
-          <w:color w:val="0F2334"/>
-          <w:sz w:val="28"/>
-        </w:rPr>
-        <w:t>B. Accessibility</w:t>
-      </w:r>
-    </w:p>
-    <w:p>
-      <w:pPr>
-        <w:spacing w:after="120" w:line="288" w:lineRule="auto"/>
-      </w:pPr>
-      <w:r>
-        <w:rPr>
+          <w:b w:val="0"/>
           <w:i w:val="0"/>
           <w:sz w:val="19"/>
         </w:rPr>
@@ -899,23 +1637,38 @@
     </w:p>
     <w:p>
       <w:pPr>
-        <w:spacing w:before="280" w:after="80"/>
+        <w:spacing w:before="320" w:after="140"/>
+        <w:pBdr>
+          <w:bottom w:val="single" w:sz="12" w:space="4" w:color="2C7A9E"/>
+        </w:pBdr>
       </w:pPr>
       <w:r>
         <w:rPr>
           <w:b/>
+          <w:i w:val="0"/>
+          <w:color w:val="2C7A9E"/>
+          <w:sz w:val="28"/>
+        </w:rPr>
+        <w:t xml:space="preserve">C. </w:t>
+      </w:r>
+      <w:r>
+        <w:rPr>
+          <w:b/>
+          <w:i w:val="0"/>
           <w:color w:val="0F2334"/>
           <w:sz w:val="28"/>
         </w:rPr>
-        <w:t>C. First paint and loading resilience</w:t>
+        <w:t>— First paint and loading resilience</w:t>
       </w:r>
     </w:p>
     <w:p>
       <w:pPr>
-        <w:spacing w:after="120" w:line="288" w:lineRule="auto"/>
+        <w:spacing w:after="120" w:line="293" w:lineRule="auto"/>
+        <w:jc w:val="both"/>
       </w:pPr>
       <w:r>
         <w:rPr>
+          <w:b w:val="0"/>
           <w:i w:val="0"/>
           <w:sz w:val="19"/>
         </w:rPr>
@@ -924,23 +1677,38 @@
     </w:p>
     <w:p>
       <w:pPr>
-        <w:spacing w:before="280" w:after="80"/>
+        <w:spacing w:before="320" w:after="140"/>
+        <w:pBdr>
+          <w:bottom w:val="single" w:sz="12" w:space="4" w:color="2C7A9E"/>
+        </w:pBdr>
       </w:pPr>
       <w:r>
         <w:rPr>
           <w:b/>
+          <w:i w:val="0"/>
+          <w:color w:val="2C7A9E"/>
+          <w:sz w:val="28"/>
+        </w:rPr>
+        <w:t xml:space="preserve">D. </w:t>
+      </w:r>
+      <w:r>
+        <w:rPr>
+          <w:b/>
+          <w:i w:val="0"/>
           <w:color w:val="0F2334"/>
           <w:sz w:val="28"/>
         </w:rPr>
-        <w:t>D. Search engine optimisation</w:t>
+        <w:t>— Search engine optimisation</w:t>
       </w:r>
     </w:p>
     <w:p>
       <w:pPr>
-        <w:spacing w:after="120" w:line="288" w:lineRule="auto"/>
+        <w:spacing w:after="120" w:line="293" w:lineRule="auto"/>
+        <w:jc w:val="both"/>
       </w:pPr>
       <w:r>
         <w:rPr>
+          <w:b w:val="0"/>
           <w:i w:val="0"/>
           <w:sz w:val="19"/>
         </w:rPr>
@@ -949,23 +1717,38 @@
     </w:p>
     <w:p>
       <w:pPr>
-        <w:spacing w:before="280" w:after="80"/>
+        <w:spacing w:before="320" w:after="140"/>
+        <w:pBdr>
+          <w:bottom w:val="single" w:sz="12" w:space="4" w:color="2C7A9E"/>
+        </w:pBdr>
       </w:pPr>
       <w:r>
         <w:rPr>
           <w:b/>
+          <w:i w:val="0"/>
+          <w:color w:val="2C7A9E"/>
+          <w:sz w:val="28"/>
+        </w:rPr>
+        <w:t xml:space="preserve">E. </w:t>
+      </w:r>
+      <w:r>
+        <w:rPr>
+          <w:b/>
+          <w:i w:val="0"/>
           <w:color w:val="0F2334"/>
           <w:sz w:val="28"/>
         </w:rPr>
-        <w:t>E. Internationalisation and RTL</w:t>
+        <w:t>— Internationalisation and RTL</w:t>
       </w:r>
     </w:p>
     <w:p>
       <w:pPr>
-        <w:spacing w:after="120" w:line="288" w:lineRule="auto"/>
+        <w:spacing w:after="120" w:line="293" w:lineRule="auto"/>
+        <w:jc w:val="both"/>
       </w:pPr>
       <w:r>
         <w:rPr>
+          <w:b w:val="0"/>
           <w:i w:val="0"/>
           <w:sz w:val="19"/>
         </w:rPr>
@@ -974,23 +1757,38 @@
     </w:p>
     <w:p>
       <w:pPr>
-        <w:spacing w:before="280" w:after="80"/>
+        <w:spacing w:before="320" w:after="140"/>
+        <w:pBdr>
+          <w:bottom w:val="single" w:sz="12" w:space="4" w:color="2C7A9E"/>
+        </w:pBdr>
       </w:pPr>
       <w:r>
         <w:rPr>
           <w:b/>
+          <w:i w:val="0"/>
+          <w:color w:val="2C7A9E"/>
+          <w:sz w:val="28"/>
+        </w:rPr>
+        <w:t xml:space="preserve">F. </w:t>
+      </w:r>
+      <w:r>
+        <w:rPr>
+          <w:b/>
+          <w:i w:val="0"/>
           <w:color w:val="0F2334"/>
           <w:sz w:val="28"/>
         </w:rPr>
-        <w:t>F. Links, routing and error handling</w:t>
+        <w:t>— Links, routing and error handling</w:t>
       </w:r>
     </w:p>
     <w:p>
       <w:pPr>
-        <w:spacing w:after="120" w:line="288" w:lineRule="auto"/>
+        <w:spacing w:after="120" w:line="293" w:lineRule="auto"/>
+        <w:jc w:val="both"/>
       </w:pPr>
       <w:r>
         <w:rPr>
+          <w:b w:val="0"/>
           <w:i w:val="0"/>
           <w:sz w:val="19"/>
         </w:rPr>
@@ -999,48 +1797,78 @@
     </w:p>
     <w:p>
       <w:pPr>
-        <w:spacing w:before="280" w:after="80"/>
+        <w:spacing w:before="320" w:after="140"/>
+        <w:pBdr>
+          <w:bottom w:val="single" w:sz="12" w:space="4" w:color="2C7A9E"/>
+        </w:pBdr>
       </w:pPr>
       <w:r>
         <w:rPr>
           <w:b/>
+          <w:i w:val="0"/>
+          <w:color w:val="2C7A9E"/>
+          <w:sz w:val="28"/>
+        </w:rPr>
+        <w:t xml:space="preserve">G. </w:t>
+      </w:r>
+      <w:r>
+        <w:rPr>
+          <w:b/>
+          <w:i w:val="0"/>
           <w:color w:val="0F2334"/>
           <w:sz w:val="28"/>
         </w:rPr>
-        <w:t>G. Security</w:t>
+        <w:t>— Security</w:t>
       </w:r>
     </w:p>
     <w:p>
       <w:pPr>
-        <w:spacing w:after="120" w:line="288" w:lineRule="auto"/>
+        <w:spacing w:after="120" w:line="293" w:lineRule="auto"/>
+        <w:jc w:val="both"/>
       </w:pPr>
       <w:r>
         <w:rPr>
+          <w:b w:val="0"/>
           <w:i w:val="0"/>
           <w:sz w:val="19"/>
         </w:rPr>
-        <w:t>A per-request nonce is generated in src/proxy.ts and applied with strict-dynamic, which is why every route must stay dynamically rendered; converting a page to static output would strip the nonce and cause the browser to block the page. The policy allows the Google Maps frame and Unsplash images and nothing else, with object-src none, base-uri self, form-action self and frame-ancestors none. X-Frame-Options DENY, X-Content-Type-Options nosniff, Referrer-Policy and Permissions-Policy are all set. npm audit reports 0 vulnerabilities, and no console or CSP violation was observed on any route/locale combination.</w:t>
+        <w:t>A per-request nonce is generated in src/proxy.ts and applied with strict-dynamic, which is why every route must stay dynamically rendered; converting a page to static output would strip the nonce and cause the browser to block the page. The policy allows the Google Maps frame, images from Unsplash, and the packaged Fontshare typeface, and nothing else: the Arabic font is now self-hosted in public/fonts, and the Google Fonts hosts dropped out of the style-src and font-src lists with it. object-src none, base-uri self, form-action self and frame-ancestors none are set, as are X-Frame-Options DENY, X-Content-Type-Options nosniff, Referrer-Policy and Permissions-Policy. A dedicated console pass confirmed that the “unrecognized feature” Permissions-Policy entries and the gen_204 ERR_BLOCKED_BY_CLIENT shown by devtools belong to the Google Maps embed and its csp-test probe, not to this site. npm audit reports 0 vulnerabilities, and no console or CSP violation was observed on any route/locale combination.</w:t>
       </w:r>
     </w:p>
     <w:p>
       <w:pPr>
-        <w:spacing w:before="280" w:after="80"/>
+        <w:spacing w:before="320" w:after="140"/>
+        <w:pBdr>
+          <w:bottom w:val="single" w:sz="12" w:space="4" w:color="2C7A9E"/>
+        </w:pBdr>
       </w:pPr>
       <w:r>
         <w:rPr>
           <w:b/>
+          <w:i w:val="0"/>
+          <w:color w:val="2C7A9E"/>
+          <w:sz w:val="28"/>
+        </w:rPr>
+        <w:t xml:space="preserve">H. </w:t>
+      </w:r>
+      <w:r>
+        <w:rPr>
+          <w:b/>
+          <w:i w:val="0"/>
           <w:color w:val="0F2334"/>
           <w:sz w:val="28"/>
         </w:rPr>
-        <w:t>H. Responsive layout</w:t>
+        <w:t>— Responsive layout</w:t>
       </w:r>
     </w:p>
     <w:p>
       <w:pPr>
-        <w:spacing w:after="120" w:line="288" w:lineRule="auto"/>
+        <w:spacing w:after="120" w:line="293" w:lineRule="auto"/>
+        <w:jc w:val="both"/>
       </w:pPr>
       <w:r>
         <w:rPr>
+          <w:b w:val="0"/>
           <w:i w:val="0"/>
           <w:sz w:val="19"/>
         </w:rPr>
@@ -1049,23 +1877,38 @@
     </w:p>
     <w:p>
       <w:pPr>
-        <w:spacing w:before="280" w:after="80"/>
+        <w:spacing w:before="320" w:after="140"/>
+        <w:pBdr>
+          <w:bottom w:val="single" w:sz="12" w:space="4" w:color="2C7A9E"/>
+        </w:pBdr>
       </w:pPr>
       <w:r>
         <w:rPr>
           <w:b/>
+          <w:i w:val="0"/>
+          <w:color w:val="2C7A9E"/>
+          <w:sz w:val="28"/>
+        </w:rPr>
+        <w:t xml:space="preserve">I. </w:t>
+      </w:r>
+      <w:r>
+        <w:rPr>
+          <w:b/>
+          <w:i w:val="0"/>
           <w:color w:val="0F2334"/>
           <w:sz w:val="28"/>
         </w:rPr>
-        <w:t>I. Design and composition</w:t>
+        <w:t>— Design and composition</w:t>
       </w:r>
     </w:p>
     <w:p>
       <w:pPr>
-        <w:spacing w:after="120" w:line="288" w:lineRule="auto"/>
+        <w:spacing w:after="120" w:line="293" w:lineRule="auto"/>
+        <w:jc w:val="both"/>
       </w:pPr>
       <w:r>
         <w:rPr>
+          <w:b w:val="0"/>
           <w:i w:val="0"/>
           <w:sz w:val="19"/>
         </w:rPr>
@@ -1080,12 +1923,12 @@
         <w:tblLook w:firstColumn="1" w:firstRow="1" w:lastColumn="0" w:lastRow="0" w:noHBand="0" w:noVBand="1" w:val="04A0"/>
       </w:tblPr>
       <w:tblGrid>
-        <w:gridCol w:w="1680"/>
-        <w:gridCol w:w="1680"/>
-        <w:gridCol w:w="1680"/>
-        <w:gridCol w:w="1680"/>
-        <w:gridCol w:w="1680"/>
-        <w:gridCol w:w="1680"/>
+        <w:gridCol w:w="1576"/>
+        <w:gridCol w:w="1576"/>
+        <w:gridCol w:w="1576"/>
+        <w:gridCol w:w="1576"/>
+        <w:gridCol w:w="1576"/>
+        <w:gridCol w:w="1576"/>
       </w:tblGrid>
       <w:tr>
         <w:tc>
@@ -1097,11 +1940,18 @@
             <w:pPr>
               <w:spacing w:after="20" w:before="20"/>
             </w:pPr>
-            <w:r/>
             <w:r>
               <w:rPr>
                 <w:b/>
+                <w:i w:val="0"/>
                 <w:color w:val="FFFFFF"/>
+                <w:sz w:val="17"/>
+              </w:rPr>
+            </w:r>
+            <w:r>
+              <w:rPr>
+                <w:b w:val="0"/>
+                <w:i w:val="0"/>
                 <w:sz w:val="17"/>
               </w:rPr>
               <w:t>#</w:t>
@@ -1117,11 +1967,18 @@
             <w:pPr>
               <w:spacing w:after="20" w:before="20"/>
             </w:pPr>
-            <w:r/>
             <w:r>
               <w:rPr>
                 <w:b/>
+                <w:i w:val="0"/>
                 <w:color w:val="FFFFFF"/>
+                <w:sz w:val="17"/>
+              </w:rPr>
+            </w:r>
+            <w:r>
+              <w:rPr>
+                <w:b w:val="0"/>
+                <w:i w:val="0"/>
                 <w:sz w:val="17"/>
               </w:rPr>
               <w:t>Section</w:t>
@@ -1137,11 +1994,18 @@
             <w:pPr>
               <w:spacing w:after="20" w:before="20"/>
             </w:pPr>
-            <w:r/>
             <w:r>
               <w:rPr>
                 <w:b/>
+                <w:i w:val="0"/>
                 <w:color w:val="FFFFFF"/>
+                <w:sz w:val="17"/>
+              </w:rPr>
+            </w:r>
+            <w:r>
+              <w:rPr>
+                <w:b w:val="0"/>
+                <w:i w:val="0"/>
                 <w:sz w:val="17"/>
               </w:rPr>
               <w:t>Height px</w:t>
@@ -1157,11 +2021,18 @@
             <w:pPr>
               <w:spacing w:after="20" w:before="20"/>
             </w:pPr>
-            <w:r/>
             <w:r>
               <w:rPr>
                 <w:b/>
+                <w:i w:val="0"/>
                 <w:color w:val="FFFFFF"/>
+                <w:sz w:val="17"/>
+              </w:rPr>
+            </w:r>
+            <w:r>
+              <w:rPr>
+                <w:b w:val="0"/>
+                <w:i w:val="0"/>
                 <w:sz w:val="17"/>
               </w:rPr>
               <w:t>Image area %</w:t>
@@ -1177,11 +2048,18 @@
             <w:pPr>
               <w:spacing w:after="20" w:before="20"/>
             </w:pPr>
-            <w:r/>
             <w:r>
               <w:rPr>
                 <w:b/>
+                <w:i w:val="0"/>
                 <w:color w:val="FFFFFF"/>
+                <w:sz w:val="17"/>
+              </w:rPr>
+            </w:r>
+            <w:r>
+              <w:rPr>
+                <w:b w:val="0"/>
+                <w:i w:val="0"/>
                 <w:sz w:val="17"/>
               </w:rPr>
               <w:t>Images</w:t>
@@ -1197,11 +2075,18 @@
             <w:pPr>
               <w:spacing w:after="20" w:before="20"/>
             </w:pPr>
-            <w:r/>
             <w:r>
               <w:rPr>
                 <w:b/>
+                <w:i w:val="0"/>
                 <w:color w:val="FFFFFF"/>
+                <w:sz w:val="17"/>
+              </w:rPr>
+            </w:r>
+            <w:r>
+              <w:rPr>
+                <w:b w:val="0"/>
+                <w:i w:val="0"/>
                 <w:sz w:val="17"/>
               </w:rPr>
               <w:t>Background</w:t>
@@ -1221,6 +2106,8 @@
             <w:r/>
             <w:r>
               <w:rPr>
+                <w:b w:val="0"/>
+                <w:i w:val="0"/>
                 <w:sz w:val="17"/>
               </w:rPr>
               <w:t>0</w:t>
@@ -1238,6 +2125,8 @@
             <w:r/>
             <w:r>
               <w:rPr>
+                <w:b w:val="0"/>
+                <w:i w:val="0"/>
                 <w:sz w:val="17"/>
               </w:rPr>
               <w:t>Hero — A Fresh Moment</w:t>
@@ -1255,6 +2144,8 @@
             <w:r/>
             <w:r>
               <w:rPr>
+                <w:b w:val="0"/>
+                <w:i w:val="0"/>
                 <w:sz w:val="17"/>
               </w:rPr>
               <w:t>792</w:t>
@@ -1272,6 +2163,8 @@
             <w:r/>
             <w:r>
               <w:rPr>
+                <w:b w:val="0"/>
+                <w:i w:val="0"/>
                 <w:sz w:val="17"/>
               </w:rPr>
               <w:t>1</w:t>
@@ -1289,6 +2182,8 @@
             <w:r/>
             <w:r>
               <w:rPr>
+                <w:b w:val="0"/>
+                <w:i w:val="0"/>
                 <w:sz w:val="17"/>
               </w:rPr>
               <w:t>100</w:t>
@@ -1306,6 +2201,8 @@
             <w:r/>
             <w:r>
               <w:rPr>
+                <w:b w:val="0"/>
+                <w:i w:val="0"/>
                 <w:sz w:val="17"/>
               </w:rPr>
               <w:t>bloo-950</w:t>
@@ -1326,6 +2223,8 @@
             <w:r/>
             <w:r>
               <w:rPr>
+                <w:b w:val="0"/>
+                <w:i w:val="0"/>
                 <w:sz w:val="17"/>
               </w:rPr>
               <w:t>1</w:t>
@@ -1344,6 +2243,8 @@
             <w:r/>
             <w:r>
               <w:rPr>
+                <w:b w:val="0"/>
+                <w:i w:val="0"/>
                 <w:sz w:val="17"/>
               </w:rPr>
               <w:t>Offerings — Crafted with Precision</w:t>
@@ -1362,6 +2263,8 @@
             <w:r/>
             <w:r>
               <w:rPr>
+                <w:b w:val="0"/>
+                <w:i w:val="0"/>
                 <w:sz w:val="17"/>
               </w:rPr>
               <w:t>1161</w:t>
@@ -1380,6 +2283,8 @@
             <w:r/>
             <w:r>
               <w:rPr>
+                <w:b w:val="0"/>
+                <w:i w:val="0"/>
                 <w:sz w:val="17"/>
               </w:rPr>
               <w:t>1</w:t>
@@ -1398,6 +2303,8 @@
             <w:r/>
             <w:r>
               <w:rPr>
+                <w:b w:val="0"/>
+                <w:i w:val="0"/>
                 <w:sz w:val="17"/>
               </w:rPr>
               <w:t>20.2</w:t>
@@ -1416,6 +2323,8 @@
             <w:r/>
             <w:r>
               <w:rPr>
+                <w:b w:val="0"/>
+                <w:i w:val="0"/>
                 <w:sz w:val="17"/>
               </w:rPr>
               <w:t>cream</w:t>
@@ -1435,6 +2344,8 @@
             <w:r/>
             <w:r>
               <w:rPr>
+                <w:b w:val="0"/>
+                <w:i w:val="0"/>
                 <w:sz w:val="17"/>
               </w:rPr>
               <w:t>2</w:t>
@@ -1452,6 +2363,8 @@
             <w:r/>
             <w:r>
               <w:rPr>
+                <w:b w:val="0"/>
+                <w:i w:val="0"/>
                 <w:sz w:val="17"/>
               </w:rPr>
               <w:t>Signature Tastes</w:t>
@@ -1469,6 +2382,8 @@
             <w:r/>
             <w:r>
               <w:rPr>
+                <w:b w:val="0"/>
+                <w:i w:val="0"/>
                 <w:sz w:val="17"/>
               </w:rPr>
               <w:t>566</w:t>
@@ -1486,6 +2401,8 @@
             <w:r/>
             <w:r>
               <w:rPr>
+                <w:b w:val="0"/>
+                <w:i w:val="0"/>
                 <w:sz w:val="17"/>
               </w:rPr>
               <w:t>1</w:t>
@@ -1503,6 +2420,8 @@
             <w:r/>
             <w:r>
               <w:rPr>
+                <w:b w:val="0"/>
+                <w:i w:val="0"/>
                 <w:sz w:val="17"/>
               </w:rPr>
               <w:t>100</w:t>
@@ -1520,6 +2439,8 @@
             <w:r/>
             <w:r>
               <w:rPr>
+                <w:b w:val="0"/>
+                <w:i w:val="0"/>
                 <w:sz w:val="17"/>
               </w:rPr>
               <w:t>bloo-950</w:t>
@@ -1540,6 +2461,8 @@
             <w:r/>
             <w:r>
               <w:rPr>
+                <w:b w:val="0"/>
+                <w:i w:val="0"/>
                 <w:sz w:val="17"/>
               </w:rPr>
               <w:t>3</w:t>
@@ -1558,6 +2481,8 @@
             <w:r/>
             <w:r>
               <w:rPr>
+                <w:b w:val="0"/>
+                <w:i w:val="0"/>
                 <w:sz w:val="17"/>
               </w:rPr>
               <w:t>Good to Know</w:t>
@@ -1576,6 +2501,8 @@
             <w:r/>
             <w:r>
               <w:rPr>
+                <w:b w:val="0"/>
+                <w:i w:val="0"/>
                 <w:sz w:val="17"/>
               </w:rPr>
               <w:t>628</w:t>
@@ -1594,6 +2521,8 @@
             <w:r/>
             <w:r>
               <w:rPr>
+                <w:b w:val="0"/>
+                <w:i w:val="0"/>
                 <w:sz w:val="17"/>
               </w:rPr>
               <w:t>1</w:t>
@@ -1612,6 +2541,8 @@
             <w:r/>
             <w:r>
               <w:rPr>
+                <w:b w:val="0"/>
+                <w:i w:val="0"/>
                 <w:sz w:val="17"/>
               </w:rPr>
               <w:t>22.1</w:t>
@@ -1630,6 +2561,8 @@
             <w:r/>
             <w:r>
               <w:rPr>
+                <w:b w:val="0"/>
+                <w:i w:val="0"/>
                 <w:sz w:val="17"/>
               </w:rPr>
               <w:t>bloo-950</w:t>
@@ -1649,6 +2582,8 @@
             <w:r/>
             <w:r>
               <w:rPr>
+                <w:b w:val="0"/>
+                <w:i w:val="0"/>
                 <w:sz w:val="17"/>
               </w:rPr>
               <w:t>4</w:t>
@@ -1666,6 +2601,8 @@
             <w:r/>
             <w:r>
               <w:rPr>
+                <w:b w:val="0"/>
+                <w:i w:val="0"/>
                 <w:sz w:val="17"/>
               </w:rPr>
               <w:t>The Space, In Detail</w:t>
@@ -1683,6 +2620,8 @@
             <w:r/>
             <w:r>
               <w:rPr>
+                <w:b w:val="0"/>
+                <w:i w:val="0"/>
                 <w:sz w:val="17"/>
               </w:rPr>
               <w:t>1296</w:t>
@@ -1700,6 +2639,8 @@
             <w:r/>
             <w:r>
               <w:rPr>
+                <w:b w:val="0"/>
+                <w:i w:val="0"/>
                 <w:sz w:val="17"/>
               </w:rPr>
               <w:t>6</w:t>
@@ -1717,6 +2658,8 @@
             <w:r/>
             <w:r>
               <w:rPr>
+                <w:b w:val="0"/>
+                <w:i w:val="0"/>
                 <w:sz w:val="17"/>
               </w:rPr>
               <w:t>48.6</w:t>
@@ -1734,6 +2677,8 @@
             <w:r/>
             <w:r>
               <w:rPr>
+                <w:b w:val="0"/>
+                <w:i w:val="0"/>
                 <w:sz w:val="17"/>
               </w:rPr>
               <w:t>cream</w:t>
@@ -1754,6 +2699,8 @@
             <w:r/>
             <w:r>
               <w:rPr>
+                <w:b w:val="0"/>
+                <w:i w:val="0"/>
                 <w:sz w:val="17"/>
               </w:rPr>
               <w:t>5</w:t>
@@ -1772,6 +2719,8 @@
             <w:r/>
             <w:r>
               <w:rPr>
+                <w:b w:val="0"/>
+                <w:i w:val="0"/>
                 <w:sz w:val="17"/>
               </w:rPr>
               <w:t>Location — Join Us In L'Aouina</w:t>
@@ -1790,6 +2739,8 @@
             <w:r/>
             <w:r>
               <w:rPr>
+                <w:b w:val="0"/>
+                <w:i w:val="0"/>
                 <w:sz w:val="17"/>
               </w:rPr>
               <w:t>1129</w:t>
@@ -1808,6 +2759,8 @@
             <w:r/>
             <w:r>
               <w:rPr>
+                <w:b w:val="0"/>
+                <w:i w:val="0"/>
                 <w:sz w:val="17"/>
               </w:rPr>
               <w:t>1</w:t>
@@ -1826,6 +2779,8 @@
             <w:r/>
             <w:r>
               <w:rPr>
+                <w:b w:val="0"/>
+                <w:i w:val="0"/>
                 <w:sz w:val="17"/>
               </w:rPr>
               <w:t>13.6</w:t>
@@ -1844,6 +2799,8 @@
             <w:r/>
             <w:r>
               <w:rPr>
+                <w:b w:val="0"/>
+                <w:i w:val="0"/>
                 <w:sz w:val="17"/>
               </w:rPr>
               <w:t>white</w:t>
@@ -1863,6 +2820,8 @@
             <w:r/>
             <w:r>
               <w:rPr>
+                <w:b w:val="0"/>
+                <w:i w:val="0"/>
                 <w:sz w:val="17"/>
               </w:rPr>
               <w:t>6</w:t>
@@ -1880,6 +2839,8 @@
             <w:r/>
             <w:r>
               <w:rPr>
+                <w:b w:val="0"/>
+                <w:i w:val="0"/>
                 <w:sz w:val="17"/>
               </w:rPr>
               <w:t>What Guests Say</w:t>
@@ -1897,6 +2858,8 @@
             <w:r/>
             <w:r>
               <w:rPr>
+                <w:b w:val="0"/>
+                <w:i w:val="0"/>
                 <w:sz w:val="17"/>
               </w:rPr>
               <w:t>432</w:t>
@@ -1914,6 +2877,8 @@
             <w:r/>
             <w:r>
               <w:rPr>
+                <w:b w:val="0"/>
+                <w:i w:val="0"/>
                 <w:sz w:val="17"/>
               </w:rPr>
               <w:t>0</w:t>
@@ -1931,6 +2896,8 @@
             <w:r/>
             <w:r>
               <w:rPr>
+                <w:b w:val="0"/>
+                <w:i w:val="0"/>
                 <w:sz w:val="17"/>
               </w:rPr>
               <w:t>0</w:t>
@@ -1948,6 +2915,8 @@
             <w:r/>
             <w:r>
               <w:rPr>
+                <w:b w:val="0"/>
+                <w:i w:val="0"/>
                 <w:sz w:val="17"/>
               </w:rPr>
               <w:t>bloo-950</w:t>
@@ -1968,6 +2937,8 @@
             <w:r/>
             <w:r>
               <w:rPr>
+                <w:b w:val="0"/>
+                <w:i w:val="0"/>
                 <w:sz w:val="17"/>
               </w:rPr>
               <w:t>7</w:t>
@@ -1986,6 +2957,8 @@
             <w:r/>
             <w:r>
               <w:rPr>
+                <w:b w:val="0"/>
+                <w:i w:val="0"/>
                 <w:sz w:val="17"/>
               </w:rPr>
               <w:t>@bloo.coffeeshop</w:t>
@@ -2004,6 +2977,8 @@
             <w:r/>
             <w:r>
               <w:rPr>
+                <w:b w:val="0"/>
+                <w:i w:val="0"/>
                 <w:sz w:val="17"/>
               </w:rPr>
               <w:t>848</w:t>
@@ -2022,6 +2997,8 @@
             <w:r/>
             <w:r>
               <w:rPr>
+                <w:b w:val="0"/>
+                <w:i w:val="0"/>
                 <w:sz w:val="17"/>
               </w:rPr>
               <w:t>6</w:t>
@@ -2040,6 +3017,8 @@
             <w:r/>
             <w:r>
               <w:rPr>
+                <w:b w:val="0"/>
+                <w:i w:val="0"/>
                 <w:sz w:val="17"/>
               </w:rPr>
               <w:t>23.1</w:t>
@@ -2058,6 +3037,8 @@
             <w:r/>
             <w:r>
               <w:rPr>
+                <w:b w:val="0"/>
+                <w:i w:val="0"/>
                 <w:sz w:val="17"/>
               </w:rPr>
               <w:t>cream</w:t>
@@ -2077,6 +3058,8 @@
             <w:r/>
             <w:r>
               <w:rPr>
+                <w:b w:val="0"/>
+                <w:i w:val="0"/>
                 <w:sz w:val="17"/>
               </w:rPr>
             </w:r>
@@ -2093,6 +3076,8 @@
             <w:r/>
             <w:r>
               <w:rPr>
+                <w:b w:val="0"/>
+                <w:i w:val="0"/>
                 <w:sz w:val="17"/>
               </w:rPr>
               <w:t>Weighted image coverage</w:t>
@@ -2110,6 +3095,8 @@
             <w:r/>
             <w:r>
               <w:rPr>
+                <w:b w:val="0"/>
+                <w:i w:val="0"/>
                 <w:sz w:val="17"/>
               </w:rPr>
             </w:r>
@@ -2126,6 +3113,8 @@
             <w:r/>
             <w:r>
               <w:rPr>
+                <w:b w:val="0"/>
+                <w:i w:val="0"/>
                 <w:sz w:val="17"/>
               </w:rPr>
               <w:t>39.6%</w:t>
@@ -2143,6 +3132,8 @@
             <w:r/>
             <w:r>
               <w:rPr>
+                <w:b w:val="0"/>
+                <w:i w:val="0"/>
                 <w:sz w:val="17"/>
               </w:rPr>
             </w:r>
@@ -2159,6 +3150,8 @@
             <w:r/>
             <w:r>
               <w:rPr>
+                <w:b w:val="0"/>
+                <w:i w:val="0"/>
                 <w:sz w:val="17"/>
               </w:rPr>
             </w:r>
@@ -2173,505 +3166,2118 @@
     </w:p>
     <w:p>
       <w:pPr>
-        <w:spacing w:before="280" w:after="80"/>
+        <w:spacing w:before="240" w:after="100"/>
+        <w:pBdr>
+          <w:bottom w:val="single" w:sz="12" w:space="4" w:color="2C7A9E"/>
+        </w:pBdr>
       </w:pPr>
       <w:r>
         <w:rPr>
           <w:b/>
+          <w:i w:val="0"/>
           <w:color w:val="0F2334"/>
-          <w:sz w:val="28"/>
+          <w:sz w:val="30"/>
         </w:rPr>
         <w:t>Outstanding items</w:t>
       </w:r>
     </w:p>
+    <w:tbl>
+      <w:tblPr>
+        <w:tblW w:type="auto" w:w="0"/>
+        <w:jc w:val="center"/>
+        <w:tblLayout w:type="fixed"/>
+        <w:tblLook w:firstColumn="1" w:firstRow="1" w:lastColumn="0" w:lastRow="0" w:noHBand="0" w:noVBand="1" w:val="04A0"/>
+        <w:tblBorders>
+          <w:top w:val="none" w:sz="0" w:space="0"/>
+          <w:left w:val="none" w:sz="0" w:space="0"/>
+          <w:bottom w:val="none" w:sz="0" w:space="0"/>
+          <w:right w:val="none" w:sz="0" w:space="0"/>
+          <w:insideH w:val="none" w:sz="0" w:space="0"/>
+          <w:insideV w:val="none" w:sz="0" w:space="0"/>
+        </w:tblBorders>
+      </w:tblPr>
+      <w:tblGrid>
+        <w:gridCol w:w="9458"/>
+      </w:tblGrid>
+      <w:tr>
+        <w:tc>
+          <w:tcPr>
+            <w:tcW w:type="dxa" w:w="9936"/>
+            <w:shd w:val="clear" w:fill="FBF6EA"/>
+            <w:tcMar>
+              <w:top w:w="90" w:type="dxa"/>
+              <w:start w:w="130" w:type="dxa"/>
+              <w:bottom w:w="90" w:type="dxa"/>
+              <w:end w:w="130" w:type="dxa"/>
+            </w:tcMar>
+          </w:tcPr>
+          <w:p>
+            <w:pPr>
+              <w:spacing w:after="0"/>
+              <w:pBdr>
+                <w:left w:val="single" w:sz="18" w:space="6" w:color="B98A2F"/>
+              </w:pBdr>
+            </w:pPr>
+            <w:r>
+              <w:rPr>
+                <w:b w:val="0"/>
+                <w:i/>
+                <w:color w:val="232B33"/>
+                <w:sz w:val="17"/>
+              </w:rPr>
+              <w:t>1. Real photography. Every image is illustrative Unsplash stock. Supplying genuine BLOO COFFEE photography is the highest-value remaining change and is blocked only by asset availability. 2. Self-hosting images. Copying the files into public/ removes the intermittent optimiser timeouts permanently. 3. Visual sign-off. Geometry, contrast, overflow and layout shift are all verified numerically, but the aesthetic judgement of the compositions needs a human eye. 4. Any previously exposed GitHub token must be rotated by its owner.</w:t>
+            </w:r>
+          </w:p>
+        </w:tc>
+      </w:tr>
+    </w:tbl>
     <w:p>
       <w:pPr>
-        <w:spacing w:after="120" w:line="288" w:lineRule="auto"/>
-      </w:pPr>
-      <w:r>
-        <w:rPr>
-          <w:i w:val="0"/>
-          <w:sz w:val="19"/>
-        </w:rPr>
-        <w:t>1. Real photography. Every image is illustrative Unsplash stock. Supplying genuine BLOO COFFEE photography is the highest-value remaining change and is blocked only by asset availability. 2. Self-hosting images. Copying the files into public/ removes the intermittent optimiser timeouts permanently; note that public/images/** is currently gitignored, so that rule must be relaxed deliberately. 3. Visual sign-off. Geometry, contrast, overflow and layout shift are all verified numerically, but the aesthetic judgement of the compositions needs a human eye. 4. Any previously exposed GitHub token must be rotated by its owner.</w:t>
-      </w:r>
-    </w:p>
-    <w:p>
-      <w:pPr>
-        <w:spacing w:before="280" w:after="80"/>
+        <w:spacing w:before="240" w:after="100"/>
+        <w:pBdr>
+          <w:bottom w:val="single" w:sz="12" w:space="4" w:color="2C7A9E"/>
+        </w:pBdr>
       </w:pPr>
       <w:r>
         <w:rPr>
           <w:b/>
+          <w:i w:val="0"/>
           <w:color w:val="0F2334"/>
-          <w:sz w:val="28"/>
+          <w:sz w:val="30"/>
         </w:rPr>
         <w:t>Evidence</w:t>
       </w:r>
     </w:p>
     <w:p>
       <w:pPr>
-        <w:spacing w:after="40"/>
-        <w:jc w:val="center"/>
-      </w:pPr>
-      <w:r>
-        <w:drawing>
-          <wp:inline xmlns:a="http://schemas.openxmlformats.org/drawingml/2006/main" xmlns:pic="http://schemas.openxmlformats.org/drawingml/2006/picture">
-            <wp:extent cx="5760720" cy="3599298"/>
-            <wp:docPr id="1" name="Picture 1"/>
-            <wp:cNvGraphicFramePr>
-              <a:graphicFrameLocks noChangeAspect="1"/>
-            </wp:cNvGraphicFramePr>
-            <a:graphic>
-              <a:graphicData uri="http://schemas.openxmlformats.org/drawingml/2006/picture">
-                <pic:pic>
-                  <pic:nvPicPr>
-                    <pic:cNvPr id="0" name="01-splash-12745.jpg"/>
-                    <pic:cNvPicPr/>
-                  </pic:nvPicPr>
-                  <pic:blipFill>
-                    <a:blip r:embed="rId9"/>
-                    <a:stretch>
-                      <a:fillRect/>
-                    </a:stretch>
-                  </pic:blipFill>
-                  <pic:spPr>
-                    <a:xfrm>
-                      <a:off x="0" y="0"/>
-                      <a:ext cx="5760720" cy="3599298"/>
-                    </a:xfrm>
-                    <a:prstGeom prst="rect"/>
-                  </pic:spPr>
-                </pic:pic>
-              </a:graphicData>
-            </a:graphic>
-          </wp:inline>
-        </w:drawing>
-      </w:r>
-    </w:p>
-    <w:p>
-      <w:pPr>
-        <w:spacing w:after="200"/>
-        <w:jc w:val="center"/>
-      </w:pPr>
-      <w:r>
-        <w:rPr>
-          <w:i/>
-          <w:color w:val="556670"/>
-          <w:sz w:val="16"/>
-        </w:rPr>
-        <w:t>First paint — the server-rendered 3D brand splash, before the client bundle runs.</w:t>
-      </w:r>
-    </w:p>
-    <w:p>
-      <w:pPr>
-        <w:spacing w:after="40"/>
-        <w:jc w:val="center"/>
-      </w:pPr>
-      <w:r>
-        <w:drawing>
-          <wp:inline xmlns:a="http://schemas.openxmlformats.org/drawingml/2006/main" xmlns:pic="http://schemas.openxmlformats.org/drawingml/2006/picture">
-            <wp:extent cx="5760720" cy="3599298"/>
-            <wp:docPr id="2" name="Picture 2"/>
-            <wp:cNvGraphicFramePr>
-              <a:graphicFrameLocks noChangeAspect="1"/>
-            </wp:cNvGraphicFramePr>
-            <a:graphic>
-              <a:graphicData uri="http://schemas.openxmlformats.org/drawingml/2006/picture">
-                <pic:pic>
-                  <pic:nvPicPr>
-                    <pic:cNvPr id="0" name="05-hero-en-1846890.jpg"/>
-                    <pic:cNvPicPr/>
-                  </pic:nvPicPr>
-                  <pic:blipFill>
-                    <a:blip r:embed="rId10"/>
-                    <a:stretch>
-                      <a:fillRect/>
-                    </a:stretch>
-                  </pic:blipFill>
-                  <pic:spPr>
-                    <a:xfrm>
-                      <a:off x="0" y="0"/>
-                      <a:ext cx="5760720" cy="3599298"/>
-                    </a:xfrm>
-                    <a:prstGeom prst="rect"/>
-                  </pic:spPr>
-                </pic:pic>
-              </a:graphicData>
-            </a:graphic>
-          </wp:inline>
-        </w:drawing>
-      </w:r>
-    </w:p>
-    <w:p>
-      <w:pPr>
-        <w:spacing w:after="200"/>
-        <w:jc w:val="center"/>
-      </w:pPr>
-      <w:r>
-        <w:rPr>
-          <w:i/>
-          <w:color w:val="556670"/>
-          <w:sz w:val="16"/>
-        </w:rPr>
-        <w:t>Hero — full-bleed photograph with a strengthened, RTL-aware scrim.</w:t>
-      </w:r>
-    </w:p>
-    <w:p>
-      <w:pPr>
-        <w:spacing w:after="40"/>
-        <w:jc w:val="center"/>
-      </w:pPr>
-      <w:r>
-        <w:drawing>
-          <wp:inline xmlns:a="http://schemas.openxmlformats.org/drawingml/2006/main" xmlns:pic="http://schemas.openxmlformats.org/drawingml/2006/picture">
-            <wp:extent cx="5760720" cy="2511674"/>
-            <wp:docPr id="3" name="Picture 3"/>
-            <wp:cNvGraphicFramePr>
-              <a:graphicFrameLocks noChangeAspect="1"/>
-            </wp:cNvGraphicFramePr>
-            <a:graphic>
-              <a:graphicData uri="http://schemas.openxmlformats.org/drawingml/2006/picture">
-                <pic:pic>
-                  <pic:nvPicPr>
-                    <pic:cNvPr id="0" name="07-goodtoknow-en-461440.jpg"/>
-                    <pic:cNvPicPr/>
-                  </pic:nvPicPr>
-                  <pic:blipFill>
-                    <a:blip r:embed="rId11"/>
-                    <a:stretch>
-                      <a:fillRect/>
-                    </a:stretch>
-                  </pic:blipFill>
-                  <pic:spPr>
-                    <a:xfrm>
-                      <a:off x="0" y="0"/>
-                      <a:ext cx="5760720" cy="2511674"/>
-                    </a:xfrm>
-                    <a:prstGeom prst="rect"/>
-                  </pic:spPr>
-                </pic:pic>
-              </a:graphicData>
-            </a:graphic>
-          </wp:inline>
-        </w:drawing>
-      </w:r>
-    </w:p>
-    <w:p>
-      <w:pPr>
-        <w:spacing w:after="200"/>
-        <w:jc w:val="center"/>
-      </w:pPr>
-      <w:r>
-        <w:rPr>
-          <w:i/>
-          <w:color w:val="556670"/>
-          <w:sz w:val="16"/>
-        </w:rPr>
-        <w:t>Good to Know — photograph 400x500, information column centred beside it with a 64 px gutter.</w:t>
-      </w:r>
-    </w:p>
-    <w:p>
-      <w:pPr>
-        <w:spacing w:after="40"/>
-        <w:jc w:val="center"/>
-      </w:pPr>
-      <w:r>
-        <w:drawing>
-          <wp:inline xmlns:a="http://schemas.openxmlformats.org/drawingml/2006/main" xmlns:pic="http://schemas.openxmlformats.org/drawingml/2006/picture">
-            <wp:extent cx="5760720" cy="1728216"/>
-            <wp:docPr id="4" name="Picture 4"/>
-            <wp:cNvGraphicFramePr>
-              <a:graphicFrameLocks noChangeAspect="1"/>
-            </wp:cNvGraphicFramePr>
-            <a:graphic>
-              <a:graphicData uri="http://schemas.openxmlformats.org/drawingml/2006/picture">
-                <pic:pic>
-                  <pic:nvPicPr>
-                    <pic:cNvPr id="0" name="10-reviews-en-23893.jpg"/>
-                    <pic:cNvPicPr/>
-                  </pic:nvPicPr>
-                  <pic:blipFill>
-                    <a:blip r:embed="rId12"/>
-                    <a:stretch>
-                      <a:fillRect/>
-                    </a:stretch>
-                  </pic:blipFill>
-                  <pic:spPr>
-                    <a:xfrm>
-                      <a:off x="0" y="0"/>
-                      <a:ext cx="5760720" cy="1728216"/>
-                    </a:xfrm>
-                    <a:prstGeom prst="rect"/>
-                  </pic:spPr>
-                </pic:pic>
-              </a:graphicData>
-            </a:graphic>
-          </wp:inline>
-        </w:drawing>
-      </w:r>
-    </w:p>
-    <w:p>
-      <w:pPr>
-        <w:spacing w:after="200"/>
-        <w:jc w:val="center"/>
-      </w:pPr>
-      <w:r>
-        <w:rPr>
-          <w:i/>
-          <w:color w:val="556670"/>
-          <w:sz w:val="16"/>
-        </w:rPr>
-        <w:t>What Guests Say — reduced to a typographic band; the photograph was removed.</w:t>
-      </w:r>
-    </w:p>
-    <w:p>
-      <w:pPr>
-        <w:spacing w:after="40"/>
-        <w:jc w:val="center"/>
-      </w:pPr>
-      <w:r>
-        <w:drawing>
-          <wp:inline xmlns:a="http://schemas.openxmlformats.org/drawingml/2006/main" xmlns:pic="http://schemas.openxmlformats.org/drawingml/2006/picture">
-            <wp:extent cx="5760720" cy="140266146"/>
-            <wp:docPr id="5" name="Picture 5"/>
-            <wp:cNvGraphicFramePr>
-              <a:graphicFrameLocks noChangeAspect="1"/>
-            </wp:cNvGraphicFramePr>
-            <a:graphic>
-              <a:graphicData uri="http://schemas.openxmlformats.org/drawingml/2006/picture">
-                <pic:pic>
-                  <pic:nvPicPr>
-                    <pic:cNvPr id="0" name="17-mobile-home-1484611.jpg"/>
-                    <pic:cNvPicPr/>
-                  </pic:nvPicPr>
-                  <pic:blipFill>
-                    <a:blip r:embed="rId13"/>
-                    <a:stretch>
-                      <a:fillRect/>
-                    </a:stretch>
-                  </pic:blipFill>
-                  <pic:spPr>
-                    <a:xfrm>
-                      <a:off x="0" y="0"/>
-                      <a:ext cx="5760720" cy="140266146"/>
-                    </a:xfrm>
-                    <a:prstGeom prst="rect"/>
-                  </pic:spPr>
-                </pic:pic>
-              </a:graphicData>
-            </a:graphic>
-          </wp:inline>
-        </w:drawing>
-      </w:r>
-    </w:p>
-    <w:p>
-      <w:pPr>
-        <w:spacing w:after="200"/>
-        <w:jc w:val="center"/>
-      </w:pPr>
-      <w:r>
-        <w:rPr>
-          <w:i/>
-          <w:color w:val="556670"/>
-          <w:sz w:val="16"/>
-        </w:rPr>
-        <w:t>Homepage at 390 px.</w:t>
-      </w:r>
-    </w:p>
-    <w:p>
-      <w:pPr>
-        <w:spacing w:after="40"/>
-        <w:jc w:val="center"/>
-      </w:pPr>
-      <w:r>
-        <w:drawing>
-          <wp:inline xmlns:a="http://schemas.openxmlformats.org/drawingml/2006/main" xmlns:pic="http://schemas.openxmlformats.org/drawingml/2006/picture">
-            <wp:extent cx="5760720" cy="13618933"/>
-            <wp:docPr id="6" name="Picture 6"/>
-            <wp:cNvGraphicFramePr>
-              <a:graphicFrameLocks noChangeAspect="1"/>
-            </wp:cNvGraphicFramePr>
-            <a:graphic>
-              <a:graphicData uri="http://schemas.openxmlformats.org/drawingml/2006/picture">
-                <pic:pic>
-                  <pic:nvPicPr>
-                    <pic:cNvPr id="0" name="19-mobile-goodtoknow-301667.jpg"/>
-                    <pic:cNvPicPr/>
-                  </pic:nvPicPr>
-                  <pic:blipFill>
-                    <a:blip r:embed="rId14"/>
-                    <a:stretch>
-                      <a:fillRect/>
-                    </a:stretch>
-                  </pic:blipFill>
-                  <pic:spPr>
-                    <a:xfrm>
-                      <a:off x="0" y="0"/>
-                      <a:ext cx="5760720" cy="13618933"/>
-                    </a:xfrm>
-                    <a:prstGeom prst="rect"/>
-                  </pic:spPr>
-                </pic:pic>
-              </a:graphicData>
-            </a:graphic>
-          </wp:inline>
-        </w:drawing>
-      </w:r>
-    </w:p>
-    <w:p>
-      <w:pPr>
-        <w:spacing w:after="200"/>
-        <w:jc w:val="center"/>
-      </w:pPr>
-      <w:r>
-        <w:rPr>
-          <w:i/>
-          <w:color w:val="556670"/>
-          <w:sz w:val="16"/>
-        </w:rPr>
-        <w:t>Good to Know at 390 px — stacked pair.</w:t>
-      </w:r>
-    </w:p>
-    <w:p>
-      <w:pPr>
-        <w:spacing w:after="40"/>
-        <w:jc w:val="center"/>
-      </w:pPr>
-      <w:r>
-        <w:drawing>
-          <wp:inline xmlns:a="http://schemas.openxmlformats.org/drawingml/2006/main" xmlns:pic="http://schemas.openxmlformats.org/drawingml/2006/picture">
-            <wp:extent cx="5760720" cy="29407323"/>
-            <wp:docPr id="7" name="Picture 7"/>
-            <wp:cNvGraphicFramePr>
-              <a:graphicFrameLocks noChangeAspect="1"/>
-            </wp:cNvGraphicFramePr>
-            <a:graphic>
-              <a:graphicData uri="http://schemas.openxmlformats.org/drawingml/2006/picture">
-                <pic:pic>
-                  <pic:nvPicPr>
-                    <pic:cNvPr id="0" name="02-home-full-en-4569999.jpg"/>
-                    <pic:cNvPicPr/>
-                  </pic:nvPicPr>
-                  <pic:blipFill>
-                    <a:blip r:embed="rId15"/>
-                    <a:stretch>
-                      <a:fillRect/>
-                    </a:stretch>
-                  </pic:blipFill>
-                  <pic:spPr>
-                    <a:xfrm>
-                      <a:off x="0" y="0"/>
-                      <a:ext cx="5760720" cy="29407323"/>
-                    </a:xfrm>
-                    <a:prstGeom prst="rect"/>
-                  </pic:spPr>
-                </pic:pic>
-              </a:graphicData>
-            </a:graphic>
-          </wp:inline>
-        </w:drawing>
-      </w:r>
-    </w:p>
-    <w:p>
-      <w:pPr>
-        <w:spacing w:after="200"/>
-        <w:jc w:val="center"/>
-      </w:pPr>
-      <w:r>
-        <w:rPr>
-          <w:i/>
-          <w:color w:val="556670"/>
-          <w:sz w:val="16"/>
-        </w:rPr>
-        <w:t>Full homepage, English.</w:t>
-      </w:r>
-    </w:p>
-    <w:p>
-      <w:pPr>
-        <w:spacing w:before="280" w:after="80"/>
+        <w:spacing w:before="240" w:after="100"/>
       </w:pPr>
       <w:r>
         <w:rPr>
           <w:b/>
+          <w:i w:val="0"/>
+          <w:color w:val="0F2334"/>
+          <w:sz w:val="23"/>
+        </w:rPr>
+        <w:t>Composition details</w:t>
+      </w:r>
+    </w:p>
+    <w:tbl>
+      <w:tblPr>
+        <w:tblStyle w:val="TableGrid"/>
+        <w:tblW w:type="auto" w:w="0"/>
+        <w:jc w:val="center"/>
+        <w:tblLook w:firstColumn="1" w:firstRow="1" w:lastColumn="0" w:lastRow="0" w:noHBand="0" w:noVBand="1" w:val="04A0"/>
+        <w:tblBorders>
+          <w:top w:val="none" w:sz="0" w:space="0"/>
+          <w:left w:val="none" w:sz="0" w:space="0"/>
+          <w:bottom w:val="none" w:sz="0" w:space="0"/>
+          <w:right w:val="none" w:sz="0" w:space="0"/>
+          <w:insideH w:val="none" w:sz="0" w:space="0"/>
+          <w:insideV w:val="none" w:sz="0" w:space="0"/>
+        </w:tblBorders>
+      </w:tblPr>
+      <w:tblGrid>
+        <w:gridCol w:w="4729"/>
+        <w:gridCol w:w="4729"/>
+      </w:tblGrid>
+      <w:tr>
+        <w:tc>
+          <w:tcPr>
+            <w:tcW w:type="dxa" w:w="4729"/>
+            <w:tcMar>
+              <w:top w:w="60" w:type="dxa"/>
+              <w:start w:w="60" w:type="dxa"/>
+              <w:bottom w:w="60" w:type="dxa"/>
+              <w:end w:w="60" w:type="dxa"/>
+            </w:tcMar>
+          </w:tcPr>
+          <w:p>
+            <w:pPr>
+              <w:spacing w:after="20"/>
+              <w:jc w:val="center"/>
+            </w:pPr>
+            <w:r>
+              <w:drawing>
+                <wp:inline xmlns:a="http://schemas.openxmlformats.org/drawingml/2006/main" xmlns:pic="http://schemas.openxmlformats.org/drawingml/2006/picture">
+                  <wp:extent cx="2148840" cy="937676"/>
+                  <wp:docPr id="2" name="Picture 2"/>
+                  <wp:cNvGraphicFramePr>
+                    <a:graphicFrameLocks noChangeAspect="1"/>
+                  </wp:cNvGraphicFramePr>
+                  <a:graphic>
+                    <a:graphicData uri="http://schemas.openxmlformats.org/drawingml/2006/picture">
+                      <pic:pic>
+                        <pic:nvPicPr>
+                          <pic:cNvPr id="0" name="detail-goodtoknow-en-255481.jpg"/>
+                          <pic:cNvPicPr/>
+                        </pic:nvPicPr>
+                        <pic:blipFill>
+                          <a:blip r:embed="rId14"/>
+                          <a:stretch>
+                            <a:fillRect/>
+                          </a:stretch>
+                        </pic:blipFill>
+                        <pic:spPr>
+                          <a:xfrm>
+                            <a:off x="0" y="0"/>
+                            <a:ext cx="2148840" cy="937676"/>
+                          </a:xfrm>
+                          <a:prstGeom prst="rect"/>
+                        </pic:spPr>
+                      </pic:pic>
+                    </a:graphicData>
+                  </a:graphic>
+                </wp:inline>
+              </w:drawing>
+            </w:r>
+          </w:p>
+          <w:p>
+            <w:pPr>
+              <w:spacing w:after="0"/>
+              <w:jc w:val="center"/>
+            </w:pPr>
+            <w:r>
+              <w:rPr>
+                <w:b w:val="0"/>
+                <w:i/>
+                <w:color w:val="556670"/>
+                <w:sz w:val="14"/>
+              </w:rPr>
+              <w:t>Good to Know — the centred pair, 400×500 photograph, 64 px gutter.</w:t>
+            </w:r>
+          </w:p>
+        </w:tc>
+        <w:tc>
+          <w:tcPr>
+            <w:tcW w:type="dxa" w:w="4729"/>
+            <w:tcMar>
+              <w:top w:w="60" w:type="dxa"/>
+              <w:start w:w="60" w:type="dxa"/>
+              <w:bottom w:w="60" w:type="dxa"/>
+              <w:end w:w="60" w:type="dxa"/>
+            </w:tcMar>
+          </w:tcPr>
+          <w:p>
+            <w:pPr>
+              <w:spacing w:after="20"/>
+              <w:jc w:val="center"/>
+            </w:pPr>
+            <w:r>
+              <w:drawing>
+                <wp:inline xmlns:a="http://schemas.openxmlformats.org/drawingml/2006/main" xmlns:pic="http://schemas.openxmlformats.org/drawingml/2006/picture">
+                  <wp:extent cx="2148840" cy="937676"/>
+                  <wp:docPr id="3" name="Picture 3"/>
+                  <wp:cNvGraphicFramePr>
+                    <a:graphicFrameLocks noChangeAspect="1"/>
+                  </wp:cNvGraphicFramePr>
+                  <a:graphic>
+                    <a:graphicData uri="http://schemas.openxmlformats.org/drawingml/2006/picture">
+                      <pic:pic>
+                        <pic:nvPicPr>
+                          <pic:cNvPr id="0" name="detail-goodtoknow-ar-249172.jpg"/>
+                          <pic:cNvPicPr/>
+                        </pic:nvPicPr>
+                        <pic:blipFill>
+                          <a:blip r:embed="rId15"/>
+                          <a:stretch>
+                            <a:fillRect/>
+                          </a:stretch>
+                        </pic:blipFill>
+                        <pic:spPr>
+                          <a:xfrm>
+                            <a:off x="0" y="0"/>
+                            <a:ext cx="2148840" cy="937676"/>
+                          </a:xfrm>
+                          <a:prstGeom prst="rect"/>
+                        </pic:spPr>
+                      </pic:pic>
+                    </a:graphicData>
+                  </a:graphic>
+                </wp:inline>
+              </w:drawing>
+            </w:r>
+          </w:p>
+          <w:p>
+            <w:pPr>
+              <w:spacing w:after="0"/>
+              <w:jc w:val="center"/>
+            </w:pPr>
+            <w:r>
+              <w:rPr>
+                <w:b w:val="0"/>
+                <w:i/>
+                <w:color w:val="556670"/>
+                <w:sz w:val="14"/>
+              </w:rPr>
+              <w:t>Same pair under dir=rtl — the order reverses.</w:t>
+            </w:r>
+          </w:p>
+        </w:tc>
+      </w:tr>
+      <w:tr>
+        <w:tc>
+          <w:tcPr>
+            <w:tcW w:type="dxa" w:w="4729"/>
+            <w:tcMar>
+              <w:top w:w="60" w:type="dxa"/>
+              <w:start w:w="60" w:type="dxa"/>
+              <w:bottom w:w="60" w:type="dxa"/>
+              <w:end w:w="60" w:type="dxa"/>
+            </w:tcMar>
+          </w:tcPr>
+          <w:p>
+            <w:pPr>
+              <w:spacing w:after="20"/>
+              <w:jc w:val="center"/>
+            </w:pPr>
+            <w:r>
+              <w:drawing>
+                <wp:inline xmlns:a="http://schemas.openxmlformats.org/drawingml/2006/main" xmlns:pic="http://schemas.openxmlformats.org/drawingml/2006/picture">
+                  <wp:extent cx="2148840" cy="5080078"/>
+                  <wp:docPr id="4" name="Picture 4"/>
+                  <wp:cNvGraphicFramePr>
+                    <a:graphicFrameLocks noChangeAspect="1"/>
+                  </wp:cNvGraphicFramePr>
+                  <a:graphic>
+                    <a:graphicData uri="http://schemas.openxmlformats.org/drawingml/2006/picture">
+                      <pic:pic>
+                        <pic:nvPicPr>
+                          <pic:cNvPr id="0" name="detail-goodtoknow-phone-215029.jpg"/>
+                          <pic:cNvPicPr/>
+                        </pic:nvPicPr>
+                        <pic:blipFill>
+                          <a:blip r:embed="rId16"/>
+                          <a:stretch>
+                            <a:fillRect/>
+                          </a:stretch>
+                        </pic:blipFill>
+                        <pic:spPr>
+                          <a:xfrm>
+                            <a:off x="0" y="0"/>
+                            <a:ext cx="2148840" cy="5080078"/>
+                          </a:xfrm>
+                          <a:prstGeom prst="rect"/>
+                        </pic:spPr>
+                      </pic:pic>
+                    </a:graphicData>
+                  </a:graphic>
+                </wp:inline>
+              </w:drawing>
+            </w:r>
+          </w:p>
+          <w:p>
+            <w:pPr>
+              <w:spacing w:after="0"/>
+              <w:jc w:val="center"/>
+            </w:pPr>
+            <w:r>
+              <w:rPr>
+                <w:b w:val="0"/>
+                <w:i/>
+                <w:color w:val="556670"/>
+                <w:sz w:val="14"/>
+              </w:rPr>
+              <w:t>At 390 px the pair stacks and the photograph widens.</w:t>
+            </w:r>
+          </w:p>
+        </w:tc>
+        <w:tc>
+          <w:tcPr>
+            <w:tcW w:type="dxa" w:w="4729"/>
+            <w:tcMar>
+              <w:top w:w="60" w:type="dxa"/>
+              <w:start w:w="60" w:type="dxa"/>
+              <w:bottom w:w="60" w:type="dxa"/>
+              <w:end w:w="60" w:type="dxa"/>
+            </w:tcMar>
+          </w:tcPr>
+          <w:p>
+            <w:pPr>
+              <w:spacing w:after="20"/>
+              <w:jc w:val="center"/>
+            </w:pPr>
+            <w:r>
+              <w:drawing>
+                <wp:inline xmlns:a="http://schemas.openxmlformats.org/drawingml/2006/main" xmlns:pic="http://schemas.openxmlformats.org/drawingml/2006/picture">
+                  <wp:extent cx="2148840" cy="1683909"/>
+                  <wp:docPr id="5" name="Picture 5"/>
+                  <wp:cNvGraphicFramePr>
+                    <a:graphicFrameLocks noChangeAspect="1"/>
+                  </wp:cNvGraphicFramePr>
+                  <a:graphic>
+                    <a:graphicData uri="http://schemas.openxmlformats.org/drawingml/2006/picture">
+                      <pic:pic>
+                        <pic:nvPicPr>
+                          <pic:cNvPr id="0" name="detail-reviews-en-40681.jpg"/>
+                          <pic:cNvPicPr/>
+                        </pic:nvPicPr>
+                        <pic:blipFill>
+                          <a:blip r:embed="rId17"/>
+                          <a:stretch>
+                            <a:fillRect/>
+                          </a:stretch>
+                        </pic:blipFill>
+                        <pic:spPr>
+                          <a:xfrm>
+                            <a:off x="0" y="0"/>
+                            <a:ext cx="2148840" cy="1683909"/>
+                          </a:xfrm>
+                          <a:prstGeom prst="rect"/>
+                        </pic:spPr>
+                      </pic:pic>
+                    </a:graphicData>
+                  </a:graphic>
+                </wp:inline>
+              </w:drawing>
+            </w:r>
+          </w:p>
+          <w:p>
+            <w:pPr>
+              <w:spacing w:after="0"/>
+              <w:jc w:val="center"/>
+            </w:pPr>
+            <w:r>
+              <w:rPr>
+                <w:b w:val="0"/>
+                <w:i/>
+                <w:color w:val="556670"/>
+                <w:sz w:val="14"/>
+              </w:rPr>
+              <w:t>What Guests Say — the typographic rating band.</w:t>
+            </w:r>
+          </w:p>
+        </w:tc>
+      </w:tr>
+    </w:tbl>
+    <w:p>
+      <w:pPr>
+        <w:spacing w:after="40"/>
+      </w:pPr>
+    </w:p>
+    <w:p>
+      <w:pPr>
+        <w:spacing w:before="240" w:after="100"/>
+      </w:pPr>
+      <w:r>
+        <w:rPr>
+          <w:b/>
+          <w:i w:val="0"/>
+          <w:color w:val="0F2334"/>
+          <w:sz w:val="23"/>
+        </w:rPr>
+        <w:t>Home — desktop</w:t>
+      </w:r>
+    </w:p>
+    <w:tbl>
+      <w:tblPr>
+        <w:tblStyle w:val="TableGrid"/>
+        <w:tblW w:type="auto" w:w="0"/>
+        <w:jc w:val="center"/>
+        <w:tblLook w:firstColumn="1" w:firstRow="1" w:lastColumn="0" w:lastRow="0" w:noHBand="0" w:noVBand="1" w:val="04A0"/>
+        <w:tblBorders>
+          <w:top w:val="none" w:sz="0" w:space="0"/>
+          <w:left w:val="none" w:sz="0" w:space="0"/>
+          <w:bottom w:val="none" w:sz="0" w:space="0"/>
+          <w:right w:val="none" w:sz="0" w:space="0"/>
+          <w:insideH w:val="none" w:sz="0" w:space="0"/>
+          <w:insideV w:val="none" w:sz="0" w:space="0"/>
+        </w:tblBorders>
+      </w:tblPr>
+      <w:tblGrid>
+        <w:gridCol w:w="3153"/>
+        <w:gridCol w:w="3153"/>
+        <w:gridCol w:w="3153"/>
+      </w:tblGrid>
+      <w:tr>
+        <w:tc>
+          <w:tcPr>
+            <w:tcW w:type="dxa" w:w="3153"/>
+            <w:tcMar>
+              <w:top w:w="60" w:type="dxa"/>
+              <w:start w:w="60" w:type="dxa"/>
+              <w:bottom w:w="60" w:type="dxa"/>
+              <w:end w:w="60" w:type="dxa"/>
+            </w:tcMar>
+          </w:tcPr>
+          <w:p>
+            <w:pPr>
+              <w:spacing w:after="20"/>
+              <w:jc w:val="center"/>
+            </w:pPr>
+            <w:r>
+              <w:drawing>
+                <wp:inline xmlns:a="http://schemas.openxmlformats.org/drawingml/2006/main" xmlns:pic="http://schemas.openxmlformats.org/drawingml/2006/picture">
+                  <wp:extent cx="2103120" cy="10735472"/>
+                  <wp:docPr id="6" name="Picture 6"/>
+                  <wp:cNvGraphicFramePr>
+                    <a:graphicFrameLocks noChangeAspect="1"/>
+                  </wp:cNvGraphicFramePr>
+                  <a:graphic>
+                    <a:graphicData uri="http://schemas.openxmlformats.org/drawingml/2006/picture">
+                      <pic:pic>
+                        <pic:nvPicPr>
+                          <pic:cNvPr id="0" name="desktop-en-4571706.jpg"/>
+                          <pic:cNvPicPr/>
+                        </pic:nvPicPr>
+                        <pic:blipFill>
+                          <a:blip r:embed="rId18"/>
+                          <a:stretch>
+                            <a:fillRect/>
+                          </a:stretch>
+                        </pic:blipFill>
+                        <pic:spPr>
+                          <a:xfrm>
+                            <a:off x="0" y="0"/>
+                            <a:ext cx="2103120" cy="10735472"/>
+                          </a:xfrm>
+                          <a:prstGeom prst="rect"/>
+                        </pic:spPr>
+                      </pic:pic>
+                    </a:graphicData>
+                  </a:graphic>
+                </wp:inline>
+              </w:drawing>
+            </w:r>
+          </w:p>
+          <w:p>
+            <w:pPr>
+              <w:spacing w:after="0"/>
+              <w:jc w:val="center"/>
+            </w:pPr>
+            <w:r>
+              <w:rPr>
+                <w:b w:val="0"/>
+                <w:i/>
+                <w:color w:val="556670"/>
+                <w:sz w:val="14"/>
+              </w:rPr>
+              <w:t>Full homepage, English — 1440 px.</w:t>
+            </w:r>
+          </w:p>
+        </w:tc>
+        <w:tc>
+          <w:tcPr>
+            <w:tcW w:type="dxa" w:w="3153"/>
+            <w:tcMar>
+              <w:top w:w="60" w:type="dxa"/>
+              <w:start w:w="60" w:type="dxa"/>
+              <w:bottom w:w="60" w:type="dxa"/>
+              <w:end w:w="60" w:type="dxa"/>
+            </w:tcMar>
+          </w:tcPr>
+          <w:p>
+            <w:pPr>
+              <w:spacing w:after="20"/>
+              <w:jc w:val="center"/>
+            </w:pPr>
+            <w:r>
+              <w:drawing>
+                <wp:inline xmlns:a="http://schemas.openxmlformats.org/drawingml/2006/main" xmlns:pic="http://schemas.openxmlformats.org/drawingml/2006/picture">
+                  <wp:extent cx="2103120" cy="10861659"/>
+                  <wp:docPr id="7" name="Picture 7"/>
+                  <wp:cNvGraphicFramePr>
+                    <a:graphicFrameLocks noChangeAspect="1"/>
+                  </wp:cNvGraphicFramePr>
+                  <a:graphic>
+                    <a:graphicData uri="http://schemas.openxmlformats.org/drawingml/2006/picture">
+                      <pic:pic>
+                        <pic:nvPicPr>
+                          <pic:cNvPr id="0" name="desktop-fr-4974213.jpg"/>
+                          <pic:cNvPicPr/>
+                        </pic:nvPicPr>
+                        <pic:blipFill>
+                          <a:blip r:embed="rId19"/>
+                          <a:stretch>
+                            <a:fillRect/>
+                          </a:stretch>
+                        </pic:blipFill>
+                        <pic:spPr>
+                          <a:xfrm>
+                            <a:off x="0" y="0"/>
+                            <a:ext cx="2103120" cy="10861659"/>
+                          </a:xfrm>
+                          <a:prstGeom prst="rect"/>
+                        </pic:spPr>
+                      </pic:pic>
+                    </a:graphicData>
+                  </a:graphic>
+                </wp:inline>
+              </w:drawing>
+            </w:r>
+          </w:p>
+          <w:p>
+            <w:pPr>
+              <w:spacing w:after="0"/>
+              <w:jc w:val="center"/>
+            </w:pPr>
+            <w:r>
+              <w:rPr>
+                <w:b w:val="0"/>
+                <w:i/>
+                <w:color w:val="556670"/>
+                <w:sz w:val="14"/>
+              </w:rPr>
+              <w:t>Full homepage, French — 1440 px.</w:t>
+            </w:r>
+          </w:p>
+        </w:tc>
+        <w:tc>
+          <w:tcPr>
+            <w:tcW w:type="dxa" w:w="3153"/>
+            <w:tcMar>
+              <w:top w:w="60" w:type="dxa"/>
+              <w:start w:w="60" w:type="dxa"/>
+              <w:bottom w:w="60" w:type="dxa"/>
+              <w:end w:w="60" w:type="dxa"/>
+            </w:tcMar>
+          </w:tcPr>
+          <w:p>
+            <w:pPr>
+              <w:spacing w:after="20"/>
+              <w:jc w:val="center"/>
+            </w:pPr>
+            <w:r>
+              <w:drawing>
+                <wp:inline xmlns:a="http://schemas.openxmlformats.org/drawingml/2006/main" xmlns:pic="http://schemas.openxmlformats.org/drawingml/2006/picture">
+                  <wp:extent cx="2103120" cy="10748855"/>
+                  <wp:docPr id="8" name="Picture 8"/>
+                  <wp:cNvGraphicFramePr>
+                    <a:graphicFrameLocks noChangeAspect="1"/>
+                  </wp:cNvGraphicFramePr>
+                  <a:graphic>
+                    <a:graphicData uri="http://schemas.openxmlformats.org/drawingml/2006/picture">
+                      <pic:pic>
+                        <pic:nvPicPr>
+                          <pic:cNvPr id="0" name="desktop-ar-4626631.jpg"/>
+                          <pic:cNvPicPr/>
+                        </pic:nvPicPr>
+                        <pic:blipFill>
+                          <a:blip r:embed="rId20"/>
+                          <a:stretch>
+                            <a:fillRect/>
+                          </a:stretch>
+                        </pic:blipFill>
+                        <pic:spPr>
+                          <a:xfrm>
+                            <a:off x="0" y="0"/>
+                            <a:ext cx="2103120" cy="10748855"/>
+                          </a:xfrm>
+                          <a:prstGeom prst="rect"/>
+                        </pic:spPr>
+                      </pic:pic>
+                    </a:graphicData>
+                  </a:graphic>
+                </wp:inline>
+              </w:drawing>
+            </w:r>
+          </w:p>
+          <w:p>
+            <w:pPr>
+              <w:spacing w:after="0"/>
+              <w:jc w:val="center"/>
+            </w:pPr>
+            <w:r>
+              <w:rPr>
+                <w:b w:val="0"/>
+                <w:i/>
+                <w:color w:val="556670"/>
+                <w:sz w:val="14"/>
+              </w:rPr>
+              <w:t>Full homepage, Arabic RTL — 1440 px.</w:t>
+            </w:r>
+          </w:p>
+        </w:tc>
+      </w:tr>
+    </w:tbl>
+    <w:p>
+      <w:pPr>
+        <w:spacing w:after="40"/>
+      </w:pPr>
+    </w:p>
+    <w:p>
+      <w:pPr>
+        <w:spacing w:before="240" w:after="100"/>
+      </w:pPr>
+      <w:r>
+        <w:rPr>
+          <w:b/>
+          <w:i w:val="0"/>
+          <w:color w:val="0F2334"/>
+          <w:sz w:val="23"/>
+        </w:rPr>
+        <w:t>Interior pages — desktop</w:t>
+      </w:r>
+    </w:p>
+    <w:tbl>
+      <w:tblPr>
+        <w:tblStyle w:val="TableGrid"/>
+        <w:tblW w:type="auto" w:w="0"/>
+        <w:jc w:val="center"/>
+        <w:tblLook w:firstColumn="1" w:firstRow="1" w:lastColumn="0" w:lastRow="0" w:noHBand="0" w:noVBand="1" w:val="04A0"/>
+        <w:tblBorders>
+          <w:top w:val="none" w:sz="0" w:space="0"/>
+          <w:left w:val="none" w:sz="0" w:space="0"/>
+          <w:bottom w:val="none" w:sz="0" w:space="0"/>
+          <w:right w:val="none" w:sz="0" w:space="0"/>
+          <w:insideH w:val="none" w:sz="0" w:space="0"/>
+          <w:insideV w:val="none" w:sz="0" w:space="0"/>
+        </w:tblBorders>
+      </w:tblPr>
+      <w:tblGrid>
+        <w:gridCol w:w="3153"/>
+        <w:gridCol w:w="3153"/>
+        <w:gridCol w:w="3153"/>
+      </w:tblGrid>
+      <w:tr>
+        <w:tc>
+          <w:tcPr>
+            <w:tcW w:type="dxa" w:w="3153"/>
+            <w:tcMar>
+              <w:top w:w="60" w:type="dxa"/>
+              <w:start w:w="60" w:type="dxa"/>
+              <w:bottom w:w="60" w:type="dxa"/>
+              <w:end w:w="60" w:type="dxa"/>
+            </w:tcMar>
+          </w:tcPr>
+          <w:p>
+            <w:pPr>
+              <w:spacing w:after="20"/>
+              <w:jc w:val="center"/>
+            </w:pPr>
+            <w:r>
+              <w:drawing>
+                <wp:inline xmlns:a="http://schemas.openxmlformats.org/drawingml/2006/main" xmlns:pic="http://schemas.openxmlformats.org/drawingml/2006/picture">
+                  <wp:extent cx="2103120" cy="2820093"/>
+                  <wp:docPr id="9" name="Picture 9"/>
+                  <wp:cNvGraphicFramePr>
+                    <a:graphicFrameLocks noChangeAspect="1"/>
+                  </wp:cNvGraphicFramePr>
+                  <a:graphic>
+                    <a:graphicData uri="http://schemas.openxmlformats.org/drawingml/2006/picture">
+                      <pic:pic>
+                        <pic:nvPicPr>
+                          <pic:cNvPr id="0" name="desktop-en-menu-461768.jpg"/>
+                          <pic:cNvPicPr/>
+                        </pic:nvPicPr>
+                        <pic:blipFill>
+                          <a:blip r:embed="rId21"/>
+                          <a:stretch>
+                            <a:fillRect/>
+                          </a:stretch>
+                        </pic:blipFill>
+                        <pic:spPr>
+                          <a:xfrm>
+                            <a:off x="0" y="0"/>
+                            <a:ext cx="2103120" cy="2820093"/>
+                          </a:xfrm>
+                          <a:prstGeom prst="rect"/>
+                        </pic:spPr>
+                      </pic:pic>
+                    </a:graphicData>
+                  </a:graphic>
+                </wp:inline>
+              </w:drawing>
+            </w:r>
+          </w:p>
+          <w:p>
+            <w:pPr>
+              <w:spacing w:after="0"/>
+              <w:jc w:val="center"/>
+            </w:pPr>
+            <w:r>
+              <w:rPr>
+                <w:b w:val="0"/>
+                <w:i/>
+                <w:color w:val="556670"/>
+                <w:sz w:val="14"/>
+              </w:rPr>
+              <w:t>Menu — English, desktop.</w:t>
+            </w:r>
+          </w:p>
+        </w:tc>
+        <w:tc>
+          <w:tcPr>
+            <w:tcW w:type="dxa" w:w="3153"/>
+            <w:tcMar>
+              <w:top w:w="60" w:type="dxa"/>
+              <w:start w:w="60" w:type="dxa"/>
+              <w:bottom w:w="60" w:type="dxa"/>
+              <w:end w:w="60" w:type="dxa"/>
+            </w:tcMar>
+          </w:tcPr>
+          <w:p>
+            <w:pPr>
+              <w:spacing w:after="20"/>
+              <w:jc w:val="center"/>
+            </w:pPr>
+            <w:r>
+              <w:drawing>
+                <wp:inline xmlns:a="http://schemas.openxmlformats.org/drawingml/2006/main" xmlns:pic="http://schemas.openxmlformats.org/drawingml/2006/picture">
+                  <wp:extent cx="2103120" cy="3139385"/>
+                  <wp:docPr id="10" name="Picture 10"/>
+                  <wp:cNvGraphicFramePr>
+                    <a:graphicFrameLocks noChangeAspect="1"/>
+                  </wp:cNvGraphicFramePr>
+                  <a:graphic>
+                    <a:graphicData uri="http://schemas.openxmlformats.org/drawingml/2006/picture">
+                      <pic:pic>
+                        <pic:nvPicPr>
+                          <pic:cNvPr id="0" name="desktop-en-about-402575.jpg"/>
+                          <pic:cNvPicPr/>
+                        </pic:nvPicPr>
+                        <pic:blipFill>
+                          <a:blip r:embed="rId22"/>
+                          <a:stretch>
+                            <a:fillRect/>
+                          </a:stretch>
+                        </pic:blipFill>
+                        <pic:spPr>
+                          <a:xfrm>
+                            <a:off x="0" y="0"/>
+                            <a:ext cx="2103120" cy="3139385"/>
+                          </a:xfrm>
+                          <a:prstGeom prst="rect"/>
+                        </pic:spPr>
+                      </pic:pic>
+                    </a:graphicData>
+                  </a:graphic>
+                </wp:inline>
+              </w:drawing>
+            </w:r>
+          </w:p>
+          <w:p>
+            <w:pPr>
+              <w:spacing w:after="0"/>
+              <w:jc w:val="center"/>
+            </w:pPr>
+            <w:r>
+              <w:rPr>
+                <w:b w:val="0"/>
+                <w:i/>
+                <w:color w:val="556670"/>
+                <w:sz w:val="14"/>
+              </w:rPr>
+              <w:t>About — English, desktop.</w:t>
+            </w:r>
+          </w:p>
+        </w:tc>
+        <w:tc>
+          <w:tcPr>
+            <w:tcW w:type="dxa" w:w="3153"/>
+            <w:tcMar>
+              <w:top w:w="60" w:type="dxa"/>
+              <w:start w:w="60" w:type="dxa"/>
+              <w:bottom w:w="60" w:type="dxa"/>
+              <w:end w:w="60" w:type="dxa"/>
+            </w:tcMar>
+          </w:tcPr>
+          <w:p>
+            <w:pPr>
+              <w:spacing w:after="20"/>
+              <w:jc w:val="center"/>
+            </w:pPr>
+            <w:r>
+              <w:drawing>
+                <wp:inline xmlns:a="http://schemas.openxmlformats.org/drawingml/2006/main" xmlns:pic="http://schemas.openxmlformats.org/drawingml/2006/picture">
+                  <wp:extent cx="2103120" cy="3410878"/>
+                  <wp:docPr id="11" name="Picture 11"/>
+                  <wp:cNvGraphicFramePr>
+                    <a:graphicFrameLocks noChangeAspect="1"/>
+                  </wp:cNvGraphicFramePr>
+                  <a:graphic>
+                    <a:graphicData uri="http://schemas.openxmlformats.org/drawingml/2006/picture">
+                      <pic:pic>
+                        <pic:nvPicPr>
+                          <pic:cNvPr id="0" name="desktop-en-gallery-1708256.jpg"/>
+                          <pic:cNvPicPr/>
+                        </pic:nvPicPr>
+                        <pic:blipFill>
+                          <a:blip r:embed="rId23"/>
+                          <a:stretch>
+                            <a:fillRect/>
+                          </a:stretch>
+                        </pic:blipFill>
+                        <pic:spPr>
+                          <a:xfrm>
+                            <a:off x="0" y="0"/>
+                            <a:ext cx="2103120" cy="3410878"/>
+                          </a:xfrm>
+                          <a:prstGeom prst="rect"/>
+                        </pic:spPr>
+                      </pic:pic>
+                    </a:graphicData>
+                  </a:graphic>
+                </wp:inline>
+              </w:drawing>
+            </w:r>
+          </w:p>
+          <w:p>
+            <w:pPr>
+              <w:spacing w:after="0"/>
+              <w:jc w:val="center"/>
+            </w:pPr>
+            <w:r>
+              <w:rPr>
+                <w:b w:val="0"/>
+                <w:i/>
+                <w:color w:val="556670"/>
+                <w:sz w:val="14"/>
+              </w:rPr>
+              <w:t>Gallery — English, desktop.</w:t>
+            </w:r>
+          </w:p>
+        </w:tc>
+      </w:tr>
+      <w:tr>
+        <w:tc>
+          <w:tcPr>
+            <w:tcW w:type="dxa" w:w="3153"/>
+            <w:tcMar>
+              <w:top w:w="60" w:type="dxa"/>
+              <w:start w:w="60" w:type="dxa"/>
+              <w:bottom w:w="60" w:type="dxa"/>
+              <w:end w:w="60" w:type="dxa"/>
+            </w:tcMar>
+          </w:tcPr>
+          <w:p>
+            <w:pPr>
+              <w:spacing w:after="20"/>
+              <w:jc w:val="center"/>
+            </w:pPr>
+            <w:r>
+              <w:drawing>
+                <wp:inline xmlns:a="http://schemas.openxmlformats.org/drawingml/2006/main" xmlns:pic="http://schemas.openxmlformats.org/drawingml/2006/picture">
+                  <wp:extent cx="2103120" cy="3169975"/>
+                  <wp:docPr id="12" name="Picture 12"/>
+                  <wp:cNvGraphicFramePr>
+                    <a:graphicFrameLocks noChangeAspect="1"/>
+                  </wp:cNvGraphicFramePr>
+                  <a:graphic>
+                    <a:graphicData uri="http://schemas.openxmlformats.org/drawingml/2006/picture">
+                      <pic:pic>
+                        <pic:nvPicPr>
+                          <pic:cNvPr id="0" name="desktop-en-location-415829.jpg"/>
+                          <pic:cNvPicPr/>
+                        </pic:nvPicPr>
+                        <pic:blipFill>
+                          <a:blip r:embed="rId24"/>
+                          <a:stretch>
+                            <a:fillRect/>
+                          </a:stretch>
+                        </pic:blipFill>
+                        <pic:spPr>
+                          <a:xfrm>
+                            <a:off x="0" y="0"/>
+                            <a:ext cx="2103120" cy="3169975"/>
+                          </a:xfrm>
+                          <a:prstGeom prst="rect"/>
+                        </pic:spPr>
+                      </pic:pic>
+                    </a:graphicData>
+                  </a:graphic>
+                </wp:inline>
+              </w:drawing>
+            </w:r>
+          </w:p>
+          <w:p>
+            <w:pPr>
+              <w:spacing w:after="0"/>
+              <w:jc w:val="center"/>
+            </w:pPr>
+            <w:r>
+              <w:rPr>
+                <w:b w:val="0"/>
+                <w:i/>
+                <w:color w:val="556670"/>
+                <w:sz w:val="14"/>
+              </w:rPr>
+              <w:t>Location — map embed, English, desktop.</w:t>
+            </w:r>
+          </w:p>
+        </w:tc>
+        <w:tc>
+          <w:tcPr>
+            <w:tcW w:type="dxa" w:w="3153"/>
+            <w:tcMar>
+              <w:top w:w="60" w:type="dxa"/>
+              <w:start w:w="60" w:type="dxa"/>
+              <w:bottom w:w="60" w:type="dxa"/>
+              <w:end w:w="60" w:type="dxa"/>
+            </w:tcMar>
+          </w:tcPr>
+          <w:p>
+            <w:pPr>
+              <w:spacing w:after="20"/>
+              <w:jc w:val="center"/>
+            </w:pPr>
+            <w:r>
+              <w:drawing>
+                <wp:inline xmlns:a="http://schemas.openxmlformats.org/drawingml/2006/main" xmlns:pic="http://schemas.openxmlformats.org/drawingml/2006/picture">
+                  <wp:extent cx="2103120" cy="2793326"/>
+                  <wp:docPr id="13" name="Picture 13"/>
+                  <wp:cNvGraphicFramePr>
+                    <a:graphicFrameLocks noChangeAspect="1"/>
+                  </wp:cNvGraphicFramePr>
+                  <a:graphic>
+                    <a:graphicData uri="http://schemas.openxmlformats.org/drawingml/2006/picture">
+                      <pic:pic>
+                        <pic:nvPicPr>
+                          <pic:cNvPr id="0" name="desktop-en-reviews-534811.jpg"/>
+                          <pic:cNvPicPr/>
+                        </pic:nvPicPr>
+                        <pic:blipFill>
+                          <a:blip r:embed="rId25"/>
+                          <a:stretch>
+                            <a:fillRect/>
+                          </a:stretch>
+                        </pic:blipFill>
+                        <pic:spPr>
+                          <a:xfrm>
+                            <a:off x="0" y="0"/>
+                            <a:ext cx="2103120" cy="2793326"/>
+                          </a:xfrm>
+                          <a:prstGeom prst="rect"/>
+                        </pic:spPr>
+                      </pic:pic>
+                    </a:graphicData>
+                  </a:graphic>
+                </wp:inline>
+              </w:drawing>
+            </w:r>
+          </w:p>
+          <w:p>
+            <w:pPr>
+              <w:spacing w:after="0"/>
+              <w:jc w:val="center"/>
+            </w:pPr>
+            <w:r>
+              <w:rPr>
+                <w:b w:val="0"/>
+                <w:i/>
+                <w:color w:val="556670"/>
+                <w:sz w:val="14"/>
+              </w:rPr>
+              <w:t>What guests say — page, English, desktop.</w:t>
+            </w:r>
+          </w:p>
+        </w:tc>
+        <w:tc>
+          <w:tcPr>
+            <w:tcW w:type="dxa" w:w="3153"/>
+            <w:tcMar>
+              <w:top w:w="60" w:type="dxa"/>
+              <w:start w:w="60" w:type="dxa"/>
+              <w:bottom w:w="60" w:type="dxa"/>
+              <w:end w:w="60" w:type="dxa"/>
+            </w:tcMar>
+          </w:tcPr>
+          <w:p>
+            <w:pPr>
+              <w:spacing w:after="20"/>
+              <w:jc w:val="center"/>
+            </w:pPr>
+            <w:r>
+              <w:drawing>
+                <wp:inline xmlns:a="http://schemas.openxmlformats.org/drawingml/2006/main" xmlns:pic="http://schemas.openxmlformats.org/drawingml/2006/picture">
+                  <wp:extent cx="2103120" cy="2632724"/>
+                  <wp:docPr id="14" name="Picture 14"/>
+                  <wp:cNvGraphicFramePr>
+                    <a:graphicFrameLocks noChangeAspect="1"/>
+                  </wp:cNvGraphicFramePr>
+                  <a:graphic>
+                    <a:graphicData uri="http://schemas.openxmlformats.org/drawingml/2006/picture">
+                      <pic:pic>
+                        <pic:nvPicPr>
+                          <pic:cNvPr id="0" name="desktop-en-contact-121692.jpg"/>
+                          <pic:cNvPicPr/>
+                        </pic:nvPicPr>
+                        <pic:blipFill>
+                          <a:blip r:embed="rId26"/>
+                          <a:stretch>
+                            <a:fillRect/>
+                          </a:stretch>
+                        </pic:blipFill>
+                        <pic:spPr>
+                          <a:xfrm>
+                            <a:off x="0" y="0"/>
+                            <a:ext cx="2103120" cy="2632724"/>
+                          </a:xfrm>
+                          <a:prstGeom prst="rect"/>
+                        </pic:spPr>
+                      </pic:pic>
+                    </a:graphicData>
+                  </a:graphic>
+                </wp:inline>
+              </w:drawing>
+            </w:r>
+          </w:p>
+          <w:p>
+            <w:pPr>
+              <w:spacing w:after="0"/>
+              <w:jc w:val="center"/>
+            </w:pPr>
+            <w:r>
+              <w:rPr>
+                <w:b w:val="0"/>
+                <w:i/>
+                <w:color w:val="556670"/>
+                <w:sz w:val="14"/>
+              </w:rPr>
+              <w:t>Contact — English, desktop.</w:t>
+            </w:r>
+          </w:p>
+        </w:tc>
+      </w:tr>
+    </w:tbl>
+    <w:p>
+      <w:pPr>
+        <w:spacing w:after="40"/>
+      </w:pPr>
+    </w:p>
+    <w:p>
+      <w:pPr>
+        <w:spacing w:before="240" w:after="100"/>
+      </w:pPr>
+      <w:r>
+        <w:rPr>
+          <w:b/>
+          <w:i w:val="0"/>
+          <w:color w:val="0F2334"/>
+          <w:sz w:val="23"/>
+        </w:rPr>
+        <w:t>Home — phone</w:t>
+      </w:r>
+    </w:p>
+    <w:tbl>
+      <w:tblPr>
+        <w:tblStyle w:val="TableGrid"/>
+        <w:tblW w:type="auto" w:w="0"/>
+        <w:jc w:val="center"/>
+        <w:tblLook w:firstColumn="1" w:firstRow="1" w:lastColumn="0" w:lastRow="0" w:noHBand="0" w:noVBand="1" w:val="04A0"/>
+        <w:tblBorders>
+          <w:top w:val="none" w:sz="0" w:space="0"/>
+          <w:left w:val="none" w:sz="0" w:space="0"/>
+          <w:bottom w:val="none" w:sz="0" w:space="0"/>
+          <w:right w:val="none" w:sz="0" w:space="0"/>
+          <w:insideH w:val="none" w:sz="0" w:space="0"/>
+          <w:insideV w:val="none" w:sz="0" w:space="0"/>
+        </w:tblBorders>
+      </w:tblPr>
+      <w:tblGrid>
+        <w:gridCol w:w="3153"/>
+        <w:gridCol w:w="3153"/>
+        <w:gridCol w:w="3153"/>
+      </w:tblGrid>
+      <w:tr>
+        <w:tc>
+          <w:tcPr>
+            <w:tcW w:type="dxa" w:w="3153"/>
+            <w:tcMar>
+              <w:top w:w="60" w:type="dxa"/>
+              <w:start w:w="60" w:type="dxa"/>
+              <w:bottom w:w="60" w:type="dxa"/>
+              <w:end w:w="60" w:type="dxa"/>
+            </w:tcMar>
+          </w:tcPr>
+          <w:p>
+            <w:pPr>
+              <w:spacing w:after="20"/>
+              <w:jc w:val="center"/>
+            </w:pPr>
+            <w:r>
+              <w:drawing>
+                <wp:inline xmlns:a="http://schemas.openxmlformats.org/drawingml/2006/main" xmlns:pic="http://schemas.openxmlformats.org/drawingml/2006/picture">
+                  <wp:extent cx="1691640" cy="41189265"/>
+                  <wp:docPr id="15" name="Picture 15"/>
+                  <wp:cNvGraphicFramePr>
+                    <a:graphicFrameLocks noChangeAspect="1"/>
+                  </wp:cNvGraphicFramePr>
+                  <a:graphic>
+                    <a:graphicData uri="http://schemas.openxmlformats.org/drawingml/2006/picture">
+                      <pic:pic>
+                        <pic:nvPicPr>
+                          <pic:cNvPr id="0" name="phone-en-1484621.jpg"/>
+                          <pic:cNvPicPr/>
+                        </pic:nvPicPr>
+                        <pic:blipFill>
+                          <a:blip r:embed="rId27"/>
+                          <a:stretch>
+                            <a:fillRect/>
+                          </a:stretch>
+                        </pic:blipFill>
+                        <pic:spPr>
+                          <a:xfrm>
+                            <a:off x="0" y="0"/>
+                            <a:ext cx="1691640" cy="41189265"/>
+                          </a:xfrm>
+                          <a:prstGeom prst="rect"/>
+                        </pic:spPr>
+                      </pic:pic>
+                    </a:graphicData>
+                  </a:graphic>
+                </wp:inline>
+              </w:drawing>
+            </w:r>
+          </w:p>
+          <w:p>
+            <w:pPr>
+              <w:spacing w:after="0"/>
+              <w:jc w:val="center"/>
+            </w:pPr>
+            <w:r>
+              <w:rPr>
+                <w:b w:val="0"/>
+                <w:i/>
+                <w:color w:val="556670"/>
+                <w:sz w:val="14"/>
+              </w:rPr>
+              <w:t>Homepage, English — 390 px.</w:t>
+            </w:r>
+          </w:p>
+        </w:tc>
+        <w:tc>
+          <w:tcPr>
+            <w:tcW w:type="dxa" w:w="3153"/>
+            <w:tcMar>
+              <w:top w:w="60" w:type="dxa"/>
+              <w:start w:w="60" w:type="dxa"/>
+              <w:bottom w:w="60" w:type="dxa"/>
+              <w:end w:w="60" w:type="dxa"/>
+            </w:tcMar>
+          </w:tcPr>
+          <w:p>
+            <w:pPr>
+              <w:spacing w:after="20"/>
+              <w:jc w:val="center"/>
+            </w:pPr>
+            <w:r>
+              <w:drawing>
+                <wp:inline xmlns:a="http://schemas.openxmlformats.org/drawingml/2006/main" xmlns:pic="http://schemas.openxmlformats.org/drawingml/2006/picture">
+                  <wp:extent cx="1691640" cy="41640369"/>
+                  <wp:docPr id="16" name="Picture 16"/>
+                  <wp:cNvGraphicFramePr>
+                    <a:graphicFrameLocks noChangeAspect="1"/>
+                  </wp:cNvGraphicFramePr>
+                  <a:graphic>
+                    <a:graphicData uri="http://schemas.openxmlformats.org/drawingml/2006/picture">
+                      <pic:pic>
+                        <pic:nvPicPr>
+                          <pic:cNvPr id="0" name="phone-fr-1503138.jpg"/>
+                          <pic:cNvPicPr/>
+                        </pic:nvPicPr>
+                        <pic:blipFill>
+                          <a:blip r:embed="rId28"/>
+                          <a:stretch>
+                            <a:fillRect/>
+                          </a:stretch>
+                        </pic:blipFill>
+                        <pic:spPr>
+                          <a:xfrm>
+                            <a:off x="0" y="0"/>
+                            <a:ext cx="1691640" cy="41640369"/>
+                          </a:xfrm>
+                          <a:prstGeom prst="rect"/>
+                        </pic:spPr>
+                      </pic:pic>
+                    </a:graphicData>
+                  </a:graphic>
+                </wp:inline>
+              </w:drawing>
+            </w:r>
+          </w:p>
+          <w:p>
+            <w:pPr>
+              <w:spacing w:after="0"/>
+              <w:jc w:val="center"/>
+            </w:pPr>
+            <w:r>
+              <w:rPr>
+                <w:b w:val="0"/>
+                <w:i/>
+                <w:color w:val="556670"/>
+                <w:sz w:val="14"/>
+              </w:rPr>
+              <w:t>Homepage, French — 390 px.</w:t>
+            </w:r>
+          </w:p>
+        </w:tc>
+        <w:tc>
+          <w:tcPr>
+            <w:tcW w:type="dxa" w:w="3153"/>
+            <w:tcMar>
+              <w:top w:w="60" w:type="dxa"/>
+              <w:start w:w="60" w:type="dxa"/>
+              <w:bottom w:w="60" w:type="dxa"/>
+              <w:end w:w="60" w:type="dxa"/>
+            </w:tcMar>
+          </w:tcPr>
+          <w:p>
+            <w:pPr>
+              <w:spacing w:after="20"/>
+              <w:jc w:val="center"/>
+            </w:pPr>
+            <w:r>
+              <w:drawing>
+                <wp:inline xmlns:a="http://schemas.openxmlformats.org/drawingml/2006/main" xmlns:pic="http://schemas.openxmlformats.org/drawingml/2006/picture">
+                  <wp:extent cx="1691640" cy="40703461"/>
+                  <wp:docPr id="17" name="Picture 17"/>
+                  <wp:cNvGraphicFramePr>
+                    <a:graphicFrameLocks noChangeAspect="1"/>
+                  </wp:cNvGraphicFramePr>
+                  <a:graphic>
+                    <a:graphicData uri="http://schemas.openxmlformats.org/drawingml/2006/picture">
+                      <pic:pic>
+                        <pic:nvPicPr>
+                          <pic:cNvPr id="0" name="phone-ar-1530213.jpg"/>
+                          <pic:cNvPicPr/>
+                        </pic:nvPicPr>
+                        <pic:blipFill>
+                          <a:blip r:embed="rId29"/>
+                          <a:stretch>
+                            <a:fillRect/>
+                          </a:stretch>
+                        </pic:blipFill>
+                        <pic:spPr>
+                          <a:xfrm>
+                            <a:off x="0" y="0"/>
+                            <a:ext cx="1691640" cy="40703461"/>
+                          </a:xfrm>
+                          <a:prstGeom prst="rect"/>
+                        </pic:spPr>
+                      </pic:pic>
+                    </a:graphicData>
+                  </a:graphic>
+                </wp:inline>
+              </w:drawing>
+            </w:r>
+          </w:p>
+          <w:p>
+            <w:pPr>
+              <w:spacing w:after="0"/>
+              <w:jc w:val="center"/>
+            </w:pPr>
+            <w:r>
+              <w:rPr>
+                <w:b w:val="0"/>
+                <w:i/>
+                <w:color w:val="556670"/>
+                <w:sz w:val="14"/>
+              </w:rPr>
+              <w:t>Homepage, Arabic RTL — 390 px.</w:t>
+            </w:r>
+          </w:p>
+        </w:tc>
+      </w:tr>
+    </w:tbl>
+    <w:p>
+      <w:pPr>
+        <w:spacing w:after="40"/>
+      </w:pPr>
+    </w:p>
+    <w:p>
+      <w:pPr>
+        <w:spacing w:before="240" w:after="100"/>
+      </w:pPr>
+      <w:r>
+        <w:rPr>
+          <w:b/>
+          <w:i w:val="0"/>
+          <w:color w:val="0F2334"/>
+          <w:sz w:val="23"/>
+        </w:rPr>
+        <w:t>Interior pages — phone</w:t>
+      </w:r>
+    </w:p>
+    <w:tbl>
+      <w:tblPr>
+        <w:tblStyle w:val="TableGrid"/>
+        <w:tblW w:type="auto" w:w="0"/>
+        <w:jc w:val="center"/>
+        <w:tblLook w:firstColumn="1" w:firstRow="1" w:lastColumn="0" w:lastRow="0" w:noHBand="0" w:noVBand="1" w:val="04A0"/>
+        <w:tblBorders>
+          <w:top w:val="none" w:sz="0" w:space="0"/>
+          <w:left w:val="none" w:sz="0" w:space="0"/>
+          <w:bottom w:val="none" w:sz="0" w:space="0"/>
+          <w:right w:val="none" w:sz="0" w:space="0"/>
+          <w:insideH w:val="none" w:sz="0" w:space="0"/>
+          <w:insideV w:val="none" w:sz="0" w:space="0"/>
+        </w:tblBorders>
+      </w:tblPr>
+      <w:tblGrid>
+        <w:gridCol w:w="3153"/>
+        <w:gridCol w:w="3153"/>
+        <w:gridCol w:w="3153"/>
+      </w:tblGrid>
+      <w:tr>
+        <w:tc>
+          <w:tcPr>
+            <w:tcW w:type="dxa" w:w="3153"/>
+            <w:tcMar>
+              <w:top w:w="60" w:type="dxa"/>
+              <w:start w:w="60" w:type="dxa"/>
+              <w:bottom w:w="60" w:type="dxa"/>
+              <w:end w:w="60" w:type="dxa"/>
+            </w:tcMar>
+          </w:tcPr>
+          <w:p>
+            <w:pPr>
+              <w:spacing w:after="20"/>
+              <w:jc w:val="center"/>
+            </w:pPr>
+            <w:r>
+              <w:drawing>
+                <wp:inline xmlns:a="http://schemas.openxmlformats.org/drawingml/2006/main" xmlns:pic="http://schemas.openxmlformats.org/drawingml/2006/picture">
+                  <wp:extent cx="1691640" cy="14604492"/>
+                  <wp:docPr id="18" name="Picture 18"/>
+                  <wp:cNvGraphicFramePr>
+                    <a:graphicFrameLocks noChangeAspect="1"/>
+                  </wp:cNvGraphicFramePr>
+                  <a:graphic>
+                    <a:graphicData uri="http://schemas.openxmlformats.org/drawingml/2006/picture">
+                      <pic:pic>
+                        <pic:nvPicPr>
+                          <pic:cNvPr id="0" name="phone-en-menu-331021.jpg"/>
+                          <pic:cNvPicPr/>
+                        </pic:nvPicPr>
+                        <pic:blipFill>
+                          <a:blip r:embed="rId30"/>
+                          <a:stretch>
+                            <a:fillRect/>
+                          </a:stretch>
+                        </pic:blipFill>
+                        <pic:spPr>
+                          <a:xfrm>
+                            <a:off x="0" y="0"/>
+                            <a:ext cx="1691640" cy="14604492"/>
+                          </a:xfrm>
+                          <a:prstGeom prst="rect"/>
+                        </pic:spPr>
+                      </pic:pic>
+                    </a:graphicData>
+                  </a:graphic>
+                </wp:inline>
+              </w:drawing>
+            </w:r>
+          </w:p>
+          <w:p>
+            <w:pPr>
+              <w:spacing w:after="0"/>
+              <w:jc w:val="center"/>
+            </w:pPr>
+            <w:r>
+              <w:rPr>
+                <w:b w:val="0"/>
+                <w:i/>
+                <w:color w:val="556670"/>
+                <w:sz w:val="14"/>
+              </w:rPr>
+              <w:t>Menu — English, phone.</w:t>
+            </w:r>
+          </w:p>
+        </w:tc>
+        <w:tc>
+          <w:tcPr>
+            <w:tcW w:type="dxa" w:w="3153"/>
+            <w:tcMar>
+              <w:top w:w="60" w:type="dxa"/>
+              <w:start w:w="60" w:type="dxa"/>
+              <w:bottom w:w="60" w:type="dxa"/>
+              <w:end w:w="60" w:type="dxa"/>
+            </w:tcMar>
+          </w:tcPr>
+          <w:p>
+            <w:pPr>
+              <w:spacing w:after="20"/>
+              <w:jc w:val="center"/>
+            </w:pPr>
+            <w:r>
+              <w:drawing>
+                <wp:inline xmlns:a="http://schemas.openxmlformats.org/drawingml/2006/main" xmlns:pic="http://schemas.openxmlformats.org/drawingml/2006/picture">
+                  <wp:extent cx="1691640" cy="16699523"/>
+                  <wp:docPr id="19" name="Picture 19"/>
+                  <wp:cNvGraphicFramePr>
+                    <a:graphicFrameLocks noChangeAspect="1"/>
+                  </wp:cNvGraphicFramePr>
+                  <a:graphic>
+                    <a:graphicData uri="http://schemas.openxmlformats.org/drawingml/2006/picture">
+                      <pic:pic>
+                        <pic:nvPicPr>
+                          <pic:cNvPr id="0" name="phone-en-about-271476.jpg"/>
+                          <pic:cNvPicPr/>
+                        </pic:nvPicPr>
+                        <pic:blipFill>
+                          <a:blip r:embed="rId31"/>
+                          <a:stretch>
+                            <a:fillRect/>
+                          </a:stretch>
+                        </pic:blipFill>
+                        <pic:spPr>
+                          <a:xfrm>
+                            <a:off x="0" y="0"/>
+                            <a:ext cx="1691640" cy="16699523"/>
+                          </a:xfrm>
+                          <a:prstGeom prst="rect"/>
+                        </pic:spPr>
+                      </pic:pic>
+                    </a:graphicData>
+                  </a:graphic>
+                </wp:inline>
+              </w:drawing>
+            </w:r>
+          </w:p>
+          <w:p>
+            <w:pPr>
+              <w:spacing w:after="0"/>
+              <w:jc w:val="center"/>
+            </w:pPr>
+            <w:r>
+              <w:rPr>
+                <w:b w:val="0"/>
+                <w:i/>
+                <w:color w:val="556670"/>
+                <w:sz w:val="14"/>
+              </w:rPr>
+              <w:t>About — English, phone.</w:t>
+            </w:r>
+          </w:p>
+        </w:tc>
+        <w:tc>
+          <w:tcPr>
+            <w:tcW w:type="dxa" w:w="3153"/>
+            <w:tcMar>
+              <w:top w:w="60" w:type="dxa"/>
+              <w:start w:w="60" w:type="dxa"/>
+              <w:bottom w:w="60" w:type="dxa"/>
+              <w:end w:w="60" w:type="dxa"/>
+            </w:tcMar>
+          </w:tcPr>
+          <w:p>
+            <w:pPr>
+              <w:spacing w:after="20"/>
+              <w:jc w:val="center"/>
+            </w:pPr>
+            <w:r>
+              <w:drawing>
+                <wp:inline xmlns:a="http://schemas.openxmlformats.org/drawingml/2006/main" xmlns:pic="http://schemas.openxmlformats.org/drawingml/2006/picture">
+                  <wp:extent cx="1691640" cy="31217264"/>
+                  <wp:docPr id="20" name="Picture 20"/>
+                  <wp:cNvGraphicFramePr>
+                    <a:graphicFrameLocks noChangeAspect="1"/>
+                  </wp:cNvGraphicFramePr>
+                  <a:graphic>
+                    <a:graphicData uri="http://schemas.openxmlformats.org/drawingml/2006/picture">
+                      <pic:pic>
+                        <pic:nvPicPr>
+                          <pic:cNvPr id="0" name="phone-en-gallery-1266901.jpg"/>
+                          <pic:cNvPicPr/>
+                        </pic:nvPicPr>
+                        <pic:blipFill>
+                          <a:blip r:embed="rId32"/>
+                          <a:stretch>
+                            <a:fillRect/>
+                          </a:stretch>
+                        </pic:blipFill>
+                        <pic:spPr>
+                          <a:xfrm>
+                            <a:off x="0" y="0"/>
+                            <a:ext cx="1691640" cy="31217264"/>
+                          </a:xfrm>
+                          <a:prstGeom prst="rect"/>
+                        </pic:spPr>
+                      </pic:pic>
+                    </a:graphicData>
+                  </a:graphic>
+                </wp:inline>
+              </w:drawing>
+            </w:r>
+          </w:p>
+          <w:p>
+            <w:pPr>
+              <w:spacing w:after="0"/>
+              <w:jc w:val="center"/>
+            </w:pPr>
+            <w:r>
+              <w:rPr>
+                <w:b w:val="0"/>
+                <w:i/>
+                <w:color w:val="556670"/>
+                <w:sz w:val="14"/>
+              </w:rPr>
+              <w:t>Gallery — English, phone.</w:t>
+            </w:r>
+          </w:p>
+        </w:tc>
+      </w:tr>
+      <w:tr>
+        <w:tc>
+          <w:tcPr>
+            <w:tcW w:type="dxa" w:w="3153"/>
+            <w:tcMar>
+              <w:top w:w="60" w:type="dxa"/>
+              <w:start w:w="60" w:type="dxa"/>
+              <w:bottom w:w="60" w:type="dxa"/>
+              <w:end w:w="60" w:type="dxa"/>
+            </w:tcMar>
+          </w:tcPr>
+          <w:p>
+            <w:pPr>
+              <w:spacing w:after="20"/>
+              <w:jc w:val="center"/>
+            </w:pPr>
+            <w:r>
+              <w:drawing>
+                <wp:inline xmlns:a="http://schemas.openxmlformats.org/drawingml/2006/main" xmlns:pic="http://schemas.openxmlformats.org/drawingml/2006/picture">
+                  <wp:extent cx="1691640" cy="14196763"/>
+                  <wp:docPr id="21" name="Picture 21"/>
+                  <wp:cNvGraphicFramePr>
+                    <a:graphicFrameLocks noChangeAspect="1"/>
+                  </wp:cNvGraphicFramePr>
+                  <a:graphic>
+                    <a:graphicData uri="http://schemas.openxmlformats.org/drawingml/2006/picture">
+                      <pic:pic>
+                        <pic:nvPicPr>
+                          <pic:cNvPr id="0" name="phone-en-location-256751.jpg"/>
+                          <pic:cNvPicPr/>
+                        </pic:nvPicPr>
+                        <pic:blipFill>
+                          <a:blip r:embed="rId33"/>
+                          <a:stretch>
+                            <a:fillRect/>
+                          </a:stretch>
+                        </pic:blipFill>
+                        <pic:spPr>
+                          <a:xfrm>
+                            <a:off x="0" y="0"/>
+                            <a:ext cx="1691640" cy="14196763"/>
+                          </a:xfrm>
+                          <a:prstGeom prst="rect"/>
+                        </pic:spPr>
+                      </pic:pic>
+                    </a:graphicData>
+                  </a:graphic>
+                </wp:inline>
+              </w:drawing>
+            </w:r>
+          </w:p>
+          <w:p>
+            <w:pPr>
+              <w:spacing w:after="0"/>
+              <w:jc w:val="center"/>
+            </w:pPr>
+            <w:r>
+              <w:rPr>
+                <w:b w:val="0"/>
+                <w:i/>
+                <w:color w:val="556670"/>
+                <w:sz w:val="14"/>
+              </w:rPr>
+              <w:t>Location — English, phone.</w:t>
+            </w:r>
+          </w:p>
+        </w:tc>
+        <w:tc>
+          <w:tcPr>
+            <w:tcW w:type="dxa" w:w="3153"/>
+            <w:tcMar>
+              <w:top w:w="60" w:type="dxa"/>
+              <w:start w:w="60" w:type="dxa"/>
+              <w:bottom w:w="60" w:type="dxa"/>
+              <w:end w:w="60" w:type="dxa"/>
+            </w:tcMar>
+          </w:tcPr>
+          <w:p>
+            <w:pPr>
+              <w:spacing w:after="20"/>
+              <w:jc w:val="center"/>
+            </w:pPr>
+            <w:r>
+              <w:drawing>
+                <wp:inline xmlns:a="http://schemas.openxmlformats.org/drawingml/2006/main" xmlns:pic="http://schemas.openxmlformats.org/drawingml/2006/picture">
+                  <wp:extent cx="1691640" cy="11902206"/>
+                  <wp:docPr id="22" name="Picture 22"/>
+                  <wp:cNvGraphicFramePr>
+                    <a:graphicFrameLocks noChangeAspect="1"/>
+                  </wp:cNvGraphicFramePr>
+                  <a:graphic>
+                    <a:graphicData uri="http://schemas.openxmlformats.org/drawingml/2006/picture">
+                      <pic:pic>
+                        <pic:nvPicPr>
+                          <pic:cNvPr id="0" name="phone-en-reviews-279803.jpg"/>
+                          <pic:cNvPicPr/>
+                        </pic:nvPicPr>
+                        <pic:blipFill>
+                          <a:blip r:embed="rId34"/>
+                          <a:stretch>
+                            <a:fillRect/>
+                          </a:stretch>
+                        </pic:blipFill>
+                        <pic:spPr>
+                          <a:xfrm>
+                            <a:off x="0" y="0"/>
+                            <a:ext cx="1691640" cy="11902206"/>
+                          </a:xfrm>
+                          <a:prstGeom prst="rect"/>
+                        </pic:spPr>
+                      </pic:pic>
+                    </a:graphicData>
+                  </a:graphic>
+                </wp:inline>
+              </w:drawing>
+            </w:r>
+          </w:p>
+          <w:p>
+            <w:pPr>
+              <w:spacing w:after="0"/>
+              <w:jc w:val="center"/>
+            </w:pPr>
+            <w:r>
+              <w:rPr>
+                <w:b w:val="0"/>
+                <w:i/>
+                <w:color w:val="556670"/>
+                <w:sz w:val="14"/>
+              </w:rPr>
+              <w:t>What guests say — page, phone.</w:t>
+            </w:r>
+          </w:p>
+        </w:tc>
+        <w:tc>
+          <w:tcPr>
+            <w:tcW w:type="dxa" w:w="3153"/>
+            <w:tcMar>
+              <w:top w:w="60" w:type="dxa"/>
+              <w:start w:w="60" w:type="dxa"/>
+              <w:bottom w:w="60" w:type="dxa"/>
+              <w:end w:w="60" w:type="dxa"/>
+            </w:tcMar>
+          </w:tcPr>
+          <w:p>
+            <w:pPr>
+              <w:spacing w:after="20"/>
+              <w:jc w:val="center"/>
+            </w:pPr>
+            <w:r>
+              <w:drawing>
+                <wp:inline xmlns:a="http://schemas.openxmlformats.org/drawingml/2006/main" xmlns:pic="http://schemas.openxmlformats.org/drawingml/2006/picture">
+                  <wp:extent cx="1691640" cy="12969240"/>
+                  <wp:docPr id="23" name="Picture 23"/>
+                  <wp:cNvGraphicFramePr>
+                    <a:graphicFrameLocks noChangeAspect="1"/>
+                  </wp:cNvGraphicFramePr>
+                  <a:graphic>
+                    <a:graphicData uri="http://schemas.openxmlformats.org/drawingml/2006/picture">
+                      <pic:pic>
+                        <pic:nvPicPr>
+                          <pic:cNvPr id="0" name="phone-en-contact-98953.jpg"/>
+                          <pic:cNvPicPr/>
+                        </pic:nvPicPr>
+                        <pic:blipFill>
+                          <a:blip r:embed="rId35"/>
+                          <a:stretch>
+                            <a:fillRect/>
+                          </a:stretch>
+                        </pic:blipFill>
+                        <pic:spPr>
+                          <a:xfrm>
+                            <a:off x="0" y="0"/>
+                            <a:ext cx="1691640" cy="12969240"/>
+                          </a:xfrm>
+                          <a:prstGeom prst="rect"/>
+                        </pic:spPr>
+                      </pic:pic>
+                    </a:graphicData>
+                  </a:graphic>
+                </wp:inline>
+              </w:drawing>
+            </w:r>
+          </w:p>
+          <w:p>
+            <w:pPr>
+              <w:spacing w:after="0"/>
+              <w:jc w:val="center"/>
+            </w:pPr>
+            <w:r>
+              <w:rPr>
+                <w:b w:val="0"/>
+                <w:i/>
+                <w:color w:val="556670"/>
+                <w:sz w:val="14"/>
+              </w:rPr>
+              <w:t>Contact — English, phone.</w:t>
+            </w:r>
+          </w:p>
+        </w:tc>
+      </w:tr>
+    </w:tbl>
+    <w:p>
+      <w:pPr>
+        <w:spacing w:after="40"/>
+      </w:pPr>
+    </w:p>
+    <w:p>
+      <w:pPr>
+        <w:spacing w:before="240" w:after="100"/>
+      </w:pPr>
+      <w:r>
+        <w:rPr>
+          <w:b/>
+          <w:i w:val="0"/>
           <w:color w:val="0F2334"/>
           <w:sz w:val="23"/>
         </w:rPr>
         <w:t>Verification commands</w:t>
       </w:r>
     </w:p>
+    <w:tbl>
+      <w:tblPr>
+        <w:tblStyle w:val="TableGrid"/>
+        <w:tblW w:type="auto" w:w="0"/>
+        <w:jc w:val="center"/>
+        <w:tblLook w:firstColumn="1" w:firstRow="1" w:lastColumn="0" w:lastRow="0" w:noHBand="0" w:noVBand="1" w:val="04A0"/>
+      </w:tblPr>
+      <w:tblGrid>
+        <w:gridCol w:w="4729"/>
+        <w:gridCol w:w="4729"/>
+      </w:tblGrid>
+      <w:tr>
+        <w:tc>
+          <w:tcPr>
+            <w:tcW w:type="dxa" w:w="4729"/>
+            <w:shd w:val="clear" w:fill="0F2334"/>
+          </w:tcPr>
+          <w:p>
+            <w:r>
+              <w:rPr>
+                <w:rFonts w:ascii="Consolas" w:hAnsi="Consolas"/>
+                <w:b/>
+                <w:i w:val="0"/>
+                <w:color w:val="FFFFFF"/>
+                <w:sz w:val="17"/>
+              </w:rPr>
+              <w:t>npx tsc --noEmit</w:t>
+            </w:r>
+          </w:p>
+        </w:tc>
+        <w:tc>
+          <w:tcPr>
+            <w:tcW w:type="dxa" w:w="4729"/>
+            <w:shd w:val="clear" w:fill="F5F8FA"/>
+          </w:tcPr>
+          <w:p>
+            <w:r>
+              <w:rPr>
+                <w:b w:val="0"/>
+                <w:i/>
+                <w:color w:val="556670"/>
+                <w:sz w:val="17"/>
+              </w:rPr>
+              <w:t>exit 0</w:t>
+            </w:r>
+          </w:p>
+        </w:tc>
+      </w:tr>
+      <w:tr>
+        <w:tc>
+          <w:tcPr>
+            <w:tcW w:type="dxa" w:w="4729"/>
+            <w:shd w:val="clear" w:fill="0F2334"/>
+          </w:tcPr>
+          <w:p>
+            <w:r>
+              <w:rPr>
+                <w:rFonts w:ascii="Consolas" w:hAnsi="Consolas"/>
+                <w:b/>
+                <w:i w:val="0"/>
+                <w:color w:val="FFFFFF"/>
+                <w:sz w:val="17"/>
+              </w:rPr>
+              <w:t>npm run lint</w:t>
+            </w:r>
+          </w:p>
+        </w:tc>
+        <w:tc>
+          <w:tcPr>
+            <w:tcW w:type="dxa" w:w="4729"/>
+            <w:shd w:val="clear" w:fill="F5F8FA"/>
+          </w:tcPr>
+          <w:p>
+            <w:r>
+              <w:rPr>
+                <w:b w:val="0"/>
+                <w:i/>
+                <w:color w:val="556670"/>
+                <w:sz w:val="17"/>
+              </w:rPr>
+              <w:t>exit 0, 0 errors</w:t>
+            </w:r>
+          </w:p>
+        </w:tc>
+      </w:tr>
+      <w:tr>
+        <w:tc>
+          <w:tcPr>
+            <w:tcW w:type="dxa" w:w="4729"/>
+            <w:shd w:val="clear" w:fill="0F2334"/>
+          </w:tcPr>
+          <w:p>
+            <w:r>
+              <w:rPr>
+                <w:rFonts w:ascii="Consolas" w:hAnsi="Consolas"/>
+                <w:b/>
+                <w:i w:val="0"/>
+                <w:color w:val="FFFFFF"/>
+                <w:sz w:val="17"/>
+              </w:rPr>
+              <w:t>npm run build</w:t>
+            </w:r>
+          </w:p>
+        </w:tc>
+        <w:tc>
+          <w:tcPr>
+            <w:tcW w:type="dxa" w:w="4729"/>
+            <w:shd w:val="clear" w:fill="F5F8FA"/>
+          </w:tcPr>
+          <w:p>
+            <w:r>
+              <w:rPr>
+                <w:b w:val="0"/>
+                <w:i/>
+                <w:color w:val="556670"/>
+                <w:sz w:val="17"/>
+              </w:rPr>
+              <w:t>exit 0</w:t>
+            </w:r>
+          </w:p>
+        </w:tc>
+      </w:tr>
+      <w:tr>
+        <w:tc>
+          <w:tcPr>
+            <w:tcW w:type="dxa" w:w="4729"/>
+            <w:shd w:val="clear" w:fill="0F2334"/>
+          </w:tcPr>
+          <w:p>
+            <w:r>
+              <w:rPr>
+                <w:rFonts w:ascii="Consolas" w:hAnsi="Consolas"/>
+                <w:b/>
+                <w:i w:val="0"/>
+                <w:color w:val="FFFFFF"/>
+                <w:sz w:val="17"/>
+              </w:rPr>
+              <w:t>npm audit --audit-level=high</w:t>
+            </w:r>
+          </w:p>
+        </w:tc>
+        <w:tc>
+          <w:tcPr>
+            <w:tcW w:type="dxa" w:w="4729"/>
+            <w:shd w:val="clear" w:fill="F5F8FA"/>
+          </w:tcPr>
+          <w:p>
+            <w:r>
+              <w:rPr>
+                <w:b w:val="0"/>
+                <w:i/>
+                <w:color w:val="556670"/>
+                <w:sz w:val="17"/>
+              </w:rPr>
+              <w:t>0 vulnerabilities</w:t>
+            </w:r>
+          </w:p>
+        </w:tc>
+      </w:tr>
+    </w:tbl>
     <w:p>
       <w:pPr>
-        <w:spacing w:after="20"/>
-        <w:jc w:val="left"/>
+        <w:spacing w:after="40"/>
       </w:pPr>
-      <w:r>
-        <w:rPr>
-          <w:rFonts w:ascii="Consolas" w:hAnsi="Consolas"/>
-          <w:sz w:val="17"/>
-        </w:rPr>
-        <w:t>npx tsc --noEmit             # exit 0</w:t>
-      </w:r>
     </w:p>
-    <w:p>
-      <w:pPr>
-        <w:spacing w:after="20"/>
-        <w:jc w:val="left"/>
-      </w:pPr>
-      <w:r>
-        <w:rPr>
-          <w:rFonts w:ascii="Consolas" w:hAnsi="Consolas"/>
-          <w:sz w:val="17"/>
-        </w:rPr>
-        <w:t>npm run lint                 # exit 0, 0 errors</w:t>
-      </w:r>
-    </w:p>
-    <w:p>
-      <w:pPr>
-        <w:spacing w:after="20"/>
-        <w:jc w:val="left"/>
-      </w:pPr>
-      <w:r>
-        <w:rPr>
-          <w:rFonts w:ascii="Consolas" w:hAnsi="Consolas"/>
-          <w:sz w:val="17"/>
-        </w:rPr>
-        <w:t>npm run build                # exit 0</w:t>
-      </w:r>
-    </w:p>
-    <w:p>
-      <w:pPr>
-        <w:spacing w:after="20"/>
-        <w:jc w:val="left"/>
-      </w:pPr>
-      <w:r>
-        <w:rPr>
-          <w:rFonts w:ascii="Consolas" w:hAnsi="Consolas"/>
-          <w:sz w:val="17"/>
-        </w:rPr>
-        <w:t>npm audit --audit-level=high # 0 vulnerabilities</w:t>
-      </w:r>
-    </w:p>
-    <w:p>
-      <w:pPr>
-        <w:spacing w:after="120" w:line="288" w:lineRule="auto"/>
-      </w:pPr>
-      <w:r>
-        <w:rPr>
-          <w:i/>
-          <w:sz w:val="17"/>
-        </w:rPr>
-        <w:t>The browser measurements quoted above were produced by a throwaway Puppeteer harness, not committed to the repository: committing it would add an undeclared puppeteer-core dependency for a report artefact. It measured first paint, per-section geometry, heading structure, contrast per pixel, target sizes, link reachability, console and CSP errors across all locales and widths.</w:t>
-      </w:r>
-    </w:p>
+    <w:tbl>
+      <w:tblPr>
+        <w:tblW w:type="auto" w:w="0"/>
+        <w:jc w:val="center"/>
+        <w:tblLayout w:type="fixed"/>
+        <w:tblLook w:firstColumn="1" w:firstRow="1" w:lastColumn="0" w:lastRow="0" w:noHBand="0" w:noVBand="1" w:val="04A0"/>
+        <w:tblBorders>
+          <w:top w:val="none" w:sz="0" w:space="0"/>
+          <w:left w:val="none" w:sz="0" w:space="0"/>
+          <w:bottom w:val="none" w:sz="0" w:space="0"/>
+          <w:right w:val="none" w:sz="0" w:space="0"/>
+          <w:insideH w:val="none" w:sz="0" w:space="0"/>
+          <w:insideV w:val="none" w:sz="0" w:space="0"/>
+        </w:tblBorders>
+      </w:tblPr>
+      <w:tblGrid>
+        <w:gridCol w:w="9458"/>
+      </w:tblGrid>
+      <w:tr>
+        <w:tc>
+          <w:tcPr>
+            <w:tcW w:type="dxa" w:w="9936"/>
+            <w:shd w:val="clear" w:fill="ECF5F9"/>
+            <w:tcMar>
+              <w:top w:w="90" w:type="dxa"/>
+              <w:start w:w="130" w:type="dxa"/>
+              <w:bottom w:w="90" w:type="dxa"/>
+              <w:end w:w="130" w:type="dxa"/>
+            </w:tcMar>
+          </w:tcPr>
+          <w:p>
+            <w:pPr>
+              <w:spacing w:after="0"/>
+              <w:pBdr>
+                <w:left w:val="single" w:sz="18" w:space="6" w:color="2C7A9E"/>
+              </w:pBdr>
+            </w:pPr>
+            <w:r>
+              <w:rPr>
+                <w:b w:val="0"/>
+                <w:i/>
+                <w:color w:val="232B33"/>
+                <w:sz w:val="17"/>
+              </w:rPr>
+              <w:t>The browser measurements quoted above were produced by a throwaway Puppeteer harness, not committed to the repository: committing it would add an undeclared puppeteer-core dependency for a report artefact. It measured first paint, per-section geometry, heading structure, contrast per pixel, target sizes, link reachability, console and CSP errors across all locales and widths.</w:t>
+            </w:r>
+          </w:p>
+        </w:tc>
+      </w:tr>
+    </w:tbl>
     <w:sectPr>
-      <w:pgSz w:w="12240" w:h="15840"/>
-      <w:pgMar w:top="1008" w:right="1080" w:bottom="1008" w:left="1080" w:header="720" w:footer="720" w:gutter="0"/>
+      <w:headerReference w:type="first" r:id="rId9"/>
+      <w:footerReference w:type="first" r:id="rId10"/>
+      <w:headerReference w:type="default" r:id="rId12"/>
+      <w:footerReference w:type="default" r:id="rId13"/>
+      <w:pgSz w:w="11906" w:h="16838"/>
+      <w:pgMar w:top="864" w:right="1224" w:bottom="936" w:left="1224" w:header="576" w:footer="576" w:gutter="0"/>
       <w:cols w:space="720"/>
+      <w:titlePg/>
       <w:docGrid w:linePitch="360"/>
+      <w:pgNumType w:start="0"/>
     </w:sectPr>
   </w:body>
 </w:document>
+</file>
+
+<file path=word/footer1.xml><?xml version="1.0" encoding="utf-8"?>
+<w:ftr xmlns:m="http://schemas.openxmlformats.org/officeDocument/2006/math" xmlns:mc="http://schemas.openxmlformats.org/markup-compatibility/2006" xmlns:mo="http://schemas.microsoft.com/office/mac/office/2008/main" xmlns:mv="urn:schemas-microsoft-com:mac:vml" xmlns:o="urn:schemas-microsoft-com:office:office" xmlns:r="http://schemas.openxmlformats.org/officeDocument/2006/relationships" xmlns:v="urn:schemas-microsoft-com:vml" xmlns:w10="urn:schemas-microsoft-com:office:word" xmlns:w14="http://schemas.microsoft.com/office/word/2010/wordml" xmlns:w="http://schemas.openxmlformats.org/wordprocessingml/2006/main" xmlns:wne="http://schemas.microsoft.com/office/word/2006/wordml" xmlns:wp14="http://schemas.microsoft.com/office/word/2010/wordprocessingDrawing" xmlns:wp="http://schemas.openxmlformats.org/drawingml/2006/wordprocessingDrawing" xmlns:wpc="http://schemas.microsoft.com/office/word/2010/wordprocessingCanvas" xmlns:wpg="http://schemas.microsoft.com/office/word/2010/wordprocessingGroup" xmlns:wpi="http://schemas.microsoft.com/office/word/2010/wordprocessingInk" xmlns:wps="http://schemas.microsoft.com/office/word/2010/wordprocessingShape" mc:Ignorable="w14 wp14">
+  <w:p>
+    <w:pPr>
+      <w:pStyle w:val="Footer"/>
+    </w:pPr>
+    <w:r/>
+  </w:p>
+</w:ftr>
+</file>
+
+<file path=word/footer2.xml><?xml version="1.0" encoding="utf-8"?>
+<w:ftr xmlns:m="http://schemas.openxmlformats.org/officeDocument/2006/math" xmlns:mc="http://schemas.openxmlformats.org/markup-compatibility/2006" xmlns:mo="http://schemas.microsoft.com/office/mac/office/2008/main" xmlns:mv="urn:schemas-microsoft-com:mac:vml" xmlns:o="urn:schemas-microsoft-com:office:office" xmlns:r="http://schemas.openxmlformats.org/officeDocument/2006/relationships" xmlns:v="urn:schemas-microsoft-com:vml" xmlns:w10="urn:schemas-microsoft-com:office:word" xmlns:w14="http://schemas.microsoft.com/office/word/2010/wordml" xmlns:w="http://schemas.openxmlformats.org/wordprocessingml/2006/main" xmlns:wne="http://schemas.microsoft.com/office/word/2006/wordml" xmlns:wp14="http://schemas.microsoft.com/office/word/2010/wordprocessingDrawing" xmlns:wp="http://schemas.openxmlformats.org/drawingml/2006/wordprocessingDrawing" xmlns:wpc="http://schemas.microsoft.com/office/word/2010/wordprocessingCanvas" xmlns:wpg="http://schemas.microsoft.com/office/word/2010/wordprocessingGroup" xmlns:wpi="http://schemas.microsoft.com/office/word/2010/wordprocessingInk" xmlns:wps="http://schemas.microsoft.com/office/word/2010/wordprocessingShape" mc:Ignorable="w14 wp14">
+  <w:p>
+    <w:pPr>
+      <w:pStyle w:val="Footer"/>
+      <w:tabs>
+        <w:tab w:pos="9072" w:val="right"/>
+      </w:tabs>
+      <w:spacing w:before="40"/>
+    </w:pPr>
+    <w:r>
+      <w:rPr>
+        <w:b w:val="0"/>
+        <w:i w:val="0"/>
+        <w:color w:val="556670"/>
+        <w:sz w:val="16"/>
+      </w:rPr>
+      <w:t>Production audit &amp; verification</w:t>
+    </w:r>
+    <w:r>
+      <w:rPr>
+        <w:b w:val="0"/>
+        <w:i w:val="0"/>
+        <w:color w:val="556670"/>
+        <w:sz w:val="16"/>
+      </w:rPr>
+      <w:tab/>
+    </w:r>
+    <w:r>
+      <w:rPr>
+        <w:b w:val="0"/>
+        <w:i w:val="0"/>
+        <w:color w:val="556670"/>
+        <w:sz w:val="16"/>
+      </w:rPr>
+    </w:r>
+  </w:p>
+  <w:p>
+    <w:pPr>
+      <w:spacing w:after="0"/>
+      <w:jc w:val="center"/>
+      <w:pBdr>
+        <w:top w:val="single" w:sz="6" w:space="2" w:color="C9D6DE"/>
+      </w:pBdr>
+    </w:pPr>
+    <w:r>
+      <w:rPr>
+        <w:b w:val="0"/>
+        <w:i w:val="0"/>
+        <w:color w:val="556670"/>
+        <w:sz w:val="16"/>
+      </w:rPr>
+      <w:t xml:space="preserve">·  </w:t>
+    </w:r>
+    <w:r>
+      <w:rPr>
+        <w:sz w:val="16"/>
+      </w:rPr>
+      <w:fldChar w:fldCharType="begin"/>
+      <w:instrText xml:space="preserve"> PAGE </w:instrText>
+      <w:fldChar w:fldCharType="end"/>
+    </w:r>
+    <w:r>
+      <w:rPr>
+        <w:b w:val="0"/>
+        <w:i w:val="0"/>
+        <w:color w:val="556670"/>
+        <w:sz w:val="16"/>
+      </w:rPr>
+      <w:t xml:space="preserve">  ·</w:t>
+    </w:r>
+  </w:p>
+</w:ftr>
+</file>
+
+<file path=word/header1.xml><?xml version="1.0" encoding="utf-8"?>
+<w:hdr xmlns:m="http://schemas.openxmlformats.org/officeDocument/2006/math" xmlns:mc="http://schemas.openxmlformats.org/markup-compatibility/2006" xmlns:mo="http://schemas.microsoft.com/office/mac/office/2008/main" xmlns:mv="urn:schemas-microsoft-com:mac:vml" xmlns:o="urn:schemas-microsoft-com:office:office" xmlns:r="http://schemas.openxmlformats.org/officeDocument/2006/relationships" xmlns:v="urn:schemas-microsoft-com:vml" xmlns:w10="urn:schemas-microsoft-com:office:word" xmlns:w14="http://schemas.microsoft.com/office/word/2010/wordml" xmlns:w="http://schemas.openxmlformats.org/wordprocessingml/2006/main" xmlns:wne="http://schemas.microsoft.com/office/word/2006/wordml" xmlns:wp14="http://schemas.microsoft.com/office/word/2010/wordprocessingDrawing" xmlns:wp="http://schemas.openxmlformats.org/drawingml/2006/wordprocessingDrawing" xmlns:wpc="http://schemas.microsoft.com/office/word/2010/wordprocessingCanvas" xmlns:wpg="http://schemas.microsoft.com/office/word/2010/wordprocessingGroup" xmlns:wpi="http://schemas.microsoft.com/office/word/2010/wordprocessingInk" xmlns:wps="http://schemas.microsoft.com/office/word/2010/wordprocessingShape" mc:Ignorable="w14 wp14">
+  <w:p>
+    <w:pPr>
+      <w:pStyle w:val="Header"/>
+    </w:pPr>
+    <w:r/>
+  </w:p>
+</w:hdr>
+</file>
+
+<file path=word/header2.xml><?xml version="1.0" encoding="utf-8"?>
+<w:hdr xmlns:m="http://schemas.openxmlformats.org/officeDocument/2006/math" xmlns:mc="http://schemas.openxmlformats.org/markup-compatibility/2006" xmlns:mo="http://schemas.microsoft.com/office/mac/office/2008/main" xmlns:mv="urn:schemas-microsoft-com:mac:vml" xmlns:o="urn:schemas-microsoft-com:office:office" xmlns:r="http://schemas.openxmlformats.org/officeDocument/2006/relationships" xmlns:v="urn:schemas-microsoft-com:vml" xmlns:w10="urn:schemas-microsoft-com:office:word" xmlns:w14="http://schemas.microsoft.com/office/word/2010/wordml" xmlns:w="http://schemas.openxmlformats.org/wordprocessingml/2006/main" xmlns:wne="http://schemas.microsoft.com/office/word/2006/wordml" xmlns:wp14="http://schemas.microsoft.com/office/word/2010/wordprocessingDrawing" xmlns:wp="http://schemas.openxmlformats.org/drawingml/2006/wordprocessingDrawing" xmlns:wpc="http://schemas.microsoft.com/office/word/2010/wordprocessingCanvas" xmlns:wpg="http://schemas.microsoft.com/office/word/2010/wordprocessingGroup" xmlns:wpi="http://schemas.microsoft.com/office/word/2010/wordprocessingInk" xmlns:wps="http://schemas.microsoft.com/office/word/2010/wordprocessingShape" mc:Ignorable="w14 wp14">
+  <w:p>
+    <w:pPr>
+      <w:pStyle w:val="Header"/>
+      <w:jc w:val="left"/>
+      <w:pBdr>
+        <w:bottom w:val="single" w:sz="6" w:space="2" w:color="C9D6DE"/>
+      </w:pBdr>
+    </w:pPr>
+    <w:r>
+      <w:rPr>
+        <w:b w:val="0"/>
+        <w:i/>
+        <w:color w:val="556670"/>
+        <w:sz w:val="16"/>
+      </w:rPr>
+      <w:t>Production audit &amp; verification — 2026</w:t>
+    </w:r>
+  </w:p>
+</w:hdr>
 </file>
 
 <file path=word/numbering.xml><?xml version="1.0" encoding="utf-8"?>
